--- a/docs/comite-2/Documento_V2_FusaRoute.docx
+++ b/docs/comite-2/Documento_V2_FusaRoute.docx
@@ -468,7 +468,1062 @@
           <w:b w:val="0"/>
           <w:i w:val="0"/>
         </w:rPr>
-        <w:t>Este documento no parte de un Documento V1 con la estructura de nueve secciones: en el repositorio de la asignatura solo existe la estructura que pide el docente (Entregable Documento V1) y la Actividad 3 en su versión 3. Este V2 toma como base esa Actividad 3 y todos los cambios aprobados desde entonces, y los reorganiza en la estructura completa del docente. Cada cambio queda registrado con su razón, porque ante el comité cambiar de decisión con argumentos suma y cambiar sin registrar el porqué resta.</w:t>
+        <w:t>Este V2 corrige y amplía el Documento V1 entregado el 16 de septiembre de 2026, con la misma estructura del docente. Desde esa fecha se aprobó el backlog completo (15 historias y 7 requisitos no funcionales), se decidió el despliegue real y se implementó el primer incremento, por lo que varias afirmaciones del V1 dejaron de ser ciertas. Cada cambio queda registrado con su razón, porque ante el comité cambiar de decisión con argumentos suma y cambiar sin registrar el porqué resta.</w:t>
+      </w:r>
+    </w:p>
+    <w:p>
+      <w:pPr>
+        <w:pStyle w:val="Heading3"/>
+      </w:pPr>
+      <w:r>
+        <w:t>De qué cambió el V1 al V2</w:t>
+      </w:r>
+    </w:p>
+    <w:tbl>
+      <w:tblPr>
+        <w:tblStyle w:val="TableGrid"/>
+        <w:tblW w:type="auto" w:w="0"/>
+        <w:jc w:val="center"/>
+        <w:tblLayout w:type="fixed"/>
+        <w:tblLook w:firstColumn="1" w:firstRow="1" w:lastColumn="0" w:lastRow="0" w:noHBand="0" w:noVBand="1" w:val="04A0"/>
+      </w:tblPr>
+      <w:tblGrid>
+        <w:gridCol w:w="1474"/>
+        <w:gridCol w:w="2154"/>
+        <w:gridCol w:w="2721"/>
+        <w:gridCol w:w="3572"/>
+      </w:tblGrid>
+      <w:tr>
+        <w:trPr>
+          <w:cantSplit w:val="true"/>
+          <w:tblHeader w:val="true"/>
+        </w:trPr>
+        <w:tc>
+          <w:tcPr>
+            <w:tcW w:type="dxa" w:w="1474"/>
+            <w:shd w:val="clear" w:color="auto" w:fill="D9E2F3"/>
+          </w:tcPr>
+          <w:p>
+            <w:r/>
+            <w:r>
+              <w:rPr>
+                <w:b/>
+                <w:sz w:val="17"/>
+              </w:rPr>
+              <w:t>Tema</w:t>
+            </w:r>
+          </w:p>
+        </w:tc>
+        <w:tc>
+          <w:tcPr>
+            <w:tcW w:type="dxa" w:w="2154"/>
+            <w:shd w:val="clear" w:color="auto" w:fill="D9E2F3"/>
+          </w:tcPr>
+          <w:p>
+            <w:r/>
+            <w:r>
+              <w:rPr>
+                <w:b/>
+                <w:sz w:val="17"/>
+              </w:rPr>
+              <w:t>Documento V1 (16/09)</w:t>
+            </w:r>
+          </w:p>
+        </w:tc>
+        <w:tc>
+          <w:tcPr>
+            <w:tcW w:type="dxa" w:w="2721"/>
+            <w:shd w:val="clear" w:color="auto" w:fill="D9E2F3"/>
+          </w:tcPr>
+          <w:p>
+            <w:r/>
+            <w:r>
+              <w:rPr>
+                <w:b/>
+                <w:sz w:val="17"/>
+              </w:rPr>
+              <w:t>Documento V2 (28/09)</w:t>
+            </w:r>
+          </w:p>
+        </w:tc>
+        <w:tc>
+          <w:tcPr>
+            <w:tcW w:type="dxa" w:w="3572"/>
+            <w:shd w:val="clear" w:color="auto" w:fill="D9E2F3"/>
+          </w:tcPr>
+          <w:p>
+            <w:r/>
+            <w:r>
+              <w:rPr>
+                <w:b/>
+                <w:sz w:val="17"/>
+              </w:rPr>
+              <w:t>Razón</w:t>
+            </w:r>
+          </w:p>
+        </w:tc>
+      </w:tr>
+      <w:tr>
+        <w:trPr>
+          <w:cantSplit w:val="true"/>
+        </w:trPr>
+        <w:tc>
+          <w:tcPr>
+            <w:tcW w:type="dxa" w:w="1474"/>
+          </w:tcPr>
+          <w:p>
+            <w:pPr>
+              <w:spacing w:after="40"/>
+            </w:pPr>
+            <w:r/>
+            <w:r>
+              <w:rPr>
+                <w:sz w:val="17"/>
+              </w:rPr>
+              <w:t>Sprints</w:t>
+            </w:r>
+          </w:p>
+        </w:tc>
+        <w:tc>
+          <w:tcPr>
+            <w:tcW w:type="dxa" w:w="2154"/>
+          </w:tcPr>
+          <w:p>
+            <w:pPr>
+              <w:spacing w:after="40"/>
+            </w:pPr>
+            <w:r/>
+            <w:r>
+              <w:rPr>
+                <w:sz w:val="17"/>
+              </w:rPr>
+              <w:t>2 semanas</w:t>
+            </w:r>
+          </w:p>
+        </w:tc>
+        <w:tc>
+          <w:tcPr>
+            <w:tcW w:type="dxa" w:w="2721"/>
+          </w:tcPr>
+          <w:p>
+            <w:pPr>
+              <w:spacing w:after="40"/>
+            </w:pPr>
+            <w:r/>
+            <w:r>
+              <w:rPr>
+                <w:sz w:val="17"/>
+              </w:rPr>
+              <w:t>1 semana, de martes a lunes</w:t>
+            </w:r>
+          </w:p>
+        </w:tc>
+        <w:tc>
+          <w:tcPr>
+            <w:tcW w:type="dxa" w:w="3572"/>
+          </w:tcPr>
+          <w:p>
+            <w:pPr>
+              <w:spacing w:after="40"/>
+            </w:pPr>
+            <w:r/>
+            <w:r>
+              <w:rPr>
+                <w:sz w:val="17"/>
+              </w:rPr>
+              <w:t>Que a cada sustentación quincenal lleguen dos sprints cerrados con su informe.</w:t>
+            </w:r>
+          </w:p>
+        </w:tc>
+      </w:tr>
+      <w:tr>
+        <w:trPr>
+          <w:cantSplit w:val="true"/>
+        </w:trPr>
+        <w:tc>
+          <w:tcPr>
+            <w:tcW w:type="dxa" w:w="1474"/>
+          </w:tcPr>
+          <w:p>
+            <w:pPr>
+              <w:spacing w:after="40"/>
+            </w:pPr>
+            <w:r/>
+            <w:r>
+              <w:rPr>
+                <w:sz w:val="17"/>
+              </w:rPr>
+              <w:t>Daily Scrum</w:t>
+            </w:r>
+          </w:p>
+        </w:tc>
+        <w:tc>
+          <w:tcPr>
+            <w:tcW w:type="dxa" w:w="2154"/>
+          </w:tcPr>
+          <w:p>
+            <w:pPr>
+              <w:spacing w:after="40"/>
+            </w:pPr>
+            <w:r/>
+            <w:r>
+              <w:rPr>
+                <w:sz w:val="17"/>
+              </w:rPr>
+              <w:t>Daily Scrums cortos</w:t>
+            </w:r>
+          </w:p>
+        </w:tc>
+        <w:tc>
+          <w:tcPr>
+            <w:tcW w:type="dxa" w:w="2721"/>
+          </w:tcPr>
+          <w:p>
+            <w:pPr>
+              <w:spacing w:after="40"/>
+            </w:pPr>
+            <w:r/>
+            <w:r>
+              <w:rPr>
+                <w:sz w:val="17"/>
+              </w:rPr>
+              <w:t>Check-in escrito (ayer / hoy / bloqueos)</w:t>
+            </w:r>
+          </w:p>
+        </w:tc>
+        <w:tc>
+          <w:tcPr>
+            <w:tcW w:type="dxa" w:w="3572"/>
+          </w:tcPr>
+          <w:p>
+            <w:pPr>
+              <w:spacing w:after="40"/>
+            </w:pPr>
+            <w:r/>
+            <w:r>
+              <w:rPr>
+                <w:sz w:val="17"/>
+              </w:rPr>
+              <w:t>Dos personas con tres clases semanales en común no sostienen una reunión diaria.</w:t>
+            </w:r>
+          </w:p>
+        </w:tc>
+      </w:tr>
+      <w:tr>
+        <w:trPr>
+          <w:cantSplit w:val="true"/>
+        </w:trPr>
+        <w:tc>
+          <w:tcPr>
+            <w:tcW w:type="dxa" w:w="1474"/>
+          </w:tcPr>
+          <w:p>
+            <w:pPr>
+              <w:spacing w:after="40"/>
+            </w:pPr>
+            <w:r/>
+            <w:r>
+              <w:rPr>
+                <w:sz w:val="17"/>
+              </w:rPr>
+              <w:t>Backlog</w:t>
+            </w:r>
+          </w:p>
+        </w:tc>
+        <w:tc>
+          <w:tcPr>
+            <w:tcW w:type="dxa" w:w="2154"/>
+          </w:tcPr>
+          <w:p>
+            <w:pPr>
+              <w:spacing w:after="40"/>
+            </w:pPr>
+            <w:r/>
+            <w:r>
+              <w:rPr>
+                <w:sz w:val="17"/>
+              </w:rPr>
+              <w:t>GitHub Projects</w:t>
+            </w:r>
+          </w:p>
+        </w:tc>
+        <w:tc>
+          <w:tcPr>
+            <w:tcW w:type="dxa" w:w="2721"/>
+          </w:tcPr>
+          <w:p>
+            <w:pPr>
+              <w:spacing w:after="40"/>
+            </w:pPr>
+            <w:r/>
+            <w:r>
+              <w:rPr>
+                <w:sz w:val="17"/>
+              </w:rPr>
+              <w:t>Jira, proyecto SCRUM</w:t>
+            </w:r>
+          </w:p>
+        </w:tc>
+        <w:tc>
+          <w:tcPr>
+            <w:tcW w:type="dxa" w:w="3572"/>
+          </w:tcPr>
+          <w:p>
+            <w:pPr>
+              <w:spacing w:after="40"/>
+            </w:pPr>
+            <w:r/>
+            <w:r>
+              <w:rPr>
+                <w:sz w:val="17"/>
+              </w:rPr>
+              <w:t>Trazabilidad rama–commit–PR por la key SCRUM-N.</w:t>
+            </w:r>
+          </w:p>
+        </w:tc>
+      </w:tr>
+      <w:tr>
+        <w:trPr>
+          <w:cantSplit w:val="true"/>
+        </w:trPr>
+        <w:tc>
+          <w:tcPr>
+            <w:tcW w:type="dxa" w:w="1474"/>
+          </w:tcPr>
+          <w:p>
+            <w:pPr>
+              <w:spacing w:after="40"/>
+            </w:pPr>
+            <w:r/>
+            <w:r>
+              <w:rPr>
+                <w:sz w:val="17"/>
+              </w:rPr>
+              <w:t>Usuarios</w:t>
+            </w:r>
+          </w:p>
+        </w:tc>
+        <w:tc>
+          <w:tcPr>
+            <w:tcW w:type="dxa" w:w="2154"/>
+          </w:tcPr>
+          <w:p>
+            <w:pPr>
+              <w:spacing w:after="40"/>
+            </w:pPr>
+            <w:r/>
+            <w:r>
+              <w:rPr>
+                <w:sz w:val="17"/>
+              </w:rPr>
+              <w:t>2 (usuario y administrador)</w:t>
+            </w:r>
+          </w:p>
+        </w:tc>
+        <w:tc>
+          <w:tcPr>
+            <w:tcW w:type="dxa" w:w="2721"/>
+          </w:tcPr>
+          <w:p>
+            <w:pPr>
+              <w:spacing w:after="40"/>
+            </w:pPr>
+            <w:r/>
+            <w:r>
+              <w:rPr>
+                <w:sz w:val="17"/>
+              </w:rPr>
+              <w:t>3: se agrega el Visitante sin cuenta</w:t>
+            </w:r>
+          </w:p>
+        </w:tc>
+        <w:tc>
+          <w:tcPr>
+            <w:tcW w:type="dxa" w:w="3572"/>
+          </w:tcPr>
+          <w:p>
+            <w:pPr>
+              <w:spacing w:after="40"/>
+            </w:pPr>
+            <w:r/>
+            <w:r>
+              <w:rPr>
+                <w:sz w:val="17"/>
+              </w:rPr>
+              <w:t>El catálogo público de rutas (RF-15) no exige sesión.</w:t>
+            </w:r>
+          </w:p>
+        </w:tc>
+      </w:tr>
+      <w:tr>
+        <w:trPr>
+          <w:cantSplit w:val="true"/>
+        </w:trPr>
+        <w:tc>
+          <w:tcPr>
+            <w:tcW w:type="dxa" w:w="1474"/>
+          </w:tcPr>
+          <w:p>
+            <w:pPr>
+              <w:spacing w:after="40"/>
+            </w:pPr>
+            <w:r/>
+            <w:r>
+              <w:rPr>
+                <w:sz w:val="17"/>
+              </w:rPr>
+              <w:t>Requerimientos funcionales</w:t>
+            </w:r>
+          </w:p>
+        </w:tc>
+        <w:tc>
+          <w:tcPr>
+            <w:tcW w:type="dxa" w:w="2154"/>
+          </w:tcPr>
+          <w:p>
+            <w:pPr>
+              <w:spacing w:after="40"/>
+            </w:pPr>
+            <w:r/>
+            <w:r>
+              <w:rPr>
+                <w:sz w:val="17"/>
+              </w:rPr>
+              <w:t>10 (RF1 a RF10)</w:t>
+            </w:r>
+          </w:p>
+        </w:tc>
+        <w:tc>
+          <w:tcPr>
+            <w:tcW w:type="dxa" w:w="2721"/>
+          </w:tcPr>
+          <w:p>
+            <w:pPr>
+              <w:spacing w:after="40"/>
+            </w:pPr>
+            <w:r/>
+            <w:r>
+              <w:rPr>
+                <w:sz w:val="17"/>
+              </w:rPr>
+              <w:t>15 (RF-01 a RF-15)</w:t>
+            </w:r>
+          </w:p>
+        </w:tc>
+        <w:tc>
+          <w:tcPr>
+            <w:tcW w:type="dxa" w:w="3572"/>
+          </w:tcPr>
+          <w:p>
+            <w:pPr>
+              <w:spacing w:after="40"/>
+            </w:pPr>
+            <w:r/>
+            <w:r>
+              <w:rPr>
+                <w:sz w:val="17"/>
+              </w:rPr>
+              <w:t>Backlog aprobado el 15/09. Ver rutas y Buscar ruta pasan a RF-15 y RF-04; agregar, editar y eliminar rutas se unifican en RF-11; nuevos RF-05 a RF-10, RF-12 a RF-14. El filtro por categoría no forma parte del backlog aprobado.</w:t>
+            </w:r>
+          </w:p>
+        </w:tc>
+      </w:tr>
+      <w:tr>
+        <w:trPr>
+          <w:cantSplit w:val="true"/>
+        </w:trPr>
+        <w:tc>
+          <w:tcPr>
+            <w:tcW w:type="dxa" w:w="1474"/>
+          </w:tcPr>
+          <w:p>
+            <w:pPr>
+              <w:spacing w:after="40"/>
+            </w:pPr>
+            <w:r/>
+            <w:r>
+              <w:rPr>
+                <w:sz w:val="17"/>
+              </w:rPr>
+              <w:t>Prioridades</w:t>
+            </w:r>
+          </w:p>
+        </w:tc>
+        <w:tc>
+          <w:tcPr>
+            <w:tcW w:type="dxa" w:w="2154"/>
+          </w:tcPr>
+          <w:p>
+            <w:pPr>
+              <w:spacing w:after="40"/>
+            </w:pPr>
+            <w:r/>
+            <w:r>
+              <w:rPr>
+                <w:sz w:val="17"/>
+              </w:rPr>
+              <w:t>Registro Media; Perfil y Filtros Baja</w:t>
+            </w:r>
+          </w:p>
+        </w:tc>
+        <w:tc>
+          <w:tcPr>
+            <w:tcW w:type="dxa" w:w="2721"/>
+          </w:tcPr>
+          <w:p>
+            <w:pPr>
+              <w:spacing w:after="40"/>
+            </w:pPr>
+            <w:r/>
+            <w:r>
+              <w:rPr>
+                <w:sz w:val="17"/>
+              </w:rPr>
+              <w:t>Registro Alta; Perfil Media; ninguno Baja</w:t>
+            </w:r>
+          </w:p>
+        </w:tc>
+        <w:tc>
+          <w:tcPr>
+            <w:tcW w:type="dxa" w:w="3572"/>
+          </w:tcPr>
+          <w:p>
+            <w:pPr>
+              <w:spacing w:after="40"/>
+            </w:pPr>
+            <w:r/>
+            <w:r>
+              <w:rPr>
+                <w:sz w:val="17"/>
+              </w:rPr>
+              <w:t>Lo de baja prioridad se sacó del alcance.</w:t>
+            </w:r>
+          </w:p>
+        </w:tc>
+      </w:tr>
+      <w:tr>
+        <w:trPr>
+          <w:cantSplit w:val="true"/>
+        </w:trPr>
+        <w:tc>
+          <w:tcPr>
+            <w:tcW w:type="dxa" w:w="1474"/>
+          </w:tcPr>
+          <w:p>
+            <w:pPr>
+              <w:spacing w:after="40"/>
+            </w:pPr>
+            <w:r/>
+            <w:r>
+              <w:rPr>
+                <w:sz w:val="17"/>
+              </w:rPr>
+              <w:t>Rendimiento</w:t>
+            </w:r>
+          </w:p>
+        </w:tc>
+        <w:tc>
+          <w:tcPr>
+            <w:tcW w:type="dxa" w:w="2154"/>
+          </w:tcPr>
+          <w:p>
+            <w:pPr>
+              <w:spacing w:after="40"/>
+            </w:pPr>
+            <w:r/>
+            <w:r>
+              <w:rPr>
+                <w:sz w:val="17"/>
+              </w:rPr>
+              <w:t>Mapa en menos de 3 s</w:t>
+            </w:r>
+          </w:p>
+        </w:tc>
+        <w:tc>
+          <w:tcPr>
+            <w:tcW w:type="dxa" w:w="2721"/>
+          </w:tcPr>
+          <w:p>
+            <w:pPr>
+              <w:spacing w:after="40"/>
+            </w:pPr>
+            <w:r/>
+            <w:r>
+              <w:rPr>
+                <w:sz w:val="17"/>
+              </w:rPr>
+              <w:t>p95 &lt; 8 s extremo a extremo y LCP &lt; 2,5 s</w:t>
+            </w:r>
+          </w:p>
+        </w:tc>
+        <w:tc>
+          <w:tcPr>
+            <w:tcW w:type="dxa" w:w="3572"/>
+          </w:tcPr>
+          <w:p>
+            <w:pPr>
+              <w:spacing w:after="40"/>
+            </w:pPr>
+            <w:r/>
+            <w:r>
+              <w:rPr>
+                <w:sz w:val="17"/>
+              </w:rPr>
+              <w:t>El cálculo de ruta depende de Google Maps; 3 s no era medible ni realista.</w:t>
+            </w:r>
+          </w:p>
+        </w:tc>
+      </w:tr>
+      <w:tr>
+        <w:trPr>
+          <w:cantSplit w:val="true"/>
+        </w:trPr>
+        <w:tc>
+          <w:tcPr>
+            <w:tcW w:type="dxa" w:w="1474"/>
+          </w:tcPr>
+          <w:p>
+            <w:pPr>
+              <w:spacing w:after="40"/>
+            </w:pPr>
+            <w:r/>
+            <w:r>
+              <w:rPr>
+                <w:sz w:val="17"/>
+              </w:rPr>
+              <w:t>Disponibilidad</w:t>
+            </w:r>
+          </w:p>
+        </w:tc>
+        <w:tc>
+          <w:tcPr>
+            <w:tcW w:type="dxa" w:w="2154"/>
+          </w:tcPr>
+          <w:p>
+            <w:pPr>
+              <w:spacing w:after="40"/>
+            </w:pPr>
+            <w:r/>
+            <w:r>
+              <w:rPr>
+                <w:sz w:val="17"/>
+              </w:rPr>
+              <w:t>99 % del tiempo</w:t>
+            </w:r>
+          </w:p>
+        </w:tc>
+        <w:tc>
+          <w:tcPr>
+            <w:tcW w:type="dxa" w:w="2721"/>
+          </w:tcPr>
+          <w:p>
+            <w:pPr>
+              <w:spacing w:after="40"/>
+            </w:pPr>
+            <w:r/>
+            <w:r>
+              <w:rPr>
+                <w:sz w:val="17"/>
+              </w:rPr>
+              <w:t>95 % de los latidos en horario hábil, con cold start</w:t>
+            </w:r>
+          </w:p>
+        </w:tc>
+        <w:tc>
+          <w:tcPr>
+            <w:tcW w:type="dxa" w:w="3572"/>
+          </w:tcPr>
+          <w:p>
+            <w:pPr>
+              <w:spacing w:after="40"/>
+            </w:pPr>
+            <w:r/>
+            <w:r>
+              <w:rPr>
+                <w:sz w:val="17"/>
+              </w:rPr>
+              <w:t>El tier gratis de Render se duerme a los 15 minutos; 99 % no se puede sostener.</w:t>
+            </w:r>
+          </w:p>
+        </w:tc>
+      </w:tr>
+      <w:tr>
+        <w:trPr>
+          <w:cantSplit w:val="true"/>
+        </w:trPr>
+        <w:tc>
+          <w:tcPr>
+            <w:tcW w:type="dxa" w:w="1474"/>
+          </w:tcPr>
+          <w:p>
+            <w:pPr>
+              <w:spacing w:after="40"/>
+            </w:pPr>
+            <w:r/>
+            <w:r>
+              <w:rPr>
+                <w:sz w:val="17"/>
+              </w:rPr>
+              <w:t>Escalabilidad</w:t>
+            </w:r>
+          </w:p>
+        </w:tc>
+        <w:tc>
+          <w:tcPr>
+            <w:tcW w:type="dxa" w:w="2154"/>
+          </w:tcPr>
+          <w:p>
+            <w:pPr>
+              <w:spacing w:after="40"/>
+            </w:pPr>
+            <w:r/>
+            <w:r>
+              <w:rPr>
+                <w:sz w:val="17"/>
+              </w:rPr>
+              <w:t>RNF de escalabilidad con pruebas de estrés</w:t>
+            </w:r>
+          </w:p>
+        </w:tc>
+        <w:tc>
+          <w:tcPr>
+            <w:tcW w:type="dxa" w:w="2721"/>
+          </w:tcPr>
+          <w:p>
+            <w:pPr>
+              <w:spacing w:after="40"/>
+            </w:pPr>
+            <w:r/>
+            <w:r>
+              <w:rPr>
+                <w:sz w:val="17"/>
+              </w:rPr>
+              <w:t>No figura entre los 7 RNF aprobados</w:t>
+            </w:r>
+          </w:p>
+        </w:tc>
+        <w:tc>
+          <w:tcPr>
+            <w:tcW w:type="dxa" w:w="3572"/>
+          </w:tcPr>
+          <w:p>
+            <w:pPr>
+              <w:spacing w:after="40"/>
+            </w:pPr>
+            <w:r/>
+            <w:r>
+              <w:rPr>
+                <w:sz w:val="17"/>
+              </w:rPr>
+              <w:t>Una métrica por atributo ISO/IEC 25010 y sin instrumento no se compromete.</w:t>
+            </w:r>
+          </w:p>
+        </w:tc>
+      </w:tr>
+      <w:tr>
+        <w:trPr>
+          <w:cantSplit w:val="true"/>
+        </w:trPr>
+        <w:tc>
+          <w:tcPr>
+            <w:tcW w:type="dxa" w:w="1474"/>
+          </w:tcPr>
+          <w:p>
+            <w:pPr>
+              <w:spacing w:after="40"/>
+            </w:pPr>
+            <w:r/>
+            <w:r>
+              <w:rPr>
+                <w:sz w:val="17"/>
+              </w:rPr>
+              <w:t>Base de datos</w:t>
+            </w:r>
+          </w:p>
+        </w:tc>
+        <w:tc>
+          <w:tcPr>
+            <w:tcW w:type="dxa" w:w="2154"/>
+          </w:tcPr>
+          <w:p>
+            <w:pPr>
+              <w:spacing w:after="40"/>
+            </w:pPr>
+            <w:r/>
+            <w:r>
+              <w:rPr>
+                <w:sz w:val="17"/>
+              </w:rPr>
+              <w:t>MySQL; PostgreSQL 16 en la sección 8</w:t>
+            </w:r>
+          </w:p>
+        </w:tc>
+        <w:tc>
+          <w:tcPr>
+            <w:tcW w:type="dxa" w:w="2721"/>
+          </w:tcPr>
+          <w:p>
+            <w:pPr>
+              <w:spacing w:after="40"/>
+            </w:pPr>
+            <w:r/>
+            <w:r>
+              <w:rPr>
+                <w:sz w:val="17"/>
+              </w:rPr>
+              <w:t>PostgreSQL 17 en Supabase, con Flyway</w:t>
+            </w:r>
+          </w:p>
+        </w:tc>
+        <w:tc>
+          <w:tcPr>
+            <w:tcW w:type="dxa" w:w="3572"/>
+          </w:tcPr>
+          <w:p>
+            <w:pPr>
+              <w:spacing w:after="40"/>
+            </w:pPr>
+            <w:r/>
+            <w:r>
+              <w:rPr>
+                <w:sz w:val="17"/>
+              </w:rPr>
+              <w:t>Decisión de arquitectura vigente; un solo motor en todo el documento.</w:t>
+            </w:r>
+          </w:p>
+        </w:tc>
+      </w:tr>
+      <w:tr>
+        <w:trPr>
+          <w:cantSplit w:val="true"/>
+        </w:trPr>
+        <w:tc>
+          <w:tcPr>
+            <w:tcW w:type="dxa" w:w="1474"/>
+          </w:tcPr>
+          <w:p>
+            <w:pPr>
+              <w:spacing w:after="40"/>
+            </w:pPr>
+            <w:r/>
+            <w:r>
+              <w:rPr>
+                <w:sz w:val="17"/>
+              </w:rPr>
+              <w:t>Modelo de datos</w:t>
+            </w:r>
+          </w:p>
+        </w:tc>
+        <w:tc>
+          <w:tcPr>
+            <w:tcW w:type="dxa" w:w="2154"/>
+          </w:tcPr>
+          <w:p>
+            <w:pPr>
+              <w:spacing w:after="40"/>
+            </w:pPr>
+            <w:r/>
+            <w:r>
+              <w:rPr>
+                <w:sz w:val="17"/>
+              </w:rPr>
+              <w:t>7 tablas: usuario, ruta, ubicacion, ruta_parada, busqueda, comentario, favorito</w:t>
+            </w:r>
+          </w:p>
+        </w:tc>
+        <w:tc>
+          <w:tcPr>
+            <w:tcW w:type="dxa" w:w="2721"/>
+          </w:tcPr>
+          <w:p>
+            <w:pPr>
+              <w:spacing w:after="40"/>
+            </w:pPr>
+            <w:r/>
+            <w:r>
+              <w:rPr>
+                <w:sz w:val="17"/>
+              </w:rPr>
+              <w:t>4 tablas implementadas: users, routes, route_neighborhoods, fares</w:t>
+            </w:r>
+          </w:p>
+        </w:tc>
+        <w:tc>
+          <w:tcPr>
+            <w:tcW w:type="dxa" w:w="3572"/>
+          </w:tcPr>
+          <w:p>
+            <w:pPr>
+              <w:spacing w:after="40"/>
+            </w:pPr>
+            <w:r/>
+            <w:r>
+              <w:rPr>
+                <w:sz w:val="17"/>
+              </w:rPr>
+              <w:t>En Fusagasugá no hay paradas fijas (la buseta se para con la mano): los barrios son una lista de nombres. Historial, favoritos y comentarios se agregarán con sus historias.</w:t>
+            </w:r>
+          </w:p>
+        </w:tc>
+      </w:tr>
+      <w:tr>
+        <w:trPr>
+          <w:cantSplit w:val="true"/>
+        </w:trPr>
+        <w:tc>
+          <w:tcPr>
+            <w:tcW w:type="dxa" w:w="1474"/>
+          </w:tcPr>
+          <w:p>
+            <w:pPr>
+              <w:spacing w:after="40"/>
+            </w:pPr>
+            <w:r/>
+            <w:r>
+              <w:rPr>
+                <w:sz w:val="17"/>
+              </w:rPr>
+              <w:t>Dependencias</w:t>
+            </w:r>
+          </w:p>
+        </w:tc>
+        <w:tc>
+          <w:tcPr>
+            <w:tcW w:type="dxa" w:w="2154"/>
+          </w:tcPr>
+          <w:p>
+            <w:pPr>
+              <w:spacing w:after="40"/>
+            </w:pPr>
+            <w:r/>
+            <w:r>
+              <w:rPr>
+                <w:sz w:val="17"/>
+              </w:rPr>
+              <w:t>Base de datos, Leaflet/Google Maps, Git/GitHub</w:t>
+            </w:r>
+          </w:p>
+        </w:tc>
+        <w:tc>
+          <w:tcPr>
+            <w:tcW w:type="dxa" w:w="2721"/>
+          </w:tcPr>
+          <w:p>
+            <w:pPr>
+              <w:spacing w:after="40"/>
+            </w:pPr>
+            <w:r/>
+            <w:r>
+              <w:rPr>
+                <w:sz w:val="17"/>
+              </w:rPr>
+              <w:t>Se agregan Supabase, Render, Vercel, CI y datos de las rutas; Google Maps solo cronometra</w:t>
+            </w:r>
+          </w:p>
+        </w:tc>
+        <w:tc>
+          <w:tcPr>
+            <w:tcW w:type="dxa" w:w="3572"/>
+          </w:tcPr>
+          <w:p>
+            <w:pPr>
+              <w:spacing w:after="40"/>
+            </w:pPr>
+            <w:r/>
+            <w:r>
+              <w:rPr>
+                <w:sz w:val="17"/>
+              </w:rPr>
+              <w:t>Reflejar las dependencias reales del despliegue.</w:t>
+            </w:r>
+          </w:p>
+        </w:tc>
+      </w:tr>
+      <w:tr>
+        <w:trPr>
+          <w:cantSplit w:val="true"/>
+        </w:trPr>
+        <w:tc>
+          <w:tcPr>
+            <w:tcW w:type="dxa" w:w="1474"/>
+          </w:tcPr>
+          <w:p>
+            <w:pPr>
+              <w:spacing w:after="40"/>
+            </w:pPr>
+            <w:r/>
+            <w:r>
+              <w:rPr>
+                <w:sz w:val="17"/>
+              </w:rPr>
+              <w:t>Riesgos</w:t>
+            </w:r>
+          </w:p>
+        </w:tc>
+        <w:tc>
+          <w:tcPr>
+            <w:tcW w:type="dxa" w:w="2154"/>
+          </w:tcPr>
+          <w:p>
+            <w:pPr>
+              <w:spacing w:after="40"/>
+            </w:pPr>
+            <w:r/>
+            <w:r>
+              <w:rPr>
+                <w:sz w:val="17"/>
+              </w:rPr>
+              <w:t>3 riesgos</w:t>
+            </w:r>
+          </w:p>
+        </w:tc>
+        <w:tc>
+          <w:tcPr>
+            <w:tcW w:type="dxa" w:w="2721"/>
+          </w:tcPr>
+          <w:p>
+            <w:pPr>
+              <w:spacing w:after="40"/>
+            </w:pPr>
+            <w:r/>
+            <w:r>
+              <w:rPr>
+                <w:sz w:val="17"/>
+              </w:rPr>
+              <w:t>8, con su estado real</w:t>
+            </w:r>
+          </w:p>
+        </w:tc>
+        <w:tc>
+          <w:tcPr>
+            <w:tcW w:type="dxa" w:w="3572"/>
+          </w:tcPr>
+          <w:p>
+            <w:pPr>
+              <w:spacing w:after="40"/>
+            </w:pPr>
+            <w:r/>
+            <w:r>
+              <w:rPr>
+                <w:sz w:val="17"/>
+              </w:rPr>
+              <w:t>Varios ya se materializaron (Sprint 1 con velocidad 0).</w:t>
+            </w:r>
+          </w:p>
+        </w:tc>
+      </w:tr>
+    </w:tbl>
+    <w:p>
+      <w:pPr>
+        <w:spacing w:after="80"/>
+      </w:pPr>
+    </w:p>
+    <w:p>
+      <w:pPr>
+        <w:pStyle w:val="Heading3"/>
+      </w:pPr>
+      <w:r>
+        <w:t>Cambios posteriores al 24/08 que ya estaban en la Actividad 3</w:t>
       </w:r>
     </w:p>
     <w:tbl>

--- a/docs/comite-2/Documento_V2_FusaRoute.docx
+++ b/docs/comite-2/Documento_V2_FusaRoute.docx
@@ -2,14 +2,6 @@
 <file path=word/document.xml><?xml version="1.0" encoding="utf-8"?>
 <w:document xmlns:wpc="http://schemas.microsoft.com/office/word/2010/wordprocessingCanvas" xmlns:mo="http://schemas.microsoft.com/office/mac/office/2008/main" xmlns:mc="http://schemas.openxmlformats.org/markup-compatibility/2006" xmlns:mv="urn:schemas-microsoft-com:mac:vml" xmlns:o="urn:schemas-microsoft-com:office:office" xmlns:r="http://schemas.openxmlformats.org/officeDocument/2006/relationships" xmlns:m="http://schemas.openxmlformats.org/officeDocument/2006/math" xmlns:v="urn:schemas-microsoft-com:vml" xmlns:wp14="http://schemas.microsoft.com/office/word/2010/wordprocessingDrawing" xmlns:wp="http://schemas.openxmlformats.org/drawingml/2006/wordprocessingDrawing" xmlns:w10="urn:schemas-microsoft-com:office:word" xmlns:w="http://schemas.openxmlformats.org/wordprocessingml/2006/main" xmlns:w14="http://schemas.microsoft.com/office/word/2010/wordml" xmlns:wpg="http://schemas.microsoft.com/office/word/2010/wordprocessingGroup" xmlns:wpi="http://schemas.microsoft.com/office/word/2010/wordprocessingInk" xmlns:wne="http://schemas.microsoft.com/office/word/2006/wordml" xmlns:wps="http://schemas.microsoft.com/office/word/2010/wordprocessingShape" mc:Ignorable="w14 wp14">
   <w:body>
-    <w:p>
-      <w:r>
-        <w:rPr>
-          <w:b w:val="0"/>
-          <w:i w:val="0"/>
-        </w:rPr>
-      </w:r>
-    </w:p>
     <w:p>
       <w:r>
         <w:rPr>
@@ -56,15 +48,7 @@
           <w:b w:val="0"/>
           <w:i w:val="0"/>
         </w:rPr>
-        <w:t>Sede Fusagasugá</w:t>
-      </w:r>
-    </w:p>
-    <w:p>
-      <w:r>
-        <w:rPr>
-          <w:b w:val="0"/>
-          <w:i w:val="0"/>
-        </w:rPr>
+        <w:t>Facultad de Ingeniería · Sede Fusagasugá</w:t>
       </w:r>
     </w:p>
     <w:p>
@@ -132,9 +116,9 @@
         <w:rPr>
           <w:b/>
           <w:i w:val="0"/>
-          <w:sz w:val="28"/>
+          <w:sz w:val="24"/>
         </w:rPr>
-        <w:t>Documento V2</w:t>
+        <w:t>Entregable: Documento V2 (versión ampliada y corregida del Documento V1 del 16 de septiembre de 2026)</w:t>
       </w:r>
     </w:p>
     <w:p>
@@ -245,20 +229,9 @@
       </w:pPr>
       <w:r>
         <w:rPr>
-          <w:b w:val="0"/>
+          <w:b/>
           <w:i w:val="0"/>
-        </w:rPr>
-        <w:t>Registro de cambios de esta versión</w:t>
-      </w:r>
-    </w:p>
-    <w:p>
-      <w:pPr>
-        <w:spacing w:after="40"/>
-      </w:pPr>
-      <w:r>
-        <w:rPr>
-          <w:b w:val="0"/>
-          <w:i w:val="0"/>
+          <w:sz w:val="24"/>
         </w:rPr>
         <w:t>1. Introducción del proyecto</w:t>
       </w:r>
@@ -269,10 +242,25 @@
       </w:pPr>
       <w:r>
         <w:rPr>
+          <w:b/>
+          <w:i w:val="0"/>
+          <w:sz w:val="24"/>
+        </w:rPr>
+        <w:t>2. Descripción general del sistema</w:t>
+      </w:r>
+    </w:p>
+    <w:p>
+      <w:pPr>
+        <w:spacing w:after="40"/>
+        <w:ind w:left="567"/>
+      </w:pPr>
+      <w:r>
+        <w:rPr>
           <w:b w:val="0"/>
           <w:i w:val="0"/>
+          <w:sz w:val="22"/>
         </w:rPr>
-        <w:t>2. Descripción general del sistema</w:t>
+        <w:t>2.1 Problema identificado · 2.2 Objetivo del sistema · 2.3 Usuarios del sistema · 2.4 Alcance del proyecto</w:t>
       </w:r>
     </w:p>
     <w:p>
@@ -281,10 +269,25 @@
       </w:pPr>
       <w:r>
         <w:rPr>
+          <w:b/>
+          <w:i w:val="0"/>
+          <w:sz w:val="24"/>
+        </w:rPr>
+        <w:t>3. Enfoque metodológico del proyecto</w:t>
+      </w:r>
+    </w:p>
+    <w:p>
+      <w:pPr>
+        <w:spacing w:after="40"/>
+        <w:ind w:left="567"/>
+      </w:pPr>
+      <w:r>
+        <w:rPr>
           <w:b w:val="0"/>
           <w:i w:val="0"/>
+          <w:sz w:val="22"/>
         </w:rPr>
-        <w:t>3. Enfoque metodológico del proyecto</w:t>
+        <w:t>3.1 Análisis del contexto · 3.2 Enfoque metodológico seleccionado · 3.3 Uso de Scrum como marco de trabajo</w:t>
       </w:r>
     </w:p>
     <w:p>
@@ -293,10 +296,25 @@
       </w:pPr>
       <w:r>
         <w:rPr>
+          <w:b/>
+          <w:i w:val="0"/>
+          <w:sz w:val="24"/>
+        </w:rPr>
+        <w:t>4. Identificación y clasificación de requerimientos</w:t>
+      </w:r>
+    </w:p>
+    <w:p>
+      <w:pPr>
+        <w:spacing w:after="40"/>
+        <w:ind w:left="567"/>
+      </w:pPr>
+      <w:r>
+        <w:rPr>
           <w:b w:val="0"/>
           <w:i w:val="0"/>
+          <w:sz w:val="22"/>
         </w:rPr>
-        <w:t>4. Identificación y clasificación de requerimientos</w:t>
+        <w:t>4.1 Requerimientos funcionales · 4.2 Requerimientos no funcionales · 4.3 Priorización de requerimientos</w:t>
       </w:r>
     </w:p>
     <w:p>
@@ -305,8 +323,9 @@
       </w:pPr>
       <w:r>
         <w:rPr>
-          <w:b w:val="0"/>
+          <w:b/>
           <w:i w:val="0"/>
+          <w:sz w:val="24"/>
         </w:rPr>
         <w:t>5. Dependencias del proyecto</w:t>
       </w:r>
@@ -317,8 +336,9 @@
       </w:pPr>
       <w:r>
         <w:rPr>
-          <w:b w:val="0"/>
+          <w:b/>
           <w:i w:val="0"/>
+          <w:sz w:val="24"/>
         </w:rPr>
         <w:t>6. Configuración tecnológica del proyecto</w:t>
       </w:r>
@@ -329,8 +349,9 @@
       </w:pPr>
       <w:r>
         <w:rPr>
-          <w:b w:val="0"/>
+          <w:b/>
           <w:i w:val="0"/>
+          <w:sz w:val="24"/>
         </w:rPr>
         <w:t>7. Riesgos del proyecto</w:t>
       </w:r>
@@ -341,10 +362,25 @@
       </w:pPr>
       <w:r>
         <w:rPr>
+          <w:b/>
+          <w:i w:val="0"/>
+          <w:sz w:val="24"/>
+        </w:rPr>
+        <w:t>8. Diseño de base de datos</w:t>
+      </w:r>
+    </w:p>
+    <w:p>
+      <w:pPr>
+        <w:spacing w:after="40"/>
+        <w:ind w:left="567"/>
+      </w:pPr>
+      <w:r>
+        <w:rPr>
           <w:b w:val="0"/>
           <w:i w:val="0"/>
+          <w:sz w:val="22"/>
         </w:rPr>
-        <w:t>8. Diseño de base de datos</w:t>
+        <w:t>8.1 Modelo entidad–relación (MER) · 8.2 Modelo relacional · 8.3 Diccionario de datos</w:t>
       </w:r>
     </w:p>
     <w:p>
@@ -353,10 +389,11 @@
       </w:pPr>
       <w:r>
         <w:rPr>
-          <w:b w:val="0"/>
+          <w:b/>
           <w:i w:val="0"/>
+          <w:sz w:val="24"/>
         </w:rPr>
-        <w:t>9. Arquitectura del sistema</w:t>
+        <w:t>9. Conclusiones del proyecto</w:t>
       </w:r>
     </w:p>
     <w:p>
@@ -365,10 +402,11 @@
       </w:pPr>
       <w:r>
         <w:rPr>
-          <w:b w:val="0"/>
+          <w:b/>
           <w:i w:val="0"/>
+          <w:sz w:val="24"/>
         </w:rPr>
-        <w:t>10. Historias de usuario y casos de uso</w:t>
+        <w:t>Anexo A. Registro de cambios V1 → V2</w:t>
       </w:r>
     </w:p>
     <w:p>
@@ -377,10 +415,11 @@
       </w:pPr>
       <w:r>
         <w:rPr>
-          <w:b w:val="0"/>
+          <w:b/>
           <w:i w:val="0"/>
+          <w:sz w:val="24"/>
         </w:rPr>
-        <w:t>11. Contrato de la API</w:t>
+        <w:t>Anexo B. Arquitectura del sistema</w:t>
       </w:r>
     </w:p>
     <w:p>
@@ -389,10 +428,11 @@
       </w:pPr>
       <w:r>
         <w:rPr>
-          <w:b w:val="0"/>
+          <w:b/>
           <w:i w:val="0"/>
+          <w:sz w:val="24"/>
         </w:rPr>
-        <w:t>12. Métricas de calidad</w:t>
+        <w:t>Anexo C. Historias de usuario, casos de uso y correspondencia con los requerimientos</w:t>
       </w:r>
     </w:p>
     <w:p>
@@ -401,10 +441,11 @@
       </w:pPr>
       <w:r>
         <w:rPr>
-          <w:b w:val="0"/>
+          <w:b/>
           <w:i w:val="0"/>
+          <w:sz w:val="24"/>
         </w:rPr>
-        <w:t>13. Estado de avance, problemas y próximos pasos</w:t>
+        <w:t>Anexo D. Contrato de la API</w:t>
       </w:r>
     </w:p>
     <w:p>
@@ -413,10 +454,11 @@
       </w:pPr>
       <w:r>
         <w:rPr>
-          <w:b w:val="0"/>
+          <w:b/>
           <w:i w:val="0"/>
+          <w:sz w:val="24"/>
         </w:rPr>
-        <w:t>14. Conclusiones del proyecto</w:t>
+        <w:t>Anexo E. Métricas de calidad</w:t>
       </w:r>
     </w:p>
     <w:p>
@@ -425,8 +467,22 @@
       </w:pPr>
       <w:r>
         <w:rPr>
-          <w:b w:val="0"/>
+          <w:b/>
           <w:i w:val="0"/>
+          <w:sz w:val="24"/>
+        </w:rPr>
+        <w:t>Anexo F. Estado de avance, problemas y próximos pasos</w:t>
+      </w:r>
+    </w:p>
+    <w:p>
+      <w:pPr>
+        <w:spacing w:after="40"/>
+      </w:pPr>
+      <w:r>
+        <w:rPr>
+          <w:b/>
+          <w:i w:val="0"/>
+          <w:sz w:val="24"/>
         </w:rPr>
         <w:t>Referencias</w:t>
       </w:r>
@@ -446,1494 +502,8 @@
           <w:i/>
           <w:sz w:val="20"/>
         </w:rPr>
-        <w:t>Nota: las secciones 1 a 8 siguen la estructura pedida por el docente; las secciones 9 a 13 se agregaron en esta versión y la de conclusiones pasó de la 9 a la 14 por ese motivo.</w:t>
+        <w:t>Las secciones 1 a 9 siguen la estructura pedida en el Entregable Documento V1. El material adicional (arquitectura, casos de uso, API, métricas y estado real de avance) va en los anexos para no alterar esa estructura.</w:t>
       </w:r>
-    </w:p>
-    <w:p>
-      <w:r>
-        <w:br w:type="page"/>
-      </w:r>
-    </w:p>
-    <w:p>
-      <w:pPr>
-        <w:pStyle w:val="Heading1"/>
-      </w:pPr>
-      <w:r>
-        <w:t>Registro de cambios de esta versión</w:t>
-      </w:r>
-    </w:p>
-    <w:p>
-      <w:r>
-        <w:rPr>
-          <w:b w:val="0"/>
-          <w:i w:val="0"/>
-        </w:rPr>
-        <w:t>Este V2 corrige y amplía el Documento V1 entregado el 16 de septiembre de 2026, con la misma estructura del docente. Desde esa fecha se aprobó el backlog completo (15 historias y 7 requisitos no funcionales), se decidió el despliegue real y se implementó el primer incremento, por lo que varias afirmaciones del V1 dejaron de ser ciertas. Cada cambio queda registrado con su razón, porque ante el comité cambiar de decisión con argumentos suma y cambiar sin registrar el porqué resta.</w:t>
-      </w:r>
-    </w:p>
-    <w:p>
-      <w:pPr>
-        <w:pStyle w:val="Heading3"/>
-      </w:pPr>
-      <w:r>
-        <w:t>De qué cambió el V1 al V2</w:t>
-      </w:r>
-    </w:p>
-    <w:tbl>
-      <w:tblPr>
-        <w:tblStyle w:val="TableGrid"/>
-        <w:tblW w:type="auto" w:w="0"/>
-        <w:jc w:val="center"/>
-        <w:tblLayout w:type="fixed"/>
-        <w:tblLook w:firstColumn="1" w:firstRow="1" w:lastColumn="0" w:lastRow="0" w:noHBand="0" w:noVBand="1" w:val="04A0"/>
-      </w:tblPr>
-      <w:tblGrid>
-        <w:gridCol w:w="1474"/>
-        <w:gridCol w:w="2154"/>
-        <w:gridCol w:w="2721"/>
-        <w:gridCol w:w="3572"/>
-      </w:tblGrid>
-      <w:tr>
-        <w:trPr>
-          <w:cantSplit w:val="true"/>
-          <w:tblHeader w:val="true"/>
-        </w:trPr>
-        <w:tc>
-          <w:tcPr>
-            <w:tcW w:type="dxa" w:w="1474"/>
-            <w:shd w:val="clear" w:color="auto" w:fill="D9E2F3"/>
-          </w:tcPr>
-          <w:p>
-            <w:r/>
-            <w:r>
-              <w:rPr>
-                <w:b/>
-                <w:sz w:val="17"/>
-              </w:rPr>
-              <w:t>Tema</w:t>
-            </w:r>
-          </w:p>
-        </w:tc>
-        <w:tc>
-          <w:tcPr>
-            <w:tcW w:type="dxa" w:w="2154"/>
-            <w:shd w:val="clear" w:color="auto" w:fill="D9E2F3"/>
-          </w:tcPr>
-          <w:p>
-            <w:r/>
-            <w:r>
-              <w:rPr>
-                <w:b/>
-                <w:sz w:val="17"/>
-              </w:rPr>
-              <w:t>Documento V1 (16/09)</w:t>
-            </w:r>
-          </w:p>
-        </w:tc>
-        <w:tc>
-          <w:tcPr>
-            <w:tcW w:type="dxa" w:w="2721"/>
-            <w:shd w:val="clear" w:color="auto" w:fill="D9E2F3"/>
-          </w:tcPr>
-          <w:p>
-            <w:r/>
-            <w:r>
-              <w:rPr>
-                <w:b/>
-                <w:sz w:val="17"/>
-              </w:rPr>
-              <w:t>Documento V2 (28/09)</w:t>
-            </w:r>
-          </w:p>
-        </w:tc>
-        <w:tc>
-          <w:tcPr>
-            <w:tcW w:type="dxa" w:w="3572"/>
-            <w:shd w:val="clear" w:color="auto" w:fill="D9E2F3"/>
-          </w:tcPr>
-          <w:p>
-            <w:r/>
-            <w:r>
-              <w:rPr>
-                <w:b/>
-                <w:sz w:val="17"/>
-              </w:rPr>
-              <w:t>Razón</w:t>
-            </w:r>
-          </w:p>
-        </w:tc>
-      </w:tr>
-      <w:tr>
-        <w:trPr>
-          <w:cantSplit w:val="true"/>
-        </w:trPr>
-        <w:tc>
-          <w:tcPr>
-            <w:tcW w:type="dxa" w:w="1474"/>
-          </w:tcPr>
-          <w:p>
-            <w:pPr>
-              <w:spacing w:after="40"/>
-            </w:pPr>
-            <w:r/>
-            <w:r>
-              <w:rPr>
-                <w:sz w:val="17"/>
-              </w:rPr>
-              <w:t>Sprints</w:t>
-            </w:r>
-          </w:p>
-        </w:tc>
-        <w:tc>
-          <w:tcPr>
-            <w:tcW w:type="dxa" w:w="2154"/>
-          </w:tcPr>
-          <w:p>
-            <w:pPr>
-              <w:spacing w:after="40"/>
-            </w:pPr>
-            <w:r/>
-            <w:r>
-              <w:rPr>
-                <w:sz w:val="17"/>
-              </w:rPr>
-              <w:t>2 semanas</w:t>
-            </w:r>
-          </w:p>
-        </w:tc>
-        <w:tc>
-          <w:tcPr>
-            <w:tcW w:type="dxa" w:w="2721"/>
-          </w:tcPr>
-          <w:p>
-            <w:pPr>
-              <w:spacing w:after="40"/>
-            </w:pPr>
-            <w:r/>
-            <w:r>
-              <w:rPr>
-                <w:sz w:val="17"/>
-              </w:rPr>
-              <w:t>1 semana, de martes a lunes</w:t>
-            </w:r>
-          </w:p>
-        </w:tc>
-        <w:tc>
-          <w:tcPr>
-            <w:tcW w:type="dxa" w:w="3572"/>
-          </w:tcPr>
-          <w:p>
-            <w:pPr>
-              <w:spacing w:after="40"/>
-            </w:pPr>
-            <w:r/>
-            <w:r>
-              <w:rPr>
-                <w:sz w:val="17"/>
-              </w:rPr>
-              <w:t>Que a cada sustentación quincenal lleguen dos sprints cerrados con su informe.</w:t>
-            </w:r>
-          </w:p>
-        </w:tc>
-      </w:tr>
-      <w:tr>
-        <w:trPr>
-          <w:cantSplit w:val="true"/>
-        </w:trPr>
-        <w:tc>
-          <w:tcPr>
-            <w:tcW w:type="dxa" w:w="1474"/>
-          </w:tcPr>
-          <w:p>
-            <w:pPr>
-              <w:spacing w:after="40"/>
-            </w:pPr>
-            <w:r/>
-            <w:r>
-              <w:rPr>
-                <w:sz w:val="17"/>
-              </w:rPr>
-              <w:t>Daily Scrum</w:t>
-            </w:r>
-          </w:p>
-        </w:tc>
-        <w:tc>
-          <w:tcPr>
-            <w:tcW w:type="dxa" w:w="2154"/>
-          </w:tcPr>
-          <w:p>
-            <w:pPr>
-              <w:spacing w:after="40"/>
-            </w:pPr>
-            <w:r/>
-            <w:r>
-              <w:rPr>
-                <w:sz w:val="17"/>
-              </w:rPr>
-              <w:t>Daily Scrums cortos</w:t>
-            </w:r>
-          </w:p>
-        </w:tc>
-        <w:tc>
-          <w:tcPr>
-            <w:tcW w:type="dxa" w:w="2721"/>
-          </w:tcPr>
-          <w:p>
-            <w:pPr>
-              <w:spacing w:after="40"/>
-            </w:pPr>
-            <w:r/>
-            <w:r>
-              <w:rPr>
-                <w:sz w:val="17"/>
-              </w:rPr>
-              <w:t>Check-in escrito (ayer / hoy / bloqueos)</w:t>
-            </w:r>
-          </w:p>
-        </w:tc>
-        <w:tc>
-          <w:tcPr>
-            <w:tcW w:type="dxa" w:w="3572"/>
-          </w:tcPr>
-          <w:p>
-            <w:pPr>
-              <w:spacing w:after="40"/>
-            </w:pPr>
-            <w:r/>
-            <w:r>
-              <w:rPr>
-                <w:sz w:val="17"/>
-              </w:rPr>
-              <w:t>Dos personas con tres clases semanales en común no sostienen una reunión diaria.</w:t>
-            </w:r>
-          </w:p>
-        </w:tc>
-      </w:tr>
-      <w:tr>
-        <w:trPr>
-          <w:cantSplit w:val="true"/>
-        </w:trPr>
-        <w:tc>
-          <w:tcPr>
-            <w:tcW w:type="dxa" w:w="1474"/>
-          </w:tcPr>
-          <w:p>
-            <w:pPr>
-              <w:spacing w:after="40"/>
-            </w:pPr>
-            <w:r/>
-            <w:r>
-              <w:rPr>
-                <w:sz w:val="17"/>
-              </w:rPr>
-              <w:t>Backlog</w:t>
-            </w:r>
-          </w:p>
-        </w:tc>
-        <w:tc>
-          <w:tcPr>
-            <w:tcW w:type="dxa" w:w="2154"/>
-          </w:tcPr>
-          <w:p>
-            <w:pPr>
-              <w:spacing w:after="40"/>
-            </w:pPr>
-            <w:r/>
-            <w:r>
-              <w:rPr>
-                <w:sz w:val="17"/>
-              </w:rPr>
-              <w:t>GitHub Projects</w:t>
-            </w:r>
-          </w:p>
-        </w:tc>
-        <w:tc>
-          <w:tcPr>
-            <w:tcW w:type="dxa" w:w="2721"/>
-          </w:tcPr>
-          <w:p>
-            <w:pPr>
-              <w:spacing w:after="40"/>
-            </w:pPr>
-            <w:r/>
-            <w:r>
-              <w:rPr>
-                <w:sz w:val="17"/>
-              </w:rPr>
-              <w:t>Jira, proyecto SCRUM</w:t>
-            </w:r>
-          </w:p>
-        </w:tc>
-        <w:tc>
-          <w:tcPr>
-            <w:tcW w:type="dxa" w:w="3572"/>
-          </w:tcPr>
-          <w:p>
-            <w:pPr>
-              <w:spacing w:after="40"/>
-            </w:pPr>
-            <w:r/>
-            <w:r>
-              <w:rPr>
-                <w:sz w:val="17"/>
-              </w:rPr>
-              <w:t>Trazabilidad rama–commit–PR por la key SCRUM-N.</w:t>
-            </w:r>
-          </w:p>
-        </w:tc>
-      </w:tr>
-      <w:tr>
-        <w:trPr>
-          <w:cantSplit w:val="true"/>
-        </w:trPr>
-        <w:tc>
-          <w:tcPr>
-            <w:tcW w:type="dxa" w:w="1474"/>
-          </w:tcPr>
-          <w:p>
-            <w:pPr>
-              <w:spacing w:after="40"/>
-            </w:pPr>
-            <w:r/>
-            <w:r>
-              <w:rPr>
-                <w:sz w:val="17"/>
-              </w:rPr>
-              <w:t>Usuarios</w:t>
-            </w:r>
-          </w:p>
-        </w:tc>
-        <w:tc>
-          <w:tcPr>
-            <w:tcW w:type="dxa" w:w="2154"/>
-          </w:tcPr>
-          <w:p>
-            <w:pPr>
-              <w:spacing w:after="40"/>
-            </w:pPr>
-            <w:r/>
-            <w:r>
-              <w:rPr>
-                <w:sz w:val="17"/>
-              </w:rPr>
-              <w:t>2 (usuario y administrador)</w:t>
-            </w:r>
-          </w:p>
-        </w:tc>
-        <w:tc>
-          <w:tcPr>
-            <w:tcW w:type="dxa" w:w="2721"/>
-          </w:tcPr>
-          <w:p>
-            <w:pPr>
-              <w:spacing w:after="40"/>
-            </w:pPr>
-            <w:r/>
-            <w:r>
-              <w:rPr>
-                <w:sz w:val="17"/>
-              </w:rPr>
-              <w:t>3: se agrega el Visitante sin cuenta</w:t>
-            </w:r>
-          </w:p>
-        </w:tc>
-        <w:tc>
-          <w:tcPr>
-            <w:tcW w:type="dxa" w:w="3572"/>
-          </w:tcPr>
-          <w:p>
-            <w:pPr>
-              <w:spacing w:after="40"/>
-            </w:pPr>
-            <w:r/>
-            <w:r>
-              <w:rPr>
-                <w:sz w:val="17"/>
-              </w:rPr>
-              <w:t>El catálogo público de rutas (RF-15) no exige sesión.</w:t>
-            </w:r>
-          </w:p>
-        </w:tc>
-      </w:tr>
-      <w:tr>
-        <w:trPr>
-          <w:cantSplit w:val="true"/>
-        </w:trPr>
-        <w:tc>
-          <w:tcPr>
-            <w:tcW w:type="dxa" w:w="1474"/>
-          </w:tcPr>
-          <w:p>
-            <w:pPr>
-              <w:spacing w:after="40"/>
-            </w:pPr>
-            <w:r/>
-            <w:r>
-              <w:rPr>
-                <w:sz w:val="17"/>
-              </w:rPr>
-              <w:t>Requerimientos funcionales</w:t>
-            </w:r>
-          </w:p>
-        </w:tc>
-        <w:tc>
-          <w:tcPr>
-            <w:tcW w:type="dxa" w:w="2154"/>
-          </w:tcPr>
-          <w:p>
-            <w:pPr>
-              <w:spacing w:after="40"/>
-            </w:pPr>
-            <w:r/>
-            <w:r>
-              <w:rPr>
-                <w:sz w:val="17"/>
-              </w:rPr>
-              <w:t>10 (RF1 a RF10)</w:t>
-            </w:r>
-          </w:p>
-        </w:tc>
-        <w:tc>
-          <w:tcPr>
-            <w:tcW w:type="dxa" w:w="2721"/>
-          </w:tcPr>
-          <w:p>
-            <w:pPr>
-              <w:spacing w:after="40"/>
-            </w:pPr>
-            <w:r/>
-            <w:r>
-              <w:rPr>
-                <w:sz w:val="17"/>
-              </w:rPr>
-              <w:t>15 (RF-01 a RF-15)</w:t>
-            </w:r>
-          </w:p>
-        </w:tc>
-        <w:tc>
-          <w:tcPr>
-            <w:tcW w:type="dxa" w:w="3572"/>
-          </w:tcPr>
-          <w:p>
-            <w:pPr>
-              <w:spacing w:after="40"/>
-            </w:pPr>
-            <w:r/>
-            <w:r>
-              <w:rPr>
-                <w:sz w:val="17"/>
-              </w:rPr>
-              <w:t>Backlog aprobado el 15/09. Ver rutas y Buscar ruta pasan a RF-15 y RF-04; agregar, editar y eliminar rutas se unifican en RF-11; nuevos RF-05 a RF-10, RF-12 a RF-14. El filtro por categoría no forma parte del backlog aprobado.</w:t>
-            </w:r>
-          </w:p>
-        </w:tc>
-      </w:tr>
-      <w:tr>
-        <w:trPr>
-          <w:cantSplit w:val="true"/>
-        </w:trPr>
-        <w:tc>
-          <w:tcPr>
-            <w:tcW w:type="dxa" w:w="1474"/>
-          </w:tcPr>
-          <w:p>
-            <w:pPr>
-              <w:spacing w:after="40"/>
-            </w:pPr>
-            <w:r/>
-            <w:r>
-              <w:rPr>
-                <w:sz w:val="17"/>
-              </w:rPr>
-              <w:t>Prioridades</w:t>
-            </w:r>
-          </w:p>
-        </w:tc>
-        <w:tc>
-          <w:tcPr>
-            <w:tcW w:type="dxa" w:w="2154"/>
-          </w:tcPr>
-          <w:p>
-            <w:pPr>
-              <w:spacing w:after="40"/>
-            </w:pPr>
-            <w:r/>
-            <w:r>
-              <w:rPr>
-                <w:sz w:val="17"/>
-              </w:rPr>
-              <w:t>Registro Media; Perfil y Filtros Baja</w:t>
-            </w:r>
-          </w:p>
-        </w:tc>
-        <w:tc>
-          <w:tcPr>
-            <w:tcW w:type="dxa" w:w="2721"/>
-          </w:tcPr>
-          <w:p>
-            <w:pPr>
-              <w:spacing w:after="40"/>
-            </w:pPr>
-            <w:r/>
-            <w:r>
-              <w:rPr>
-                <w:sz w:val="17"/>
-              </w:rPr>
-              <w:t>Registro Alta; Perfil Media; ninguno Baja</w:t>
-            </w:r>
-          </w:p>
-        </w:tc>
-        <w:tc>
-          <w:tcPr>
-            <w:tcW w:type="dxa" w:w="3572"/>
-          </w:tcPr>
-          <w:p>
-            <w:pPr>
-              <w:spacing w:after="40"/>
-            </w:pPr>
-            <w:r/>
-            <w:r>
-              <w:rPr>
-                <w:sz w:val="17"/>
-              </w:rPr>
-              <w:t>Lo de baja prioridad se sacó del alcance.</w:t>
-            </w:r>
-          </w:p>
-        </w:tc>
-      </w:tr>
-      <w:tr>
-        <w:trPr>
-          <w:cantSplit w:val="true"/>
-        </w:trPr>
-        <w:tc>
-          <w:tcPr>
-            <w:tcW w:type="dxa" w:w="1474"/>
-          </w:tcPr>
-          <w:p>
-            <w:pPr>
-              <w:spacing w:after="40"/>
-            </w:pPr>
-            <w:r/>
-            <w:r>
-              <w:rPr>
-                <w:sz w:val="17"/>
-              </w:rPr>
-              <w:t>Rendimiento</w:t>
-            </w:r>
-          </w:p>
-        </w:tc>
-        <w:tc>
-          <w:tcPr>
-            <w:tcW w:type="dxa" w:w="2154"/>
-          </w:tcPr>
-          <w:p>
-            <w:pPr>
-              <w:spacing w:after="40"/>
-            </w:pPr>
-            <w:r/>
-            <w:r>
-              <w:rPr>
-                <w:sz w:val="17"/>
-              </w:rPr>
-              <w:t>Mapa en menos de 3 s</w:t>
-            </w:r>
-          </w:p>
-        </w:tc>
-        <w:tc>
-          <w:tcPr>
-            <w:tcW w:type="dxa" w:w="2721"/>
-          </w:tcPr>
-          <w:p>
-            <w:pPr>
-              <w:spacing w:after="40"/>
-            </w:pPr>
-            <w:r/>
-            <w:r>
-              <w:rPr>
-                <w:sz w:val="17"/>
-              </w:rPr>
-              <w:t>p95 &lt; 8 s extremo a extremo y LCP &lt; 2,5 s</w:t>
-            </w:r>
-          </w:p>
-        </w:tc>
-        <w:tc>
-          <w:tcPr>
-            <w:tcW w:type="dxa" w:w="3572"/>
-          </w:tcPr>
-          <w:p>
-            <w:pPr>
-              <w:spacing w:after="40"/>
-            </w:pPr>
-            <w:r/>
-            <w:r>
-              <w:rPr>
-                <w:sz w:val="17"/>
-              </w:rPr>
-              <w:t>El cálculo de ruta depende de Google Maps; 3 s no era medible ni realista.</w:t>
-            </w:r>
-          </w:p>
-        </w:tc>
-      </w:tr>
-      <w:tr>
-        <w:trPr>
-          <w:cantSplit w:val="true"/>
-        </w:trPr>
-        <w:tc>
-          <w:tcPr>
-            <w:tcW w:type="dxa" w:w="1474"/>
-          </w:tcPr>
-          <w:p>
-            <w:pPr>
-              <w:spacing w:after="40"/>
-            </w:pPr>
-            <w:r/>
-            <w:r>
-              <w:rPr>
-                <w:sz w:val="17"/>
-              </w:rPr>
-              <w:t>Disponibilidad</w:t>
-            </w:r>
-          </w:p>
-        </w:tc>
-        <w:tc>
-          <w:tcPr>
-            <w:tcW w:type="dxa" w:w="2154"/>
-          </w:tcPr>
-          <w:p>
-            <w:pPr>
-              <w:spacing w:after="40"/>
-            </w:pPr>
-            <w:r/>
-            <w:r>
-              <w:rPr>
-                <w:sz w:val="17"/>
-              </w:rPr>
-              <w:t>99 % del tiempo</w:t>
-            </w:r>
-          </w:p>
-        </w:tc>
-        <w:tc>
-          <w:tcPr>
-            <w:tcW w:type="dxa" w:w="2721"/>
-          </w:tcPr>
-          <w:p>
-            <w:pPr>
-              <w:spacing w:after="40"/>
-            </w:pPr>
-            <w:r/>
-            <w:r>
-              <w:rPr>
-                <w:sz w:val="17"/>
-              </w:rPr>
-              <w:t>95 % de los latidos en horario hábil, con cold start</w:t>
-            </w:r>
-          </w:p>
-        </w:tc>
-        <w:tc>
-          <w:tcPr>
-            <w:tcW w:type="dxa" w:w="3572"/>
-          </w:tcPr>
-          <w:p>
-            <w:pPr>
-              <w:spacing w:after="40"/>
-            </w:pPr>
-            <w:r/>
-            <w:r>
-              <w:rPr>
-                <w:sz w:val="17"/>
-              </w:rPr>
-              <w:t>El tier gratis de Render se duerme a los 15 minutos; 99 % no se puede sostener.</w:t>
-            </w:r>
-          </w:p>
-        </w:tc>
-      </w:tr>
-      <w:tr>
-        <w:trPr>
-          <w:cantSplit w:val="true"/>
-        </w:trPr>
-        <w:tc>
-          <w:tcPr>
-            <w:tcW w:type="dxa" w:w="1474"/>
-          </w:tcPr>
-          <w:p>
-            <w:pPr>
-              <w:spacing w:after="40"/>
-            </w:pPr>
-            <w:r/>
-            <w:r>
-              <w:rPr>
-                <w:sz w:val="17"/>
-              </w:rPr>
-              <w:t>Escalabilidad</w:t>
-            </w:r>
-          </w:p>
-        </w:tc>
-        <w:tc>
-          <w:tcPr>
-            <w:tcW w:type="dxa" w:w="2154"/>
-          </w:tcPr>
-          <w:p>
-            <w:pPr>
-              <w:spacing w:after="40"/>
-            </w:pPr>
-            <w:r/>
-            <w:r>
-              <w:rPr>
-                <w:sz w:val="17"/>
-              </w:rPr>
-              <w:t>RNF de escalabilidad con pruebas de estrés</w:t>
-            </w:r>
-          </w:p>
-        </w:tc>
-        <w:tc>
-          <w:tcPr>
-            <w:tcW w:type="dxa" w:w="2721"/>
-          </w:tcPr>
-          <w:p>
-            <w:pPr>
-              <w:spacing w:after="40"/>
-            </w:pPr>
-            <w:r/>
-            <w:r>
-              <w:rPr>
-                <w:sz w:val="17"/>
-              </w:rPr>
-              <w:t>No figura entre los 7 RNF aprobados</w:t>
-            </w:r>
-          </w:p>
-        </w:tc>
-        <w:tc>
-          <w:tcPr>
-            <w:tcW w:type="dxa" w:w="3572"/>
-          </w:tcPr>
-          <w:p>
-            <w:pPr>
-              <w:spacing w:after="40"/>
-            </w:pPr>
-            <w:r/>
-            <w:r>
-              <w:rPr>
-                <w:sz w:val="17"/>
-              </w:rPr>
-              <w:t>Una métrica por atributo ISO/IEC 25010 y sin instrumento no se compromete.</w:t>
-            </w:r>
-          </w:p>
-        </w:tc>
-      </w:tr>
-      <w:tr>
-        <w:trPr>
-          <w:cantSplit w:val="true"/>
-        </w:trPr>
-        <w:tc>
-          <w:tcPr>
-            <w:tcW w:type="dxa" w:w="1474"/>
-          </w:tcPr>
-          <w:p>
-            <w:pPr>
-              <w:spacing w:after="40"/>
-            </w:pPr>
-            <w:r/>
-            <w:r>
-              <w:rPr>
-                <w:sz w:val="17"/>
-              </w:rPr>
-              <w:t>Base de datos</w:t>
-            </w:r>
-          </w:p>
-        </w:tc>
-        <w:tc>
-          <w:tcPr>
-            <w:tcW w:type="dxa" w:w="2154"/>
-          </w:tcPr>
-          <w:p>
-            <w:pPr>
-              <w:spacing w:after="40"/>
-            </w:pPr>
-            <w:r/>
-            <w:r>
-              <w:rPr>
-                <w:sz w:val="17"/>
-              </w:rPr>
-              <w:t>MySQL; PostgreSQL 16 en la sección 8</w:t>
-            </w:r>
-          </w:p>
-        </w:tc>
-        <w:tc>
-          <w:tcPr>
-            <w:tcW w:type="dxa" w:w="2721"/>
-          </w:tcPr>
-          <w:p>
-            <w:pPr>
-              <w:spacing w:after="40"/>
-            </w:pPr>
-            <w:r/>
-            <w:r>
-              <w:rPr>
-                <w:sz w:val="17"/>
-              </w:rPr>
-              <w:t>PostgreSQL 17 en Supabase, con Flyway</w:t>
-            </w:r>
-          </w:p>
-        </w:tc>
-        <w:tc>
-          <w:tcPr>
-            <w:tcW w:type="dxa" w:w="3572"/>
-          </w:tcPr>
-          <w:p>
-            <w:pPr>
-              <w:spacing w:after="40"/>
-            </w:pPr>
-            <w:r/>
-            <w:r>
-              <w:rPr>
-                <w:sz w:val="17"/>
-              </w:rPr>
-              <w:t>Decisión de arquitectura vigente; un solo motor en todo el documento.</w:t>
-            </w:r>
-          </w:p>
-        </w:tc>
-      </w:tr>
-      <w:tr>
-        <w:trPr>
-          <w:cantSplit w:val="true"/>
-        </w:trPr>
-        <w:tc>
-          <w:tcPr>
-            <w:tcW w:type="dxa" w:w="1474"/>
-          </w:tcPr>
-          <w:p>
-            <w:pPr>
-              <w:spacing w:after="40"/>
-            </w:pPr>
-            <w:r/>
-            <w:r>
-              <w:rPr>
-                <w:sz w:val="17"/>
-              </w:rPr>
-              <w:t>Modelo de datos</w:t>
-            </w:r>
-          </w:p>
-        </w:tc>
-        <w:tc>
-          <w:tcPr>
-            <w:tcW w:type="dxa" w:w="2154"/>
-          </w:tcPr>
-          <w:p>
-            <w:pPr>
-              <w:spacing w:after="40"/>
-            </w:pPr>
-            <w:r/>
-            <w:r>
-              <w:rPr>
-                <w:sz w:val="17"/>
-              </w:rPr>
-              <w:t>7 tablas: usuario, ruta, ubicacion, ruta_parada, busqueda, comentario, favorito</w:t>
-            </w:r>
-          </w:p>
-        </w:tc>
-        <w:tc>
-          <w:tcPr>
-            <w:tcW w:type="dxa" w:w="2721"/>
-          </w:tcPr>
-          <w:p>
-            <w:pPr>
-              <w:spacing w:after="40"/>
-            </w:pPr>
-            <w:r/>
-            <w:r>
-              <w:rPr>
-                <w:sz w:val="17"/>
-              </w:rPr>
-              <w:t>4 tablas implementadas: users, routes, route_neighborhoods, fares</w:t>
-            </w:r>
-          </w:p>
-        </w:tc>
-        <w:tc>
-          <w:tcPr>
-            <w:tcW w:type="dxa" w:w="3572"/>
-          </w:tcPr>
-          <w:p>
-            <w:pPr>
-              <w:spacing w:after="40"/>
-            </w:pPr>
-            <w:r/>
-            <w:r>
-              <w:rPr>
-                <w:sz w:val="17"/>
-              </w:rPr>
-              <w:t>En Fusagasugá no hay paradas fijas (la buseta se para con la mano): los barrios son una lista de nombres. Historial, favoritos y comentarios se agregarán con sus historias.</w:t>
-            </w:r>
-          </w:p>
-        </w:tc>
-      </w:tr>
-      <w:tr>
-        <w:trPr>
-          <w:cantSplit w:val="true"/>
-        </w:trPr>
-        <w:tc>
-          <w:tcPr>
-            <w:tcW w:type="dxa" w:w="1474"/>
-          </w:tcPr>
-          <w:p>
-            <w:pPr>
-              <w:spacing w:after="40"/>
-            </w:pPr>
-            <w:r/>
-            <w:r>
-              <w:rPr>
-                <w:sz w:val="17"/>
-              </w:rPr>
-              <w:t>Dependencias</w:t>
-            </w:r>
-          </w:p>
-        </w:tc>
-        <w:tc>
-          <w:tcPr>
-            <w:tcW w:type="dxa" w:w="2154"/>
-          </w:tcPr>
-          <w:p>
-            <w:pPr>
-              <w:spacing w:after="40"/>
-            </w:pPr>
-            <w:r/>
-            <w:r>
-              <w:rPr>
-                <w:sz w:val="17"/>
-              </w:rPr>
-              <w:t>Base de datos, Leaflet/Google Maps, Git/GitHub</w:t>
-            </w:r>
-          </w:p>
-        </w:tc>
-        <w:tc>
-          <w:tcPr>
-            <w:tcW w:type="dxa" w:w="2721"/>
-          </w:tcPr>
-          <w:p>
-            <w:pPr>
-              <w:spacing w:after="40"/>
-            </w:pPr>
-            <w:r/>
-            <w:r>
-              <w:rPr>
-                <w:sz w:val="17"/>
-              </w:rPr>
-              <w:t>Se agregan Supabase, Render, Vercel, CI y datos de las rutas; Google Maps solo cronometra</w:t>
-            </w:r>
-          </w:p>
-        </w:tc>
-        <w:tc>
-          <w:tcPr>
-            <w:tcW w:type="dxa" w:w="3572"/>
-          </w:tcPr>
-          <w:p>
-            <w:pPr>
-              <w:spacing w:after="40"/>
-            </w:pPr>
-            <w:r/>
-            <w:r>
-              <w:rPr>
-                <w:sz w:val="17"/>
-              </w:rPr>
-              <w:t>Reflejar las dependencias reales del despliegue.</w:t>
-            </w:r>
-          </w:p>
-        </w:tc>
-      </w:tr>
-      <w:tr>
-        <w:trPr>
-          <w:cantSplit w:val="true"/>
-        </w:trPr>
-        <w:tc>
-          <w:tcPr>
-            <w:tcW w:type="dxa" w:w="1474"/>
-          </w:tcPr>
-          <w:p>
-            <w:pPr>
-              <w:spacing w:after="40"/>
-            </w:pPr>
-            <w:r/>
-            <w:r>
-              <w:rPr>
-                <w:sz w:val="17"/>
-              </w:rPr>
-              <w:t>Riesgos</w:t>
-            </w:r>
-          </w:p>
-        </w:tc>
-        <w:tc>
-          <w:tcPr>
-            <w:tcW w:type="dxa" w:w="2154"/>
-          </w:tcPr>
-          <w:p>
-            <w:pPr>
-              <w:spacing w:after="40"/>
-            </w:pPr>
-            <w:r/>
-            <w:r>
-              <w:rPr>
-                <w:sz w:val="17"/>
-              </w:rPr>
-              <w:t>3 riesgos</w:t>
-            </w:r>
-          </w:p>
-        </w:tc>
-        <w:tc>
-          <w:tcPr>
-            <w:tcW w:type="dxa" w:w="2721"/>
-          </w:tcPr>
-          <w:p>
-            <w:pPr>
-              <w:spacing w:after="40"/>
-            </w:pPr>
-            <w:r/>
-            <w:r>
-              <w:rPr>
-                <w:sz w:val="17"/>
-              </w:rPr>
-              <w:t>8, con su estado real</w:t>
-            </w:r>
-          </w:p>
-        </w:tc>
-        <w:tc>
-          <w:tcPr>
-            <w:tcW w:type="dxa" w:w="3572"/>
-          </w:tcPr>
-          <w:p>
-            <w:pPr>
-              <w:spacing w:after="40"/>
-            </w:pPr>
-            <w:r/>
-            <w:r>
-              <w:rPr>
-                <w:sz w:val="17"/>
-              </w:rPr>
-              <w:t>Varios ya se materializaron (Sprint 1 con velocidad 0).</w:t>
-            </w:r>
-          </w:p>
-        </w:tc>
-      </w:tr>
-    </w:tbl>
-    <w:p>
-      <w:pPr>
-        <w:spacing w:after="80"/>
-      </w:pPr>
-    </w:p>
-    <w:p>
-      <w:pPr>
-        <w:pStyle w:val="Heading3"/>
-      </w:pPr>
-      <w:r>
-        <w:t>Cambios posteriores al 24/08 que ya estaban en la Actividad 3</w:t>
-      </w:r>
-    </w:p>
-    <w:tbl>
-      <w:tblPr>
-        <w:tblStyle w:val="TableGrid"/>
-        <w:tblW w:type="auto" w:w="0"/>
-        <w:jc w:val="center"/>
-        <w:tblLayout w:type="fixed"/>
-        <w:tblLook w:firstColumn="1" w:firstRow="1" w:lastColumn="0" w:lastRow="0" w:noHBand="0" w:noVBand="1" w:val="04A0"/>
-      </w:tblPr>
-      <w:tblGrid>
-        <w:gridCol w:w="1304"/>
-        <w:gridCol w:w="4649"/>
-        <w:gridCol w:w="3969"/>
-      </w:tblGrid>
-      <w:tr>
-        <w:trPr>
-          <w:cantSplit w:val="true"/>
-          <w:tblHeader w:val="true"/>
-        </w:trPr>
-        <w:tc>
-          <w:tcPr>
-            <w:tcW w:type="dxa" w:w="1304"/>
-            <w:shd w:val="clear" w:color="auto" w:fill="D9E2F3"/>
-          </w:tcPr>
-          <w:p>
-            <w:r/>
-            <w:r>
-              <w:rPr>
-                <w:b/>
-                <w:sz w:val="19"/>
-              </w:rPr>
-              <w:t>Fecha</w:t>
-            </w:r>
-          </w:p>
-        </w:tc>
-        <w:tc>
-          <w:tcPr>
-            <w:tcW w:type="dxa" w:w="4649"/>
-            <w:shd w:val="clear" w:color="auto" w:fill="D9E2F3"/>
-          </w:tcPr>
-          <w:p>
-            <w:r/>
-            <w:r>
-              <w:rPr>
-                <w:b/>
-                <w:sz w:val="19"/>
-              </w:rPr>
-              <w:t>Cambio</w:t>
-            </w:r>
-          </w:p>
-        </w:tc>
-        <w:tc>
-          <w:tcPr>
-            <w:tcW w:type="dxa" w:w="3969"/>
-            <w:shd w:val="clear" w:color="auto" w:fill="D9E2F3"/>
-          </w:tcPr>
-          <w:p>
-            <w:r/>
-            <w:r>
-              <w:rPr>
-                <w:b/>
-                <w:sz w:val="19"/>
-              </w:rPr>
-              <w:t>Razón</w:t>
-            </w:r>
-          </w:p>
-        </w:tc>
-      </w:tr>
-      <w:tr>
-        <w:trPr>
-          <w:cantSplit w:val="true"/>
-        </w:trPr>
-        <w:tc>
-          <w:tcPr>
-            <w:tcW w:type="dxa" w:w="1304"/>
-          </w:tcPr>
-          <w:p>
-            <w:pPr>
-              <w:spacing w:after="40"/>
-            </w:pPr>
-            <w:r/>
-            <w:r>
-              <w:rPr>
-                <w:sz w:val="19"/>
-              </w:rPr>
-              <w:t>24/08/2026</w:t>
-            </w:r>
-          </w:p>
-        </w:tc>
-        <w:tc>
-          <w:tcPr>
-            <w:tcW w:type="dxa" w:w="4649"/>
-          </w:tcPr>
-          <w:p>
-            <w:pPr>
-              <w:spacing w:after="40"/>
-            </w:pPr>
-            <w:r/>
-            <w:r>
-              <w:rPr>
-                <w:sz w:val="19"/>
-              </w:rPr>
-              <w:t>Actividad 3 v3: 5 métricas de calidad (una por atributo ISO/IEC 25010), cada una con instrumento ejecutable.</w:t>
-            </w:r>
-          </w:p>
-        </w:tc>
-        <w:tc>
-          <w:tcPr>
-            <w:tcW w:type="dxa" w:w="3969"/>
-          </w:tcPr>
-          <w:p>
-            <w:pPr>
-              <w:spacing w:after="40"/>
-            </w:pPr>
-            <w:r/>
-            <w:r>
-              <w:rPr>
-                <w:sz w:val="19"/>
-              </w:rPr>
-              <w:t>Una revisión interna encontró que 7 de las 8 métricas de la v2 estaban mal o medianamente definidas y 1 era redundante.</w:t>
-            </w:r>
-          </w:p>
-        </w:tc>
-      </w:tr>
-      <w:tr>
-        <w:trPr>
-          <w:cantSplit w:val="true"/>
-        </w:trPr>
-        <w:tc>
-          <w:tcPr>
-            <w:tcW w:type="dxa" w:w="1304"/>
-          </w:tcPr>
-          <w:p>
-            <w:pPr>
-              <w:spacing w:after="40"/>
-            </w:pPr>
-            <w:r/>
-            <w:r>
-              <w:rPr>
-                <w:sz w:val="19"/>
-              </w:rPr>
-              <w:t>14/09/2026</w:t>
-            </w:r>
-          </w:p>
-        </w:tc>
-        <w:tc>
-          <w:tcPr>
-            <w:tcW w:type="dxa" w:w="4649"/>
-          </w:tcPr>
-          <w:p>
-            <w:pPr>
-              <w:spacing w:after="40"/>
-            </w:pPr>
-            <w:r/>
-            <w:r>
-              <w:rPr>
-                <w:sz w:val="19"/>
-              </w:rPr>
-              <w:t>RNF-02 rediseñado: frontend en Vercel y backend en Render (tier gratis), sin promesa de servidor 24/7.</w:t>
-            </w:r>
-          </w:p>
-        </w:tc>
-        <w:tc>
-          <w:tcPr>
-            <w:tcW w:type="dxa" w:w="3969"/>
-          </w:tcPr>
-          <w:p>
-            <w:pPr>
-              <w:spacing w:after="40"/>
-            </w:pPr>
-            <w:r/>
-            <w:r>
-              <w:rPr>
-                <w:sz w:val="19"/>
-              </w:rPr>
-              <w:t>El tier gratis de Render se duerme a los 15 minutos y tarda 30 a 60 s en reactivarse; prometer un RTO de servidor siempre activo era falso.</w:t>
-            </w:r>
-          </w:p>
-        </w:tc>
-      </w:tr>
-      <w:tr>
-        <w:trPr>
-          <w:cantSplit w:val="true"/>
-        </w:trPr>
-        <w:tc>
-          <w:tcPr>
-            <w:tcW w:type="dxa" w:w="1304"/>
-          </w:tcPr>
-          <w:p>
-            <w:pPr>
-              <w:spacing w:after="40"/>
-            </w:pPr>
-            <w:r/>
-            <w:r>
-              <w:rPr>
-                <w:sz w:val="19"/>
-              </w:rPr>
-              <w:t>15/09/2026</w:t>
-            </w:r>
-          </w:p>
-        </w:tc>
-        <w:tc>
-          <w:tcPr>
-            <w:tcW w:type="dxa" w:w="4649"/>
-          </w:tcPr>
-          <w:p>
-            <w:pPr>
-              <w:spacing w:after="40"/>
-            </w:pPr>
-            <w:r/>
-            <w:r>
-              <w:rPr>
-                <w:sz w:val="19"/>
-              </w:rPr>
-              <w:t>Se agregó RF-15 (catálogo público de rutas) y el criterio de última milla en RF-04. RNF-01 recibió un tope de 1 MB gzip para el GeoJSON.</w:t>
-            </w:r>
-          </w:p>
-        </w:tc>
-        <w:tc>
-          <w:tcPr>
-            <w:tcW w:type="dxa" w:w="3969"/>
-          </w:tcPr>
-          <w:p>
-            <w:pPr>
-              <w:spacing w:after="40"/>
-            </w:pPr>
-            <w:r/>
-            <w:r>
-              <w:rPr>
-                <w:sz w:val="19"/>
-              </w:rPr>
-              <w:t>El catálogo completo solo lo veía el administrador, lo que contradice la justificación del proyecto (información pública clara).</w:t>
-            </w:r>
-          </w:p>
-        </w:tc>
-      </w:tr>
-      <w:tr>
-        <w:trPr>
-          <w:cantSplit w:val="true"/>
-        </w:trPr>
-        <w:tc>
-          <w:tcPr>
-            <w:tcW w:type="dxa" w:w="1304"/>
-          </w:tcPr>
-          <w:p>
-            <w:pPr>
-              <w:spacing w:after="40"/>
-            </w:pPr>
-            <w:r/>
-            <w:r>
-              <w:rPr>
-                <w:sz w:val="19"/>
-              </w:rPr>
-              <w:t>21/09/2026</w:t>
-            </w:r>
-          </w:p>
-        </w:tc>
-        <w:tc>
-          <w:tcPr>
-            <w:tcW w:type="dxa" w:w="4649"/>
-          </w:tcPr>
-          <w:p>
-            <w:pPr>
-              <w:spacing w:after="40"/>
-            </w:pPr>
-            <w:r/>
-            <w:r>
-              <w:rPr>
-                <w:sz w:val="19"/>
-              </w:rPr>
-              <w:t>Sprint 2 reestructurado para el comité; SCRUM-13 y SCRUM-19 se partieron (SCRUM-155 y SCRUM-154). Los tres ambientes corren sobre Supabase y el esquema se versiona con Flyway.</w:t>
-            </w:r>
-          </w:p>
-        </w:tc>
-        <w:tc>
-          <w:tcPr>
-            <w:tcW w:type="dxa" w:w="3969"/>
-          </w:tcPr>
-          <w:p>
-            <w:pPr>
-              <w:spacing w:after="40"/>
-            </w:pPr>
-            <w:r/>
-            <w:r>
-              <w:rPr>
-                <w:sz w:val="19"/>
-              </w:rPr>
-              <w:t>El Sprint 1 cerró con velocidad 0 y no existía ninguna funcionalidad implementada en main.</w:t>
-            </w:r>
-          </w:p>
-        </w:tc>
-      </w:tr>
-      <w:tr>
-        <w:trPr>
-          <w:cantSplit w:val="true"/>
-        </w:trPr>
-        <w:tc>
-          <w:tcPr>
-            <w:tcW w:type="dxa" w:w="1304"/>
-          </w:tcPr>
-          <w:p>
-            <w:pPr>
-              <w:spacing w:after="40"/>
-            </w:pPr>
-            <w:r/>
-            <w:r>
-              <w:rPr>
-                <w:sz w:val="19"/>
-              </w:rPr>
-              <w:t>27/09/2026</w:t>
-            </w:r>
-          </w:p>
-        </w:tc>
-        <w:tc>
-          <w:tcPr>
-            <w:tcW w:type="dxa" w:w="4649"/>
-          </w:tcPr>
-          <w:p>
-            <w:pPr>
-              <w:spacing w:after="40"/>
-            </w:pPr>
-            <w:r/>
-            <w:r>
-              <w:rPr>
-                <w:sz w:val="19"/>
-              </w:rPr>
-              <w:t>RNF-05 corregido: cero vulnerabilidades altas o críticas sin suprimir, con las supresiones justificadas y fechadas.</w:t>
-            </w:r>
-          </w:p>
-        </w:tc>
-        <w:tc>
-          <w:tcPr>
-            <w:tcW w:type="dxa" w:w="3969"/>
-          </w:tcPr>
-          <w:p>
-            <w:pPr>
-              <w:spacing w:after="40"/>
-            </w:pPr>
-            <w:r/>
-            <w:r>
-              <w:rPr>
-                <w:sz w:val="19"/>
-              </w:rPr>
-              <w:t>La cifra "0 detectadas" era inalcanzable: hay CVE de Spring sin versión corregida publicada en abierto.</w:t>
-            </w:r>
-          </w:p>
-        </w:tc>
-      </w:tr>
-      <w:tr>
-        <w:trPr>
-          <w:cantSplit w:val="true"/>
-        </w:trPr>
-        <w:tc>
-          <w:tcPr>
-            <w:tcW w:type="dxa" w:w="1304"/>
-          </w:tcPr>
-          <w:p>
-            <w:pPr>
-              <w:spacing w:after="40"/>
-            </w:pPr>
-            <w:r/>
-            <w:r>
-              <w:rPr>
-                <w:sz w:val="19"/>
-              </w:rPr>
-              <w:t>28/09/2026</w:t>
-            </w:r>
-          </w:p>
-        </w:tc>
-        <w:tc>
-          <w:tcPr>
-            <w:tcW w:type="dxa" w:w="4649"/>
-          </w:tcPr>
-          <w:p>
-            <w:pPr>
-              <w:spacing w:after="40"/>
-            </w:pPr>
-            <w:r/>
-            <w:r>
-              <w:rPr>
-                <w:sz w:val="19"/>
-              </w:rPr>
-              <w:t>Este V2: estructura completa del docente; estado real de implementación; arquitectura, modelo de datos y contrato de API tomados del código; RF-03 adelantado al Sprint 2 (implementado en rama, sin merge).</w:t>
-            </w:r>
-          </w:p>
-        </w:tc>
-        <w:tc>
-          <w:tcPr>
-            <w:tcW w:type="dxa" w:w="3969"/>
-          </w:tcPr>
-          <w:p>
-            <w:pPr>
-              <w:spacing w:after="40"/>
-            </w:pPr>
-            <w:r/>
-            <w:r>
-              <w:rPr>
-                <w:sz w:val="19"/>
-              </w:rPr>
-              <w:t>Documentar el sistema tal como está, separando lo implementado de lo planificado.</w:t>
-            </w:r>
-          </w:p>
-        </w:tc>
-      </w:tr>
-    </w:tbl>
-    <w:p>
-      <w:pPr>
-        <w:spacing w:after="80"/>
-      </w:pPr>
     </w:p>
     <w:p>
       <w:r>
@@ -1954,7 +524,7 @@
           <w:b w:val="0"/>
           <w:i w:val="0"/>
         </w:rPr>
-        <w:t>En Fusagasugá circulan más de veinte rutas urbanas de busetas y no existe información pública clara sobre ellas: ni siquiera Google Maps las tiene registradas. Un habitante o un turista que quiere llegar a un destino puede hacerlo por varias rutas, y sin información pierde tiempo y dinero eligiendo. La necesidad la respalda una encuesta propia del equipo (2025) y una población regional estimada en unos 285.000 habitantes (DANE).</w:t>
+        <w:t>Para nuestro proyecto queremos resolver la falta de información clara sobre las rutas de transporte público en Fusagasugá. Hoy hay más de veinte rutas urbanas de busetas y es difícil encontrar mapas actualizados o digitales que digan por dónde pasan; ni siquiera Google Maps las tiene registradas. Un habitante o un turista que quiere llegar a un destino puede hacerlo por varias rutas y, sin información, pierde tiempo y dinero eligiendo. La necesidad la respalda una encuesta propia del equipo (2025) y una población regional estimada en unos 285.000 habitantes (DANE).</w:t>
       </w:r>
     </w:p>
     <w:p>
@@ -1963,7 +533,7 @@
           <w:b w:val="0"/>
           <w:i w:val="0"/>
         </w:rPr>
-        <w:t>FusaRoute es un sistema de información web: un backend que expone una API REST y un frontend de una sola página que la consume. Se usa desde el celular o el computador, con internet, dentro de Fusagasugá y las rutas que la conectan con Chinauta, Pasca y Arbeláez.</w:t>
+        <w:t>Por eso desarrollamos FusaRoute, un sistema de información web: un backend que expone una API REST y un frontend de una sola página que la consume. Permite ver el catálogo de rutas, con sus barrios y tarifas, y, en las fases siguientes, sugerir la ruta de menor tiempo entre dos puntos. Se usa principalmente desde el celular o el computador, con conexión a internet, en el contexto urbano de Fusagasugá y en las rutas que la conectan con Chinauta, Pasca y Arbeláez (región del Sumapaz).</w:t>
       </w:r>
     </w:p>
     <w:p>
@@ -1972,7 +542,7 @@
           <w:b w:val="0"/>
           <w:i w:val="0"/>
         </w:rPr>
-        <w:t>El objetivo general es ofrecer información clara y confiable del transporte público en buseta: qué rutas existen, por dónde pasan, cuánto cuestan y cuál conviene tomar entre un origen y un destino. Este semestre el equipo entrega el primer incremento funcional (cuenta de usuario y catálogo público de rutas) sobre una arquitectura hexagonal pensada para crecer.</w:t>
+        <w:t>El objetivo general del proyecto es organizar la información de movilidad en un solo lugar, clara y actualizable por un administrador, para que los usuarios puedan planear mejor sus viajes y para que la aplicación no quede obsoleta. Este semestre entregamos el primer incremento funcional (cuenta de usuario y catálogo público de rutas) sobre una arquitectura hexagonal pensada para crecer; el estado real de avance está en el Anexo F.</w:t>
       </w:r>
     </w:p>
     <w:p>
@@ -1997,7 +567,7 @@
           <w:b w:val="0"/>
           <w:i w:val="0"/>
         </w:rPr>
-        <w:t>La información de las rutas de buseta existe solo en la práctica de quienes las usan a diario. No hay un lugar público donde consultar qué rutas hay, qué barrios recorren ni cuánto cuestan, y las rutas no aparecen en los mapas comerciales. Esto afecta más a quienes llegan por primera vez a la ciudad y a quienes deben desplazarse a un barrio que no conocen.</w:t>
+        <w:t>El problema principal es que no existe una fuente de datos oficial y abierta sobre las rutas de transporte público en la zona. La información vive en la práctica de quienes usan las busetas a diario, y la gente depende de preguntar o de mapas antiguos, lo que genera confusión, especialmente para quienes no conocen bien el municipio. Además, en Fusagasugá no hay paradas fijas (la buseta se para con la mano), así que ni siquiera hay un dato de paradas que consultar.</w:t>
       </w:r>
     </w:p>
     <w:p>
@@ -2014,7 +584,7 @@
           <w:b w:val="0"/>
           <w:i w:val="0"/>
         </w:rPr>
-        <w:t>Reunir en un solo lugar las rutas de buseta de Fusagasugá y la región, y ayudar al usuario a decidir cuál tomar: mostrar las rutas, sus barrios y tarifas y, en fases siguientes, sugerir la de menor tiempo estimado entre dos puntos.</w:t>
+        <w:t>Con FusaRoute buscamos crear una herramienta donde se puedan ver las rutas, saber qué busetas pasan por dónde, cuánto cuesta el pasaje y cuál conviene tomar entre un origen y un destino, y donde el administrador pueda mantener esa información actualizada para que no quede obsoleta.</w:t>
       </w:r>
     </w:p>
     <w:p>
@@ -2023,6 +593,15 @@
       </w:pPr>
       <w:r>
         <w:t>2.3 Usuarios del sistema</w:t>
+      </w:r>
+    </w:p>
+    <w:p>
+      <w:r>
+        <w:rPr>
+          <w:b w:val="0"/>
+          <w:i w:val="0"/>
+        </w:rPr>
+        <w:t>Identificamos tres tipos de usuarios:</w:t>
       </w:r>
     </w:p>
     <w:tbl>
@@ -2109,7 +688,7 @@
               <w:rPr>
                 <w:sz w:val="19"/>
               </w:rPr>
-              <w:t>Cualquier persona, sin cuenta. Explora el catálogo público de rutas (RF-15).</w:t>
+              <w:t>Cualquier persona, sin cuenta. Explora el catálogo público de rutas: listado, barrios y tarifa de cada una.</w:t>
             </w:r>
           </w:p>
         </w:tc>
@@ -2131,7 +710,7 @@
               <w:rPr>
                 <w:sz w:val="19"/>
               </w:rPr>
-              <w:t>Usuario Final</w:t>
+              <w:t>Usuario</w:t>
             </w:r>
           </w:p>
         </w:tc>
@@ -2148,7 +727,7 @@
               <w:rPr>
                 <w:sz w:val="19"/>
               </w:rPr>
-              <w:t>Persona registrada. Además de lo público, busca rutas, guarda historial y destino favorito, y deja comentarios.</w:t>
+              <w:t>Persona registrada. Además de lo público, busca la mejor ruta, guarda su historial y un destino favorito, deja comentarios y edita su perfil.</w:t>
             </w:r>
           </w:p>
         </w:tc>
@@ -2187,7 +766,7 @@
               <w:rPr>
                 <w:sz w:val="19"/>
               </w:rPr>
-              <w:t>Gestiona las rutas (alta, modificación, suspensión temporal), responde comentarios y consulta las métricas de uso. El rol existe en la base de datos (role = USER o ADMIN); sus funciones se implementan en incrementos posteriores.</w:t>
+              <w:t>Gestiona la información del sistema: crea, edita, suspende y elimina rutas, responde los comentarios y consulta las métricas de uso. El rol existe en la base de datos (USER o ADMIN); sus funciones se implementan en incrementos posteriores.</w:t>
             </w:r>
           </w:p>
         </w:tc>
@@ -2212,343 +791,111 @@
           <w:b w:val="0"/>
           <w:i w:val="0"/>
         </w:rPr>
-        <w:t>Alcance geográfico: las rutas urbanas de Fusagasugá, la ruta a Chinauta y las intermunicipales Fusagasugá–Pasca y Fusagasugá–Arbeláez. Regla de frontera: toda ruta incluida debe tocar Fusagasugá. Silvania quedó fuera este semestre por ser menos realista para la primera vez del equipo integrando mapas.</w:t>
+        <w:t>Alcance geográfico: las rutas urbanas de Fusagasugá, la ruta a Chinauta y las intermunicipales Fusagasugá–Pasca y Fusagasugá–Arbeláez. Regla de frontera: toda ruta incluida debe tocar Fusagasugá.</w:t>
       </w:r>
     </w:p>
-    <w:tbl>
-      <w:tblPr>
-        <w:tblStyle w:val="TableGrid"/>
-        <w:tblW w:type="auto" w:w="0"/>
-        <w:jc w:val="center"/>
-        <w:tblLayout w:type="fixed"/>
-        <w:tblLook w:firstColumn="1" w:firstRow="1" w:lastColumn="0" w:lastRow="0" w:noHBand="0" w:noVBand="1" w:val="04A0"/>
-      </w:tblPr>
-      <w:tblGrid>
-        <w:gridCol w:w="5103"/>
-        <w:gridCol w:w="4819"/>
-      </w:tblGrid>
-      <w:tr>
-        <w:trPr>
-          <w:cantSplit w:val="true"/>
-          <w:tblHeader w:val="true"/>
-        </w:trPr>
-        <w:tc>
-          <w:tcPr>
-            <w:tcW w:type="dxa" w:w="5102"/>
-            <w:shd w:val="clear" w:color="auto" w:fill="D9E2F3"/>
-          </w:tcPr>
-          <w:p>
-            <w:r/>
-            <w:r>
-              <w:rPr>
-                <w:b/>
-                <w:sz w:val="19"/>
-              </w:rPr>
-              <w:t>Sí incluye (semestre)</w:t>
-            </w:r>
-          </w:p>
-        </w:tc>
-        <w:tc>
-          <w:tcPr>
-            <w:tcW w:type="dxa" w:w="4819"/>
-            <w:shd w:val="clear" w:color="auto" w:fill="D9E2F3"/>
-          </w:tcPr>
-          <w:p>
-            <w:r/>
-            <w:r>
-              <w:rPr>
-                <w:b/>
-                <w:sz w:val="19"/>
-              </w:rPr>
-              <w:t>No incluye</w:t>
-            </w:r>
-          </w:p>
-        </w:tc>
-      </w:tr>
-      <w:tr>
-        <w:trPr>
-          <w:cantSplit w:val="true"/>
-        </w:trPr>
-        <w:tc>
-          <w:tcPr>
-            <w:tcW w:type="dxa" w:w="5102"/>
-          </w:tcPr>
-          <w:p>
-            <w:pPr>
-              <w:spacing w:after="40"/>
-            </w:pPr>
-            <w:r/>
-            <w:r>
-              <w:rPr>
-                <w:sz w:val="19"/>
-              </w:rPr>
-              <w:t>Registro e inicio de sesión del Usuario Final; ver y editar su perfil</w:t>
-            </w:r>
-          </w:p>
-        </w:tc>
-        <w:tc>
-          <w:tcPr>
-            <w:tcW w:type="dxa" w:w="4819"/>
-          </w:tcPr>
-          <w:p>
-            <w:pPr>
-              <w:spacing w:after="40"/>
-            </w:pPr>
-            <w:r/>
-            <w:r>
-              <w:rPr>
-                <w:sz w:val="19"/>
-              </w:rPr>
-              <w:t>GPS en tiempo real de las busetas (descartado por riesgo de alcance)</w:t>
-            </w:r>
-          </w:p>
-        </w:tc>
-      </w:tr>
-      <w:tr>
-        <w:trPr>
-          <w:cantSplit w:val="true"/>
-        </w:trPr>
-        <w:tc>
-          <w:tcPr>
-            <w:tcW w:type="dxa" w:w="5102"/>
-          </w:tcPr>
-          <w:p>
-            <w:pPr>
-              <w:spacing w:after="40"/>
-            </w:pPr>
-            <w:r/>
-            <w:r>
-              <w:rPr>
-                <w:sz w:val="19"/>
-              </w:rPr>
-              <w:t>Catálogo público de rutas, con barrios y tarifa</w:t>
-            </w:r>
-          </w:p>
-        </w:tc>
-        <w:tc>
-          <w:tcPr>
-            <w:tcW w:type="dxa" w:w="4819"/>
-          </w:tcPr>
-          <w:p>
-            <w:pPr>
-              <w:spacing w:after="40"/>
-            </w:pPr>
-            <w:r/>
-            <w:r>
-              <w:rPr>
-                <w:sz w:val="19"/>
-              </w:rPr>
-              <w:t>Pagos en línea</w:t>
-            </w:r>
-          </w:p>
-        </w:tc>
-      </w:tr>
-      <w:tr>
-        <w:trPr>
-          <w:cantSplit w:val="true"/>
-        </w:trPr>
-        <w:tc>
-          <w:tcPr>
-            <w:tcW w:type="dxa" w:w="5102"/>
-          </w:tcPr>
-          <w:p>
-            <w:pPr>
-              <w:spacing w:after="40"/>
-            </w:pPr>
-            <w:r/>
-            <w:r>
-              <w:rPr>
-                <w:sz w:val="19"/>
-              </w:rPr>
-              <w:t>Búsqueda de ruta origen–destino, con barrios, tarifa y punto de abordaje más cercano</w:t>
-            </w:r>
-          </w:p>
-        </w:tc>
-        <w:tc>
-          <w:tcPr>
-            <w:tcW w:type="dxa" w:w="4819"/>
-          </w:tcPr>
-          <w:p>
-            <w:pPr>
-              <w:spacing w:after="40"/>
-            </w:pPr>
-            <w:r/>
-            <w:r>
-              <w:rPr>
-                <w:sz w:val="19"/>
-              </w:rPr>
-              <w:t>Notificaciones push</w:t>
-            </w:r>
-          </w:p>
-        </w:tc>
-      </w:tr>
-      <w:tr>
-        <w:trPr>
-          <w:cantSplit w:val="true"/>
-        </w:trPr>
-        <w:tc>
-          <w:tcPr>
-            <w:tcW w:type="dxa" w:w="5102"/>
-          </w:tcPr>
-          <w:p>
-            <w:pPr>
-              <w:spacing w:after="40"/>
-            </w:pPr>
-            <w:r/>
-            <w:r>
-              <w:rPr>
-                <w:sz w:val="19"/>
-              </w:rPr>
-              <w:t>Aviso de congestión histórica y destino favorito</w:t>
-            </w:r>
-          </w:p>
-        </w:tc>
-        <w:tc>
-          <w:tcPr>
-            <w:tcW w:type="dxa" w:w="4819"/>
-          </w:tcPr>
-          <w:p>
-            <w:pPr>
-              <w:spacing w:after="40"/>
-            </w:pPr>
-            <w:r/>
-            <w:r>
-              <w:rPr>
-                <w:sz w:val="19"/>
-              </w:rPr>
-              <w:t>Rutas que no toquen Fusagasugá; el resto del Sumapaz (Silvania, Granada, Tibacuy, Venecia)</w:t>
-            </w:r>
-          </w:p>
-        </w:tc>
-      </w:tr>
-      <w:tr>
-        <w:trPr>
-          <w:cantSplit w:val="true"/>
-        </w:trPr>
-        <w:tc>
-          <w:tcPr>
-            <w:tcW w:type="dxa" w:w="5102"/>
-          </w:tcPr>
-          <w:p>
-            <w:pPr>
-              <w:spacing w:after="40"/>
-            </w:pPr>
-            <w:r/>
-            <w:r>
-              <w:rPr>
-                <w:sz w:val="19"/>
-              </w:rPr>
-              <w:t>Historial de búsquedas y caja de comentarios</w:t>
-            </w:r>
-          </w:p>
-        </w:tc>
-        <w:tc>
-          <w:tcPr>
-            <w:tcW w:type="dxa" w:w="4819"/>
-          </w:tcPr>
-          <w:p>
-            <w:pPr>
-              <w:spacing w:after="40"/>
-            </w:pPr>
-            <w:r/>
-            <w:r>
-              <w:rPr>
-                <w:sz w:val="19"/>
-              </w:rPr>
-              <w:t>Recuperación de contraseña y tarifas diferenciales (estudiante, adulto mayor)</w:t>
-            </w:r>
-          </w:p>
-        </w:tc>
-      </w:tr>
-      <w:tr>
-        <w:trPr>
-          <w:cantSplit w:val="true"/>
-        </w:trPr>
-        <w:tc>
-          <w:tcPr>
-            <w:tcW w:type="dxa" w:w="5102"/>
-          </w:tcPr>
-          <w:p>
-            <w:pPr>
-              <w:spacing w:after="40"/>
-            </w:pPr>
-            <w:r/>
-            <w:r>
-              <w:rPr>
-                <w:sz w:val="19"/>
-              </w:rPr>
-              <w:t>Modo offline básico por GeoJSON (sin tiempo de llegada)</w:t>
-            </w:r>
-          </w:p>
-        </w:tc>
-        <w:tc>
-          <w:tcPr>
-            <w:tcW w:type="dxa" w:w="4819"/>
-          </w:tcPr>
-          <w:p>
-            <w:pPr>
-              <w:spacing w:after="40"/>
-            </w:pPr>
-            <w:r/>
-            <w:r>
-              <w:rPr>
-                <w:sz w:val="19"/>
-              </w:rPr>
-            </w:r>
-          </w:p>
-        </w:tc>
-      </w:tr>
-      <w:tr>
-        <w:trPr>
-          <w:cantSplit w:val="true"/>
-        </w:trPr>
-        <w:tc>
-          <w:tcPr>
-            <w:tcW w:type="dxa" w:w="5102"/>
-          </w:tcPr>
-          <w:p>
-            <w:pPr>
-              <w:spacing w:after="40"/>
-            </w:pPr>
-            <w:r/>
-            <w:r>
-              <w:rPr>
-                <w:sz w:val="19"/>
-              </w:rPr>
-              <w:t>Administrador: CRUD de rutas, suspensión temporal con notificación, respuesta a comentarios y 5 métricas de uso</w:t>
-            </w:r>
-          </w:p>
-        </w:tc>
-        <w:tc>
-          <w:tcPr>
-            <w:tcW w:type="dxa" w:w="4819"/>
-          </w:tcPr>
-          <w:p>
-            <w:pPr>
-              <w:spacing w:after="40"/>
-            </w:pPr>
-            <w:r/>
-            <w:r>
-              <w:rPr>
-                <w:sz w:val="19"/>
-              </w:rPr>
-            </w:r>
-          </w:p>
-        </w:tc>
-      </w:tr>
-    </w:tbl>
     <w:p>
       <w:pPr>
-        <w:spacing w:after="80"/>
+        <w:spacing w:after="40"/>
       </w:pPr>
+      <w:r>
+        <w:rPr>
+          <w:b/>
+          <w:i w:val="0"/>
+        </w:rPr>
+        <w:t>Funcionalidades que se incluirán:</w:t>
+      </w:r>
     </w:p>
     <w:p>
+      <w:pPr>
+        <w:pStyle w:val="ListBullet"/>
+      </w:pPr>
+      <w:r>
+        <w:t>Registro e inicio de sesión de usuarios, y ver y editar el perfil.</w:t>
+      </w:r>
+    </w:p>
+    <w:p>
+      <w:pPr>
+        <w:pStyle w:val="ListBullet"/>
+      </w:pPr>
+      <w:r>
+        <w:t>Catálogo público de rutas, con los barrios por los que pasa cada una y el costo del pasaje.</w:t>
+      </w:r>
+    </w:p>
+    <w:p>
+      <w:pPr>
+        <w:pStyle w:val="ListBullet"/>
+      </w:pPr>
+      <w:r>
+        <w:t>Búsqueda de la mejor ruta entre un origen y un destino, con el punto de abordaje más cercano, y modo offline básico sin tiempo de llegada.</w:t>
+      </w:r>
+    </w:p>
+    <w:p>
+      <w:pPr>
+        <w:pStyle w:val="ListBullet"/>
+      </w:pPr>
+      <w:r>
+        <w:t>Aviso de congestión histórica, historial de búsquedas y destino favorito.</w:t>
+      </w:r>
+    </w:p>
+    <w:p>
+      <w:pPr>
+        <w:pStyle w:val="ListBullet"/>
+      </w:pPr>
+      <w:r>
+        <w:t>Caja de comentarios del usuario y respuesta del administrador.</w:t>
+      </w:r>
+    </w:p>
+    <w:p>
+      <w:pPr>
+        <w:pStyle w:val="ListBullet"/>
+      </w:pPr>
+      <w:r>
+        <w:t>Gestión de rutas por el administrador (crear, consultar, modificar, eliminar), suspensión temporal con notificación dentro de la app y métricas de uso.</w:t>
+      </w:r>
+    </w:p>
+    <w:p>
+      <w:pPr>
+        <w:spacing w:after="40"/>
+      </w:pPr>
       <w:r>
         <w:rPr>
-          <w:b w:val="0"/>
-          <w:i/>
+          <w:b/>
+          <w:i w:val="0"/>
         </w:rPr>
-        <w:t>Lo que existe hoy de ese alcance está detallado en la sección 13. En resumen: registro, inicio de sesión (sin el bloqueo por intentos fallidos), catálogo público (sin mapa ni aviso de congestión) y perfil (en rama, sin mergear).</w:t>
+        <w:t>Funcionalidades que no harán parte del proyecto:</w:t>
+      </w:r>
+    </w:p>
+    <w:p>
+      <w:pPr>
+        <w:pStyle w:val="ListBullet"/>
+      </w:pPr>
+      <w:r>
+        <w:t>Seguimiento de la buseta en tiempo real (GPS en vivo): requeriría hardware en cada bus y es demasiado complejo para esta primera versión.</w:t>
+      </w:r>
+    </w:p>
+    <w:p>
+      <w:pPr>
+        <w:pStyle w:val="ListBullet"/>
+      </w:pPr>
+      <w:r>
+        <w:t>Pagos en línea y notificaciones push.</w:t>
+      </w:r>
+    </w:p>
+    <w:p>
+      <w:pPr>
+        <w:pStyle w:val="ListBullet"/>
+      </w:pPr>
+      <w:r>
+        <w:t>Rutas que no toquen Fusagasugá y el resto del Sumapaz (Silvania, Granada, Tibacuy, Venecia): quedan para una fase avanzada.</w:t>
+      </w:r>
+    </w:p>
+    <w:p>
+      <w:pPr>
+        <w:pStyle w:val="ListBullet"/>
+      </w:pPr>
+      <w:r>
+        <w:t>Recuperación de contraseña y tarifas diferenciales (estudiante, adulto mayor).</w:t>
       </w:r>
     </w:p>
     <w:p>
@@ -2575,10 +922,10 @@
         <w:rPr>
           <w:b/>
         </w:rPr>
-        <w:t xml:space="preserve">¿Los requerimientos pueden cambiar? </w:t>
+        <w:t xml:space="preserve">¿Los requerimientos pueden cambiar durante el proyecto? </w:t>
       </w:r>
       <w:r>
-        <w:t>Sí, y ya cambiaron: el modo offline, las tarifas, el aviso de congestión, el destino favorito y las notificaciones se redefinieron más de una vez, y el 15/09 apareció un requisito nuevo (RF-15).</w:t>
+        <w:t>Sí, y ya cambiaron: recibimos feedback del comité y del docente, el modo offline, las tarifas, el aviso de congestión y las notificaciones se redefinieron más de una vez, y el 15 de septiembre apareció un requisito nuevo (catálogo público).</w:t>
       </w:r>
     </w:p>
     <w:p>
@@ -2589,10 +936,10 @@
         <w:rPr>
           <w:b/>
         </w:rPr>
-        <w:t xml:space="preserve">¿Hay incertidumbre técnica? </w:t>
+        <w:t xml:space="preserve">¿Existe incertidumbre técnica? </w:t>
       </w:r>
       <w:r>
-        <w:t>Alta. Es la primera vez del equipo con mapas, con Spring Boot y con Angular; además hay dependencias externas (Google Maps, planes gratis de Render y Supabase).</w:t>
+        <w:t>Alta. Es la primera vez que manejamos datos geográficos (GeoJSON) y mapas, y también la primera vez del equipo con Spring Boot y con Angular; además dependemos de servicios externos y de planes gratuitos (Google Maps, Render, Supabase).</w:t>
       </w:r>
     </w:p>
     <w:p>
@@ -2603,10 +950,10 @@
         <w:rPr>
           <w:b/>
         </w:rPr>
-        <w:t xml:space="preserve">Riesgos iniciales: </w:t>
+        <w:t xml:space="preserve">¿Qué riesgos iniciales identificamos? </w:t>
       </w:r>
       <w:r>
-        <w:t>falta de experiencia en el stack, dificultad para conseguir los mapas oficiales de las empresas de transporte y la disponibilidad real de dos personas con otras materias (sección 7).</w:t>
+        <w:t>La calidad de los datos de las rutas que consigamos, la falta de experiencia en el stack y la disponibilidad real de dos personas con otras materias (ver sección 7).</w:t>
       </w:r>
     </w:p>
     <w:p>
@@ -2620,7 +967,7 @@
         <w:t xml:space="preserve">¿El cliente podría modificar prioridades? </w:t>
       </w:r>
       <w:r>
-        <w:t>Sí. El docente actúa como comité y redefine qué se entrega en cada sustentación; el Sprint 2 se reestructuró por ese motivo.</w:t>
+        <w:t>Sí. El docente actúa como comité y redefine qué se entrega en cada sustentación; por eso el Sprint 2 se reestructuró la semana del comité.</w:t>
       </w:r>
     </w:p>
     <w:p>
@@ -2637,7 +984,21 @@
           <w:b w:val="0"/>
           <w:i w:val="0"/>
         </w:rPr>
-        <w:t>Enfoque iterativo–incremental con Scrum como marco de trabajo. El enfoque dice cómo crece el producto (por incrementos demostrables, cada uno usable de punta a punta) y Scrum dice cómo se organiza el equipo para producirlos. La base tradicional es de linaje RUP —arquitectura definida temprano, que es la hexagonal ya comprometida— y la evolución hacia ágil se justifica por la incertidumbre real descrita arriba.</w:t>
+        <w:t>Elegimos un enfoque iterativo–incremental, con Scrum como marco de trabajo. El enfoque dice cómo crece el producto (por incrementos demostrables, cada uno usable de punta a punta) y Scrum dice cómo se organiza el equipo para producirlos. La base es de linaje RUP —arquitectura definida temprano, que es la hexagonal ya comprometida— y la evolución hacia ágil se justifica por la incertidumbre real descrita arriba.</w:t>
+      </w:r>
+    </w:p>
+    <w:p>
+      <w:pPr>
+        <w:pStyle w:val="ListBullet"/>
+      </w:pPr>
+      <w:r>
+        <w:rPr>
+          <w:b/>
+        </w:rPr>
+        <w:t xml:space="preserve">Por qué lo elegimos: </w:t>
+      </w:r>
+      <w:r>
+        <w:t>no tenemos todo el camino trazado desde el principio y necesitamos entregar partes del sistema para validar que vamos por buen camino.</w:t>
       </w:r>
     </w:p>
     <w:p>
@@ -2651,7 +1012,7 @@
         <w:t xml:space="preserve">Ventajas: </w:t>
       </w:r>
       <w:r>
-        <w:t>cada incremento se puede demostrar y corregir antes de seguir; la arquitectura se fija temprano y el alcance funcional se ajusta.</w:t>
+        <w:t>cada incremento se puede demostrar y corregir antes de seguir; la arquitectura queda fija y el alcance funcional se ajusta con feedback.</w:t>
       </w:r>
     </w:p>
     <w:p>
@@ -2662,10 +1023,10 @@
         <w:rPr>
           <w:b/>
         </w:rPr>
-        <w:t xml:space="preserve">Qué ayuda a evitar: </w:t>
+        <w:t xml:space="preserve">Qué problemas ayuda a evitar: </w:t>
       </w:r>
       <w:r>
-        <w:t>descubrir al final que lo construido no responde a lo que pide el docente, y planear grande sobre información que todavía no se tiene.</w:t>
+        <w:t>hacer todo el sistema y descubrir al final que no era lo que se necesitaba, y planear en grande sobre información que todavía no se tiene.</w:t>
       </w:r>
     </w:p>
     <w:p>
@@ -2674,6 +1035,15 @@
       </w:pPr>
       <w:r>
         <w:t>3.3 Uso de Scrum como marco de trabajo</w:t>
+      </w:r>
+    </w:p>
+    <w:p>
+      <w:r>
+        <w:rPr>
+          <w:b w:val="0"/>
+          <w:i w:val="0"/>
+        </w:rPr>
+        <w:t>Organizamos el trabajo en sprints de una semana, de martes a lunes, de modo que a cada sustentación quincenal lleguen dos sprints cerrados con su informe. Los eventos son:</w:t>
       </w:r>
     </w:p>
     <w:tbl>
@@ -2685,9 +1055,9 @@
         <w:tblLook w:firstColumn="1" w:firstRow="1" w:lastColumn="0" w:lastRow="0" w:noHBand="0" w:noVBand="1" w:val="04A0"/>
       </w:tblPr>
       <w:tblGrid>
-        <w:gridCol w:w="2154"/>
-        <w:gridCol w:w="2097"/>
-        <w:gridCol w:w="5670"/>
+        <w:gridCol w:w="2041"/>
+        <w:gridCol w:w="1927"/>
+        <w:gridCol w:w="5953"/>
       </w:tblGrid>
       <w:tr>
         <w:trPr>
@@ -2696,7 +1066,7 @@
         </w:trPr>
         <w:tc>
           <w:tcPr>
-            <w:tcW w:type="dxa" w:w="2154"/>
+            <w:tcW w:type="dxa" w:w="2041"/>
             <w:shd w:val="clear" w:color="auto" w:fill="D9E2F3"/>
           </w:tcPr>
           <w:p>
@@ -2712,7 +1082,7 @@
         </w:tc>
         <w:tc>
           <w:tcPr>
-            <w:tcW w:type="dxa" w:w="2098"/>
+            <w:tcW w:type="dxa" w:w="1928"/>
             <w:shd w:val="clear" w:color="auto" w:fill="D9E2F3"/>
           </w:tcPr>
           <w:p>
@@ -2728,7 +1098,7 @@
         </w:tc>
         <w:tc>
           <w:tcPr>
-            <w:tcW w:type="dxa" w:w="5669"/>
+            <w:tcW w:type="dxa" w:w="5953"/>
             <w:shd w:val="clear" w:color="auto" w:fill="D9E2F3"/>
           </w:tcPr>
           <w:p>
@@ -2738,7 +1108,7 @@
                 <w:b/>
                 <w:sz w:val="19"/>
               </w:rPr>
-              <w:t>Cómo se adopta</w:t>
+              <w:t>Cómo lo aplicamos</w:t>
             </w:r>
           </w:p>
         </w:tc>
@@ -2749,7 +1119,7 @@
         </w:trPr>
         <w:tc>
           <w:tcPr>
-            <w:tcW w:type="dxa" w:w="2154"/>
+            <w:tcW w:type="dxa" w:w="2041"/>
           </w:tcPr>
           <w:p>
             <w:pPr>
@@ -2766,7 +1136,7 @@
         </w:tc>
         <w:tc>
           <w:tcPr>
-            <w:tcW w:type="dxa" w:w="2098"/>
+            <w:tcW w:type="dxa" w:w="1928"/>
           </w:tcPr>
           <w:p>
             <w:pPr>
@@ -2783,7 +1153,7 @@
         </w:tc>
         <w:tc>
           <w:tcPr>
-            <w:tcW w:type="dxa" w:w="5669"/>
+            <w:tcW w:type="dxa" w:w="5953"/>
           </w:tcPr>
           <w:p>
             <w:pPr>
@@ -2794,7 +1164,7 @@
               <w:rPr>
                 <w:sz w:val="19"/>
               </w:rPr>
-              <w:t>Al salir de la clase de 16–18.</w:t>
+              <w:t>Al salir de la clase de 16–18, decidimos qué historias del backlog se atacan en el sprint.</w:t>
             </w:r>
           </w:p>
         </w:tc>
@@ -2805,7 +1175,7 @@
         </w:trPr>
         <w:tc>
           <w:tcPr>
-            <w:tcW w:type="dxa" w:w="2154"/>
+            <w:tcW w:type="dxa" w:w="2041"/>
           </w:tcPr>
           <w:p>
             <w:pPr>
@@ -2822,7 +1192,7 @@
         </w:tc>
         <w:tc>
           <w:tcPr>
-            <w:tcW w:type="dxa" w:w="2098"/>
+            <w:tcW w:type="dxa" w:w="1928"/>
           </w:tcPr>
           <w:p>
             <w:pPr>
@@ -2839,7 +1209,7 @@
         </w:tc>
         <w:tc>
           <w:tcPr>
-            <w:tcW w:type="dxa" w:w="5669"/>
+            <w:tcW w:type="dxa" w:w="5953"/>
           </w:tcPr>
           <w:p>
             <w:pPr>
@@ -2850,7 +1220,7 @@
               <w:rPr>
                 <w:sz w:val="19"/>
               </w:rPr>
-              <w:t>Se sustituyó por un check-in escrito (ayer / hoy / bloqueos): dos personas que comparten tres clases semanales no sostienen una reunión diaria. Se descartó por escrito para no prometer un evento que no se cumple.</w:t>
+              <w:t>Lo sustituimos por un check-in escrito (ayer / hoy / bloqueos): dos personas que comparten tres clases semanales no sostienen una reunión diaria. Lo dejamos por escrito para no prometer un evento que no se cumple. Además hay una sesión de pareja los jueves a las 13:00.</w:t>
             </w:r>
           </w:p>
         </w:tc>
@@ -2861,7 +1231,7 @@
         </w:trPr>
         <w:tc>
           <w:tcPr>
-            <w:tcW w:type="dxa" w:w="2154"/>
+            <w:tcW w:type="dxa" w:w="2041"/>
           </w:tcPr>
           <w:p>
             <w:pPr>
@@ -2872,13 +1242,13 @@
               <w:rPr>
                 <w:sz w:val="19"/>
               </w:rPr>
-              <w:t>Sesión de pareja</w:t>
-            </w:r>
-          </w:p>
-        </w:tc>
-        <w:tc>
-          <w:tcPr>
-            <w:tcW w:type="dxa" w:w="2098"/>
+              <w:t>Sprint Review</w:t>
+            </w:r>
+          </w:p>
+        </w:tc>
+        <w:tc>
+          <w:tcPr>
+            <w:tcW w:type="dxa" w:w="1928"/>
           </w:tcPr>
           <w:p>
             <w:pPr>
@@ -2889,13 +1259,13 @@
               <w:rPr>
                 <w:sz w:val="19"/>
               </w:rPr>
-              <w:t>Jueves 13:00 (1 h)</w:t>
-            </w:r>
-          </w:p>
-        </w:tc>
-        <w:tc>
-          <w:tcPr>
-            <w:tcW w:type="dxa" w:w="5669"/>
+              <w:t>Lunes en la noche</w:t>
+            </w:r>
+          </w:p>
+        </w:tc>
+        <w:tc>
+          <w:tcPr>
+            <w:tcW w:type="dxa" w:w="5953"/>
           </w:tcPr>
           <w:p>
             <w:pPr>
@@ -2906,7 +1276,7 @@
               <w:rPr>
                 <w:sz w:val="19"/>
               </w:rPr>
-              <w:t>Al salir de la clase de 11–13.</w:t>
+              <w:t>Cierre de sprint: mostramos lo terminado y registramos el resultado en el informe.</w:t>
             </w:r>
           </w:p>
         </w:tc>
@@ -2917,7 +1287,7 @@
         </w:trPr>
         <w:tc>
           <w:tcPr>
-            <w:tcW w:type="dxa" w:w="2154"/>
+            <w:tcW w:type="dxa" w:w="2041"/>
           </w:tcPr>
           <w:p>
             <w:pPr>
@@ -2928,13 +1298,13 @@
               <w:rPr>
                 <w:sz w:val="19"/>
               </w:rPr>
-              <w:t>Sprint Review y Retrospectiva</w:t>
-            </w:r>
-          </w:p>
-        </w:tc>
-        <w:tc>
-          <w:tcPr>
-            <w:tcW w:type="dxa" w:w="2098"/>
+              <w:t>Sprint Retrospective</w:t>
+            </w:r>
+          </w:p>
+        </w:tc>
+        <w:tc>
+          <w:tcPr>
+            <w:tcW w:type="dxa" w:w="1928"/>
           </w:tcPr>
           <w:p>
             <w:pPr>
@@ -2951,7 +1321,7 @@
         </w:tc>
         <w:tc>
           <w:tcPr>
-            <w:tcW w:type="dxa" w:w="5669"/>
+            <w:tcW w:type="dxa" w:w="5953"/>
           </w:tcPr>
           <w:p>
             <w:pPr>
@@ -2962,7 +1332,7 @@
               <w:rPr>
                 <w:sz w:val="19"/>
               </w:rPr>
-              <w:t>Cierre de sprint; el informe queda en Jira.</w:t>
+              <w:t>Revisamos qué mejorar en la forma de trabajar; queda en el mismo informe.</w:t>
             </w:r>
           </w:p>
         </w:tc>
@@ -2979,7 +1349,7 @@
           <w:b w:val="0"/>
           <w:i w:val="0"/>
         </w:rPr>
-        <w:t>Duración de los sprints: una semana, de martes a lunes, de modo que a cada sustentación quincenal lleguen dos sprints cerrados. Las fechas de comité no siguen un patrón fijo: se le preguntan al docente y no se suponen. Backlog: Jira, proyecto único SCRUM, con 5 épicas que son a la vez los 5 incrementos demostrables (cuenta de usuario; búsqueda de ruta; historial y favoritos; comentarios; administración), 15 historias de usuario y 7 requisitos no funcionales.</w:t>
+        <w:t>Backlog: lo llevamos en Jira (proyecto SCRUM), organizado en 5 épicas que son a la vez los 5 incrementos demostrables (cuenta de usuario; búsqueda de ruta; historial y favoritos; comentarios; administración), con 15 historias de usuario y 7 requisitos no funcionales, priorizados por la Product Owner. Cada historia se vincula a su rama, commit y pull request por la key SCRUM-N. Los roles son:</w:t>
       </w:r>
     </w:p>
     <w:tbl>
@@ -3229,7 +1599,7 @@
           <w:b w:val="0"/>
           <w:i/>
         </w:rPr>
-        <w:t>"Responsable" significa quien responde ante el comité y revisa los PR de esa área, no quien la programa solo: ambos programan frontend y backend. La capa técnica debe rotar cada 2 sprints; esa rotación todavía no ha ocurrido y se registrará al cierre del Sprint 3.</w:t>
+        <w:t>"Responsable" significa quien responde ante el comité y revisa los PR de esa área, no quien la programa solo: ambos programamos frontend y backend. La capa técnica debe rotar cada dos sprints; esa rotación todavía no ha ocurrido y se registrará al cierre del Sprint 3.</w:t>
       </w:r>
     </w:p>
     <w:p>
@@ -3254,7 +1624,7 @@
           <w:b w:val="0"/>
           <w:i w:val="0"/>
         </w:rPr>
-        <w:t>El docente sugiere entre 8 y 12 requerimientos funcionales. El backlog aprobado por el equipo el 15/09/2026 tiene 15, agrupados en 5 incrementos; se presentan todos porque son los que respaldan el alcance declarado. Cada uno se redactó con el formato "El sistema debe…".</w:t>
+        <w:t>La guía pide entre 8 y 12 requerimientos funcionales. Agrupamos las 15 historias de usuario del backlog aprobado en 12 requerimientos; la correspondencia exacta con cada historia y su key de Jira está en el Anexo C. Todos inician con "El sistema debe…".</w:t>
       </w:r>
     </w:p>
     <w:tbl>
@@ -3266,8 +1636,8 @@
         <w:tblLook w:firstColumn="1" w:firstRow="1" w:lastColumn="0" w:lastRow="0" w:noHBand="0" w:noVBand="1" w:val="04A0"/>
       </w:tblPr>
       <w:tblGrid>
-        <w:gridCol w:w="907"/>
-        <w:gridCol w:w="1814"/>
+        <w:gridCol w:w="850"/>
+        <w:gridCol w:w="2041"/>
         <w:gridCol w:w="5329"/>
         <w:gridCol w:w="1701"/>
       </w:tblGrid>
@@ -3278,7 +1648,7 @@
         </w:trPr>
         <w:tc>
           <w:tcPr>
-            <w:tcW w:type="dxa" w:w="907"/>
+            <w:tcW w:type="dxa" w:w="850"/>
             <w:shd w:val="clear" w:color="auto" w:fill="D9E2F3"/>
           </w:tcPr>
           <w:p>
@@ -3294,7 +1664,7 @@
         </w:tc>
         <w:tc>
           <w:tcPr>
-            <w:tcW w:type="dxa" w:w="1814"/>
+            <w:tcW w:type="dxa" w:w="2041"/>
             <w:shd w:val="clear" w:color="auto" w:fill="D9E2F3"/>
           </w:tcPr>
           <w:p>
@@ -3304,7 +1674,7 @@
                 <w:b/>
                 <w:sz w:val="19"/>
               </w:rPr>
-              <w:t>Nombre</w:t>
+              <w:t>Nombre del requerimiento</w:t>
             </w:r>
           </w:p>
         </w:tc>
@@ -3347,7 +1717,7 @@
         </w:trPr>
         <w:tc>
           <w:tcPr>
-            <w:tcW w:type="dxa" w:w="907"/>
+            <w:tcW w:type="dxa" w:w="850"/>
           </w:tcPr>
           <w:p>
             <w:pPr>
@@ -3358,13 +1728,13 @@
               <w:rPr>
                 <w:sz w:val="19"/>
               </w:rPr>
-              <w:t>RF-01</w:t>
-            </w:r>
-          </w:p>
-        </w:tc>
-        <w:tc>
-          <w:tcPr>
-            <w:tcW w:type="dxa" w:w="1814"/>
+              <w:t>RF1</w:t>
+            </w:r>
+          </w:p>
+        </w:tc>
+        <w:tc>
+          <w:tcPr>
+            <w:tcW w:type="dxa" w:w="2041"/>
           </w:tcPr>
           <w:p>
             <w:pPr>
@@ -3392,7 +1762,7 @@
               <w:rPr>
                 <w:sz w:val="19"/>
               </w:rPr>
-              <w:t>El sistema debe permitir registrarse con nombre, correo y contraseña.</w:t>
+              <w:t>El sistema debe permitir que nuevos usuarios se registren con nombre, correo y contraseña.</w:t>
             </w:r>
           </w:p>
         </w:tc>
@@ -3409,7 +1779,7 @@
               <w:rPr>
                 <w:sz w:val="19"/>
               </w:rPr>
-              <w:t>Usuario Final</w:t>
+              <w:t>Usuario</w:t>
             </w:r>
           </w:p>
         </w:tc>
@@ -3420,7 +1790,7 @@
         </w:trPr>
         <w:tc>
           <w:tcPr>
-            <w:tcW w:type="dxa" w:w="907"/>
+            <w:tcW w:type="dxa" w:w="850"/>
           </w:tcPr>
           <w:p>
             <w:pPr>
@@ -3431,13 +1801,13 @@
               <w:rPr>
                 <w:sz w:val="19"/>
               </w:rPr>
-              <w:t>RF-02</w:t>
-            </w:r>
-          </w:p>
-        </w:tc>
-        <w:tc>
-          <w:tcPr>
-            <w:tcW w:type="dxa" w:w="1814"/>
+              <w:t>RF2</w:t>
+            </w:r>
+          </w:p>
+        </w:tc>
+        <w:tc>
+          <w:tcPr>
+            <w:tcW w:type="dxa" w:w="2041"/>
           </w:tcPr>
           <w:p>
             <w:pPr>
@@ -3465,7 +1835,7 @@
               <w:rPr>
                 <w:sz w:val="19"/>
               </w:rPr>
-              <w:t>El sistema debe permitir iniciar sesión con correo y contraseña y emitir un token con validez de una semana.</w:t>
+              <w:t>El sistema debe permitir que los usuarios inicien sesión con su correo y contraseña y mantener la sesión durante una semana.</w:t>
             </w:r>
           </w:p>
         </w:tc>
@@ -3482,7 +1852,7 @@
               <w:rPr>
                 <w:sz w:val="19"/>
               </w:rPr>
-              <w:t>Usuario Final</w:t>
+              <w:t>Usuario</w:t>
             </w:r>
           </w:p>
         </w:tc>
@@ -3493,7 +1863,7 @@
         </w:trPr>
         <w:tc>
           <w:tcPr>
-            <w:tcW w:type="dxa" w:w="907"/>
+            <w:tcW w:type="dxa" w:w="850"/>
           </w:tcPr>
           <w:p>
             <w:pPr>
@@ -3504,13 +1874,13 @@
               <w:rPr>
                 <w:sz w:val="19"/>
               </w:rPr>
-              <w:t>RF-03</w:t>
-            </w:r>
-          </w:p>
-        </w:tc>
-        <w:tc>
-          <w:tcPr>
-            <w:tcW w:type="dxa" w:w="1814"/>
+              <w:t>RF3</w:t>
+            </w:r>
+          </w:p>
+        </w:tc>
+        <w:tc>
+          <w:tcPr>
+            <w:tcW w:type="dxa" w:w="2041"/>
           </w:tcPr>
           <w:p>
             <w:pPr>
@@ -3521,7 +1891,7 @@
               <w:rPr>
                 <w:sz w:val="19"/>
               </w:rPr>
-              <w:t>Datos personales</w:t>
+              <w:t>Perfil</w:t>
             </w:r>
           </w:p>
         </w:tc>
@@ -3538,7 +1908,7 @@
               <w:rPr>
                 <w:sz w:val="19"/>
               </w:rPr>
-              <w:t>El sistema debe permitir ver y editar los datos personales.</w:t>
+              <w:t>El sistema debe permitir ver y editar los datos personales, incluida la contraseña.</w:t>
             </w:r>
           </w:p>
         </w:tc>
@@ -3555,7 +1925,7 @@
               <w:rPr>
                 <w:sz w:val="19"/>
               </w:rPr>
-              <w:t>Usuario Final</w:t>
+              <w:t>Usuario</w:t>
             </w:r>
           </w:p>
         </w:tc>
@@ -3566,7 +1936,7 @@
         </w:trPr>
         <w:tc>
           <w:tcPr>
-            <w:tcW w:type="dxa" w:w="907"/>
+            <w:tcW w:type="dxa" w:w="850"/>
           </w:tcPr>
           <w:p>
             <w:pPr>
@@ -3577,13 +1947,13 @@
               <w:rPr>
                 <w:sz w:val="19"/>
               </w:rPr>
-              <w:t>RF-04</w:t>
-            </w:r>
-          </w:p>
-        </w:tc>
-        <w:tc>
-          <w:tcPr>
-            <w:tcW w:type="dxa" w:w="1814"/>
+              <w:t>RF4</w:t>
+            </w:r>
+          </w:p>
+        </w:tc>
+        <w:tc>
+          <w:tcPr>
+            <w:tcW w:type="dxa" w:w="2041"/>
           </w:tcPr>
           <w:p>
             <w:pPr>
@@ -3594,7 +1964,7 @@
               <w:rPr>
                 <w:sz w:val="19"/>
               </w:rPr>
-              <w:t>Mejor ruta</w:t>
+              <w:t>Catálogo público de rutas</w:t>
             </w:r>
           </w:p>
         </w:tc>
@@ -3611,7 +1981,7 @@
               <w:rPr>
                 <w:sz w:val="19"/>
               </w:rPr>
-              <w:t>El sistema debe sugerir la mejor ruta de busetas entre un origen y un destino marcados por el usuario, indicando el punto de abordaje más cercano y la distancia a pie.</w:t>
+              <w:t>El sistema debe mostrar a cualquier visitante, sin cuenta, el listado de rutas activas y el detalle de cada una (barrios y tarifa).</w:t>
             </w:r>
           </w:p>
         </w:tc>
@@ -3628,7 +1998,7 @@
               <w:rPr>
                 <w:sz w:val="19"/>
               </w:rPr>
-              <w:t>Usuario Final</w:t>
+              <w:t>Visitante</w:t>
             </w:r>
           </w:p>
         </w:tc>
@@ -3639,7 +2009,7 @@
         </w:trPr>
         <w:tc>
           <w:tcPr>
-            <w:tcW w:type="dxa" w:w="907"/>
+            <w:tcW w:type="dxa" w:w="850"/>
           </w:tcPr>
           <w:p>
             <w:pPr>
@@ -3650,13 +2020,13 @@
               <w:rPr>
                 <w:sz w:val="19"/>
               </w:rPr>
-              <w:t>RF-05</w:t>
-            </w:r>
-          </w:p>
-        </w:tc>
-        <w:tc>
-          <w:tcPr>
-            <w:tcW w:type="dxa" w:w="1814"/>
+              <w:t>RF5</w:t>
+            </w:r>
+          </w:p>
+        </w:tc>
+        <w:tc>
+          <w:tcPr>
+            <w:tcW w:type="dxa" w:w="2041"/>
           </w:tcPr>
           <w:p>
             <w:pPr>
@@ -3667,7 +2037,7 @@
               <w:rPr>
                 <w:sz w:val="19"/>
               </w:rPr>
-              <w:t>Barrios de la ruta</w:t>
+              <w:t>Buscar la mejor ruta</w:t>
             </w:r>
           </w:p>
         </w:tc>
@@ -3684,7 +2054,7 @@
               <w:rPr>
                 <w:sz w:val="19"/>
               </w:rPr>
-              <w:t>El sistema debe mostrar los barrios o comunas por los que pasa la ruta sugerida.</w:t>
+              <w:t>El sistema debe sugerir la mejor ruta de busetas entre un origen y un destino, mostrando los barrios por los que pasa, el costo del pasaje y el punto de abordaje más cercano.</w:t>
             </w:r>
           </w:p>
         </w:tc>
@@ -3701,7 +2071,7 @@
               <w:rPr>
                 <w:sz w:val="19"/>
               </w:rPr>
-              <w:t>Usuario Final</w:t>
+              <w:t>Usuario</w:t>
             </w:r>
           </w:p>
         </w:tc>
@@ -3712,7 +2082,7 @@
         </w:trPr>
         <w:tc>
           <w:tcPr>
-            <w:tcW w:type="dxa" w:w="907"/>
+            <w:tcW w:type="dxa" w:w="850"/>
           </w:tcPr>
           <w:p>
             <w:pPr>
@@ -3723,13 +2093,13 @@
               <w:rPr>
                 <w:sz w:val="19"/>
               </w:rPr>
-              <w:t>RF-06</w:t>
-            </w:r>
-          </w:p>
-        </w:tc>
-        <w:tc>
-          <w:tcPr>
-            <w:tcW w:type="dxa" w:w="1814"/>
+              <w:t>RF6</w:t>
+            </w:r>
+          </w:p>
+        </w:tc>
+        <w:tc>
+          <w:tcPr>
+            <w:tcW w:type="dxa" w:w="2041"/>
           </w:tcPr>
           <w:p>
             <w:pPr>
@@ -3740,7 +2110,7 @@
               <w:rPr>
                 <w:sz w:val="19"/>
               </w:rPr>
-              <w:t>Costo del pasaje</w:t>
+              <w:t>Aviso de congestión</w:t>
             </w:r>
           </w:p>
         </w:tc>
@@ -3757,7 +2127,7 @@
               <w:rPr>
                 <w:sz w:val="19"/>
               </w:rPr>
-              <w:t>El sistema debe mostrar el costo del pasaje de la ruta sugerida.</w:t>
+              <w:t>El sistema debe avisar si el trayecto sugerido suele estar congestionado a la hora de la consulta.</w:t>
             </w:r>
           </w:p>
         </w:tc>
@@ -3774,7 +2144,7 @@
               <w:rPr>
                 <w:sz w:val="19"/>
               </w:rPr>
-              <w:t>Usuario Final</w:t>
+              <w:t>Usuario</w:t>
             </w:r>
           </w:p>
         </w:tc>
@@ -3785,7 +2155,7 @@
         </w:trPr>
         <w:tc>
           <w:tcPr>
-            <w:tcW w:type="dxa" w:w="907"/>
+            <w:tcW w:type="dxa" w:w="850"/>
           </w:tcPr>
           <w:p>
             <w:pPr>
@@ -3796,13 +2166,13 @@
               <w:rPr>
                 <w:sz w:val="19"/>
               </w:rPr>
-              <w:t>RF-07</w:t>
-            </w:r>
-          </w:p>
-        </w:tc>
-        <w:tc>
-          <w:tcPr>
-            <w:tcW w:type="dxa" w:w="1814"/>
+              <w:t>RF7</w:t>
+            </w:r>
+          </w:p>
+        </w:tc>
+        <w:tc>
+          <w:tcPr>
+            <w:tcW w:type="dxa" w:w="2041"/>
           </w:tcPr>
           <w:p>
             <w:pPr>
@@ -3813,7 +2183,7 @@
               <w:rPr>
                 <w:sz w:val="19"/>
               </w:rPr>
-              <w:t>Historial</w:t>
+              <w:t>Historial y destino favorito</w:t>
             </w:r>
           </w:p>
         </w:tc>
@@ -3830,7 +2200,7 @@
               <w:rPr>
                 <w:sz w:val="19"/>
               </w:rPr>
-              <w:t>El sistema debe guardar y mostrar las últimas búsquedas del usuario, asociadas a su cuenta.</w:t>
+              <w:t>El sistema debe guardar el historial de búsquedas y permitir marcar un destino favorito que se pre-carga al iniciar la búsqueda.</w:t>
             </w:r>
           </w:p>
         </w:tc>
@@ -3847,7 +2217,7 @@
               <w:rPr>
                 <w:sz w:val="19"/>
               </w:rPr>
-              <w:t>Usuario Final</w:t>
+              <w:t>Usuario</w:t>
             </w:r>
           </w:p>
         </w:tc>
@@ -3858,7 +2228,7 @@
         </w:trPr>
         <w:tc>
           <w:tcPr>
-            <w:tcW w:type="dxa" w:w="907"/>
+            <w:tcW w:type="dxa" w:w="850"/>
           </w:tcPr>
           <w:p>
             <w:pPr>
@@ -3869,13 +2239,13 @@
               <w:rPr>
                 <w:sz w:val="19"/>
               </w:rPr>
-              <w:t>RF-08</w:t>
-            </w:r>
-          </w:p>
-        </w:tc>
-        <w:tc>
-          <w:tcPr>
-            <w:tcW w:type="dxa" w:w="1814"/>
+              <w:t>RF8</w:t>
+            </w:r>
+          </w:p>
+        </w:tc>
+        <w:tc>
+          <w:tcPr>
+            <w:tcW w:type="dxa" w:w="2041"/>
           </w:tcPr>
           <w:p>
             <w:pPr>
@@ -3886,7 +2256,7 @@
               <w:rPr>
                 <w:sz w:val="19"/>
               </w:rPr>
-              <w:t>Caja de comentarios</w:t>
+              <w:t>Comentarios</w:t>
             </w:r>
           </w:p>
         </w:tc>
@@ -3920,7 +2290,7 @@
               <w:rPr>
                 <w:sz w:val="19"/>
               </w:rPr>
-              <w:t>Usuario Final</w:t>
+              <w:t>Usuario</w:t>
             </w:r>
           </w:p>
         </w:tc>
@@ -3931,7 +2301,7 @@
         </w:trPr>
         <w:tc>
           <w:tcPr>
-            <w:tcW w:type="dxa" w:w="907"/>
+            <w:tcW w:type="dxa" w:w="850"/>
           </w:tcPr>
           <w:p>
             <w:pPr>
@@ -3942,13 +2312,13 @@
               <w:rPr>
                 <w:sz w:val="19"/>
               </w:rPr>
-              <w:t>RF-09</w:t>
-            </w:r>
-          </w:p>
-        </w:tc>
-        <w:tc>
-          <w:tcPr>
-            <w:tcW w:type="dxa" w:w="1814"/>
+              <w:t>RF9</w:t>
+            </w:r>
+          </w:p>
+        </w:tc>
+        <w:tc>
+          <w:tcPr>
+            <w:tcW w:type="dxa" w:w="2041"/>
           </w:tcPr>
           <w:p>
             <w:pPr>
@@ -3959,7 +2329,7 @@
               <w:rPr>
                 <w:sz w:val="19"/>
               </w:rPr>
-              <w:t>Aviso de congestión</w:t>
+              <w:t>Gestionar rutas</w:t>
             </w:r>
           </w:p>
         </w:tc>
@@ -3976,7 +2346,7 @@
               <w:rPr>
                 <w:sz w:val="19"/>
               </w:rPr>
-              <w:t>El sistema debe avisar si el trayecto sugerido suele estar congestionado a la hora de la consulta.</w:t>
+              <w:t>El sistema debe permitir al administrador crear, consultar, modificar y eliminar (de forma lógica) rutas.</w:t>
             </w:r>
           </w:p>
         </w:tc>
@@ -3993,7 +2363,7 @@
               <w:rPr>
                 <w:sz w:val="19"/>
               </w:rPr>
-              <w:t>Usuario Final</w:t>
+              <w:t>Administrador</w:t>
             </w:r>
           </w:p>
         </w:tc>
@@ -4004,7 +2374,7 @@
         </w:trPr>
         <w:tc>
           <w:tcPr>
-            <w:tcW w:type="dxa" w:w="907"/>
+            <w:tcW w:type="dxa" w:w="850"/>
           </w:tcPr>
           <w:p>
             <w:pPr>
@@ -4015,13 +2385,13 @@
               <w:rPr>
                 <w:sz w:val="19"/>
               </w:rPr>
-              <w:t>RF-10</w:t>
-            </w:r>
-          </w:p>
-        </w:tc>
-        <w:tc>
-          <w:tcPr>
-            <w:tcW w:type="dxa" w:w="1814"/>
+              <w:t>RF10</w:t>
+            </w:r>
+          </w:p>
+        </w:tc>
+        <w:tc>
+          <w:tcPr>
+            <w:tcW w:type="dxa" w:w="2041"/>
           </w:tcPr>
           <w:p>
             <w:pPr>
@@ -4032,7 +2402,7 @@
               <w:rPr>
                 <w:sz w:val="19"/>
               </w:rPr>
-              <w:t>Destino favorito</w:t>
+              <w:t>Suspender rutas</w:t>
             </w:r>
           </w:p>
         </w:tc>
@@ -4049,7 +2419,7 @@
               <w:rPr>
                 <w:sz w:val="19"/>
               </w:rPr>
-              <w:t>El sistema debe permitir marcar un destino como favorito y pre-cargarlo con su aviso de congestión al abrir la búsqueda.</w:t>
+              <w:t>El sistema debe permitir suspender una ruta temporalmente y notificar dentro de la app a quienes la usan seguido.</w:t>
             </w:r>
           </w:p>
         </w:tc>
@@ -4066,7 +2436,7 @@
               <w:rPr>
                 <w:sz w:val="19"/>
               </w:rPr>
-              <w:t>Usuario Final</w:t>
+              <w:t>Administrador</w:t>
             </w:r>
           </w:p>
         </w:tc>
@@ -4077,7 +2447,7 @@
         </w:trPr>
         <w:tc>
           <w:tcPr>
-            <w:tcW w:type="dxa" w:w="907"/>
+            <w:tcW w:type="dxa" w:w="850"/>
           </w:tcPr>
           <w:p>
             <w:pPr>
@@ -4088,13 +2458,13 @@
               <w:rPr>
                 <w:sz w:val="19"/>
               </w:rPr>
-              <w:t>RF-11</w:t>
-            </w:r>
-          </w:p>
-        </w:tc>
-        <w:tc>
-          <w:tcPr>
-            <w:tcW w:type="dxa" w:w="1814"/>
+              <w:t>RF11</w:t>
+            </w:r>
+          </w:p>
+        </w:tc>
+        <w:tc>
+          <w:tcPr>
+            <w:tcW w:type="dxa" w:w="2041"/>
           </w:tcPr>
           <w:p>
             <w:pPr>
@@ -4105,7 +2475,7 @@
               <w:rPr>
                 <w:sz w:val="19"/>
               </w:rPr>
-              <w:t>CRUD de rutas</w:t>
+              <w:t>Responder comentarios</w:t>
             </w:r>
           </w:p>
         </w:tc>
@@ -4122,7 +2492,7 @@
               <w:rPr>
                 <w:sz w:val="19"/>
               </w:rPr>
-              <w:t>El sistema debe permitir al administrador crear, consultar, modificar y eliminar (de forma lógica) rutas.</w:t>
+              <w:t>El sistema debe permitir al administrador leer y responder los comentarios de los usuarios.</w:t>
             </w:r>
           </w:p>
         </w:tc>
@@ -4150,7 +2520,7 @@
         </w:trPr>
         <w:tc>
           <w:tcPr>
-            <w:tcW w:type="dxa" w:w="907"/>
+            <w:tcW w:type="dxa" w:w="850"/>
           </w:tcPr>
           <w:p>
             <w:pPr>
@@ -4161,13 +2531,13 @@
               <w:rPr>
                 <w:sz w:val="19"/>
               </w:rPr>
-              <w:t>RF-12</w:t>
-            </w:r>
-          </w:p>
-        </w:tc>
-        <w:tc>
-          <w:tcPr>
-            <w:tcW w:type="dxa" w:w="1814"/>
+              <w:t>RF12</w:t>
+            </w:r>
+          </w:p>
+        </w:tc>
+        <w:tc>
+          <w:tcPr>
+            <w:tcW w:type="dxa" w:w="2041"/>
           </w:tcPr>
           <w:p>
             <w:pPr>
@@ -4178,7 +2548,7 @@
               <w:rPr>
                 <w:sz w:val="19"/>
               </w:rPr>
-              <w:t>Suspensión temporal</w:t>
+              <w:t>Métricas de uso</w:t>
             </w:r>
           </w:p>
         </w:tc>
@@ -4195,7 +2565,7 @@
               <w:rPr>
                 <w:sz w:val="19"/>
               </w:rPr>
-              <w:t>El sistema debe permitir suspender una ruta temporalmente y notificar dentro de la app a quienes la usan seguido.</w:t>
+              <w:t>El sistema debe mostrar al administrador cinco métricas de uso de la aplicación.</w:t>
             </w:r>
           </w:p>
         </w:tc>
@@ -4213,225 +2583,6 @@
                 <w:sz w:val="19"/>
               </w:rPr>
               <w:t>Administrador</w:t>
-            </w:r>
-          </w:p>
-        </w:tc>
-      </w:tr>
-      <w:tr>
-        <w:trPr>
-          <w:cantSplit w:val="true"/>
-        </w:trPr>
-        <w:tc>
-          <w:tcPr>
-            <w:tcW w:type="dxa" w:w="907"/>
-          </w:tcPr>
-          <w:p>
-            <w:pPr>
-              <w:spacing w:after="40"/>
-            </w:pPr>
-            <w:r/>
-            <w:r>
-              <w:rPr>
-                <w:sz w:val="19"/>
-              </w:rPr>
-              <w:t>RF-13</w:t>
-            </w:r>
-          </w:p>
-        </w:tc>
-        <w:tc>
-          <w:tcPr>
-            <w:tcW w:type="dxa" w:w="1814"/>
-          </w:tcPr>
-          <w:p>
-            <w:pPr>
-              <w:spacing w:after="40"/>
-            </w:pPr>
-            <w:r/>
-            <w:r>
-              <w:rPr>
-                <w:sz w:val="19"/>
-              </w:rPr>
-              <w:t>Métricas de uso</w:t>
-            </w:r>
-          </w:p>
-        </w:tc>
-        <w:tc>
-          <w:tcPr>
-            <w:tcW w:type="dxa" w:w="5329"/>
-          </w:tcPr>
-          <w:p>
-            <w:pPr>
-              <w:spacing w:after="40"/>
-            </w:pPr>
-            <w:r/>
-            <w:r>
-              <w:rPr>
-                <w:sz w:val="19"/>
-              </w:rPr>
-              <w:t>El sistema debe mostrar al administrador cinco métricas de uso de la aplicación.</w:t>
-            </w:r>
-          </w:p>
-        </w:tc>
-        <w:tc>
-          <w:tcPr>
-            <w:tcW w:type="dxa" w:w="1701"/>
-          </w:tcPr>
-          <w:p>
-            <w:pPr>
-              <w:spacing w:after="40"/>
-            </w:pPr>
-            <w:r/>
-            <w:r>
-              <w:rPr>
-                <w:sz w:val="19"/>
-              </w:rPr>
-              <w:t>Administrador</w:t>
-            </w:r>
-          </w:p>
-        </w:tc>
-      </w:tr>
-      <w:tr>
-        <w:trPr>
-          <w:cantSplit w:val="true"/>
-        </w:trPr>
-        <w:tc>
-          <w:tcPr>
-            <w:tcW w:type="dxa" w:w="907"/>
-          </w:tcPr>
-          <w:p>
-            <w:pPr>
-              <w:spacing w:after="40"/>
-            </w:pPr>
-            <w:r/>
-            <w:r>
-              <w:rPr>
-                <w:sz w:val="19"/>
-              </w:rPr>
-              <w:t>RF-14</w:t>
-            </w:r>
-          </w:p>
-        </w:tc>
-        <w:tc>
-          <w:tcPr>
-            <w:tcW w:type="dxa" w:w="1814"/>
-          </w:tcPr>
-          <w:p>
-            <w:pPr>
-              <w:spacing w:after="40"/>
-            </w:pPr>
-            <w:r/>
-            <w:r>
-              <w:rPr>
-                <w:sz w:val="19"/>
-              </w:rPr>
-              <w:t>Responder comentarios</w:t>
-            </w:r>
-          </w:p>
-        </w:tc>
-        <w:tc>
-          <w:tcPr>
-            <w:tcW w:type="dxa" w:w="5329"/>
-          </w:tcPr>
-          <w:p>
-            <w:pPr>
-              <w:spacing w:after="40"/>
-            </w:pPr>
-            <w:r/>
-            <w:r>
-              <w:rPr>
-                <w:sz w:val="19"/>
-              </w:rPr>
-              <w:t>El sistema debe permitir al administrador leer y responder los comentarios de los usuarios.</w:t>
-            </w:r>
-          </w:p>
-        </w:tc>
-        <w:tc>
-          <w:tcPr>
-            <w:tcW w:type="dxa" w:w="1701"/>
-          </w:tcPr>
-          <w:p>
-            <w:pPr>
-              <w:spacing w:after="40"/>
-            </w:pPr>
-            <w:r/>
-            <w:r>
-              <w:rPr>
-                <w:sz w:val="19"/>
-              </w:rPr>
-              <w:t>Administrador</w:t>
-            </w:r>
-          </w:p>
-        </w:tc>
-      </w:tr>
-      <w:tr>
-        <w:trPr>
-          <w:cantSplit w:val="true"/>
-        </w:trPr>
-        <w:tc>
-          <w:tcPr>
-            <w:tcW w:type="dxa" w:w="907"/>
-          </w:tcPr>
-          <w:p>
-            <w:pPr>
-              <w:spacing w:after="40"/>
-            </w:pPr>
-            <w:r/>
-            <w:r>
-              <w:rPr>
-                <w:sz w:val="19"/>
-              </w:rPr>
-              <w:t>RF-15</w:t>
-            </w:r>
-          </w:p>
-        </w:tc>
-        <w:tc>
-          <w:tcPr>
-            <w:tcW w:type="dxa" w:w="1814"/>
-          </w:tcPr>
-          <w:p>
-            <w:pPr>
-              <w:spacing w:after="40"/>
-            </w:pPr>
-            <w:r/>
-            <w:r>
-              <w:rPr>
-                <w:sz w:val="19"/>
-              </w:rPr>
-              <w:t>Catálogo público</w:t>
-            </w:r>
-          </w:p>
-        </w:tc>
-        <w:tc>
-          <w:tcPr>
-            <w:tcW w:type="dxa" w:w="5329"/>
-          </w:tcPr>
-          <w:p>
-            <w:pPr>
-              <w:spacing w:after="40"/>
-            </w:pPr>
-            <w:r/>
-            <w:r>
-              <w:rPr>
-                <w:sz w:val="19"/>
-              </w:rPr>
-              <w:t>El sistema debe permitir a cualquier visitante, sin cuenta, explorar el listado de rutas activas y el detalle de cada una.</w:t>
-            </w:r>
-          </w:p>
-        </w:tc>
-        <w:tc>
-          <w:tcPr>
-            <w:tcW w:type="dxa" w:w="1701"/>
-          </w:tcPr>
-          <w:p>
-            <w:pPr>
-              <w:spacing w:after="40"/>
-            </w:pPr>
-            <w:r/>
-            <w:r>
-              <w:rPr>
-                <w:sz w:val="19"/>
-              </w:rPr>
-              <w:t>Visitante</w:t>
             </w:r>
           </w:p>
         </w:tc>
@@ -4450,6 +2601,15 @@
         <w:t>4.2 Requerimientos no funcionales</w:t>
       </w:r>
     </w:p>
+    <w:p>
+      <w:r>
+        <w:rPr>
+          <w:b w:val="0"/>
+          <w:i w:val="0"/>
+        </w:rPr>
+        <w:t>Definimos siete requerimientos no funcionales, cada uno con su instrumento de medición: no comprometemos ningún número que no podamos verificar.</w:t>
+      </w:r>
+    </w:p>
     <w:tbl>
       <w:tblPr>
         <w:tblStyle w:val="TableGrid"/>
@@ -4459,9 +2619,9 @@
         <w:tblLook w:firstColumn="1" w:firstRow="1" w:lastColumn="0" w:lastRow="0" w:noHBand="0" w:noVBand="1" w:val="04A0"/>
       </w:tblPr>
       <w:tblGrid>
-        <w:gridCol w:w="1871"/>
-        <w:gridCol w:w="4989"/>
-        <w:gridCol w:w="3061"/>
+        <w:gridCol w:w="1701"/>
+        <w:gridCol w:w="5046"/>
+        <w:gridCol w:w="3175"/>
       </w:tblGrid>
       <w:tr>
         <w:trPr>
@@ -4470,7 +2630,7 @@
         </w:trPr>
         <w:tc>
           <w:tcPr>
-            <w:tcW w:type="dxa" w:w="1871"/>
+            <w:tcW w:type="dxa" w:w="1701"/>
             <w:shd w:val="clear" w:color="auto" w:fill="D9E2F3"/>
           </w:tcPr>
           <w:p>
@@ -4480,13 +2640,13 @@
                 <w:b/>
                 <w:sz w:val="19"/>
               </w:rPr>
-              <w:t>Categoría (ISO/IEC 25010)</w:t>
-            </w:r>
-          </w:p>
-        </w:tc>
-        <w:tc>
-          <w:tcPr>
-            <w:tcW w:type="dxa" w:w="4989"/>
+              <w:t>Categoría</w:t>
+            </w:r>
+          </w:p>
+        </w:tc>
+        <w:tc>
+          <w:tcPr>
+            <w:tcW w:type="dxa" w:w="5046"/>
             <w:shd w:val="clear" w:color="auto" w:fill="D9E2F3"/>
           </w:tcPr>
           <w:p>
@@ -4502,7 +2662,7 @@
         </w:tc>
         <w:tc>
           <w:tcPr>
-            <w:tcW w:type="dxa" w:w="3061"/>
+            <w:tcW w:type="dxa" w:w="3175"/>
             <w:shd w:val="clear" w:color="auto" w:fill="D9E2F3"/>
           </w:tcPr>
           <w:p>
@@ -4523,7 +2683,7 @@
         </w:trPr>
         <w:tc>
           <w:tcPr>
-            <w:tcW w:type="dxa" w:w="1871"/>
+            <w:tcW w:type="dxa" w:w="1701"/>
           </w:tcPr>
           <w:p>
             <w:pPr>
@@ -4534,13 +2694,13 @@
               <w:rPr>
                 <w:sz w:val="19"/>
               </w:rPr>
-              <w:t>RNF-01 Rendimiento</w:t>
-            </w:r>
-          </w:p>
-        </w:tc>
-        <w:tc>
-          <w:tcPr>
-            <w:tcW w:type="dxa" w:w="4989"/>
+              <w:t>Rendimiento</w:t>
+            </w:r>
+          </w:p>
+        </w:tc>
+        <w:tc>
+          <w:tcPr>
+            <w:tcW w:type="dxa" w:w="5046"/>
           </w:tcPr>
           <w:p>
             <w:pPr>
@@ -4551,13 +2711,13 @@
               <w:rPr>
                 <w:sz w:val="19"/>
               </w:rPr>
-              <w:t>El sistema debe responder las consultas de ruta con un p95 menor a 8 s extremo a extremo en red 4G típica; caché de 5 min por par origen–destino; el bundle GeoJSON de la red completa pesa ≤ 1 MB gzip; modo offline básico sin tiempo de llegada.</w:t>
-            </w:r>
-          </w:p>
-        </w:tc>
-        <w:tc>
-          <w:tcPr>
-            <w:tcW w:type="dxa" w:w="3061"/>
+              <w:t>El sistema debe responder las consultas de ruta con un p95 menor a 8 s extremo a extremo en red 4G típica, con caché de 5 min por par origen–destino; el bundle GeoJSON de la red completa debe pesar ≤ 1 MB gzip.</w:t>
+            </w:r>
+          </w:p>
+        </w:tc>
+        <w:tc>
+          <w:tcPr>
+            <w:tcW w:type="dxa" w:w="3175"/>
           </w:tcPr>
           <w:p>
             <w:pPr>
@@ -4568,7 +2728,7 @@
               <w:rPr>
                 <w:sz w:val="19"/>
               </w:rPr>
-              <w:t>Spring Boot Actuator + Micrometer (p95), Lighthouse en CI (LCP &lt; 2,5 s), tamaño del bundle verificado en el build.</w:t>
+              <w:t>Spring Boot Actuator + Micrometer (p95), Lighthouse en CI (LCP &lt; 2,5 s) y tamaño del bundle verificado en el build.</w:t>
             </w:r>
           </w:p>
         </w:tc>
@@ -4579,7 +2739,7 @@
         </w:trPr>
         <w:tc>
           <w:tcPr>
-            <w:tcW w:type="dxa" w:w="1871"/>
+            <w:tcW w:type="dxa" w:w="1701"/>
           </w:tcPr>
           <w:p>
             <w:pPr>
@@ -4590,13 +2750,13 @@
               <w:rPr>
                 <w:sz w:val="19"/>
               </w:rPr>
-              <w:t>RNF-02 Disponibilidad</w:t>
-            </w:r>
-          </w:p>
-        </w:tc>
-        <w:tc>
-          <w:tcPr>
-            <w:tcW w:type="dxa" w:w="4989"/>
+              <w:t>Disponibilidad</w:t>
+            </w:r>
+          </w:p>
+        </w:tc>
+        <w:tc>
+          <w:tcPr>
+            <w:tcW w:type="dxa" w:w="5046"/>
           </w:tcPr>
           <w:p>
             <w:pPr>
@@ -4607,13 +2767,13 @@
               <w:rPr>
                 <w:sz w:val="19"/>
               </w:rPr>
-              <w:t>El backend (Render, tier gratis) y el frontend (Vercel) deben responder correctamente en al menos el 95 % de los latidos en horario hábil (lun–vie 7:00–21:00), incluyendo el cold start; RPO &lt; 24 h. No se compromete un RTO de servidor siempre activo.</w:t>
-            </w:r>
-          </w:p>
-        </w:tc>
-        <w:tc>
-          <w:tcPr>
-            <w:tcW w:type="dxa" w:w="3061"/>
+              <w:t>El backend (Render, tier gratis) y el frontend (Vercel) deben responder correctamente en al menos el 95 % de los latidos en horario hábil (lun–vie 7:00–21:00), incluido el cold start; RPO &lt; 24 h. No se compromete un servidor siempre activo.</w:t>
+            </w:r>
+          </w:p>
+        </w:tc>
+        <w:tc>
+          <w:tcPr>
+            <w:tcW w:type="dxa" w:w="3175"/>
           </w:tcPr>
           <w:p>
             <w:pPr>
@@ -4635,7 +2795,7 @@
         </w:trPr>
         <w:tc>
           <w:tcPr>
-            <w:tcW w:type="dxa" w:w="1871"/>
+            <w:tcW w:type="dxa" w:w="1701"/>
           </w:tcPr>
           <w:p>
             <w:pPr>
@@ -4646,13 +2806,13 @@
               <w:rPr>
                 <w:sz w:val="19"/>
               </w:rPr>
-              <w:t>RNF-03 Mantenibilidad</w:t>
-            </w:r>
-          </w:p>
-        </w:tc>
-        <w:tc>
-          <w:tcPr>
-            <w:tcW w:type="dxa" w:w="4989"/>
+              <w:t>Mantenibilidad</w:t>
+            </w:r>
+          </w:p>
+        </w:tc>
+        <w:tc>
+          <w:tcPr>
+            <w:tcW w:type="dxa" w:w="5046"/>
           </w:tcPr>
           <w:p>
             <w:pPr>
@@ -4669,7 +2829,7 @@
         </w:tc>
         <w:tc>
           <w:tcPr>
-            <w:tcW w:type="dxa" w:w="3061"/>
+            <w:tcW w:type="dxa" w:w="3175"/>
           </w:tcPr>
           <w:p>
             <w:pPr>
@@ -4691,7 +2851,7 @@
         </w:trPr>
         <w:tc>
           <w:tcPr>
-            <w:tcW w:type="dxa" w:w="1871"/>
+            <w:tcW w:type="dxa" w:w="1701"/>
           </w:tcPr>
           <w:p>
             <w:pPr>
@@ -4702,13 +2862,13 @@
               <w:rPr>
                 <w:sz w:val="19"/>
               </w:rPr>
-              <w:t>RNF-04 Usabilidad</w:t>
-            </w:r>
-          </w:p>
-        </w:tc>
-        <w:tc>
-          <w:tcPr>
-            <w:tcW w:type="dxa" w:w="4989"/>
+              <w:t>Usabilidad</w:t>
+            </w:r>
+          </w:p>
+        </w:tc>
+        <w:tc>
+          <w:tcPr>
+            <w:tcW w:type="dxa" w:w="5046"/>
           </w:tcPr>
           <w:p>
             <w:pPr>
@@ -4719,13 +2879,13 @@
               <w:rPr>
                 <w:sz w:val="19"/>
               </w:rPr>
-              <w:t>La búsqueda de ruta debe completarse en máximo 4 pasos y el login pedirse como máximo una vez por semana; tasa de éxito ≥ 80 % al primer intento.</w:t>
-            </w:r>
-          </w:p>
-        </w:tc>
-        <w:tc>
-          <w:tcPr>
-            <w:tcW w:type="dxa" w:w="3061"/>
+              <w:t>El flujo de búsqueda de ruta debe completarse en máximo 4 pasos y el login pedirse como máximo una vez por semana; éxito ≥ 80 % al primer intento.</w:t>
+            </w:r>
+          </w:p>
+        </w:tc>
+        <w:tc>
+          <w:tcPr>
+            <w:tcW w:type="dxa" w:w="3175"/>
           </w:tcPr>
           <w:p>
             <w:pPr>
@@ -4747,7 +2907,7 @@
         </w:trPr>
         <w:tc>
           <w:tcPr>
-            <w:tcW w:type="dxa" w:w="1871"/>
+            <w:tcW w:type="dxa" w:w="1701"/>
           </w:tcPr>
           <w:p>
             <w:pPr>
@@ -4758,13 +2918,13 @@
               <w:rPr>
                 <w:sz w:val="19"/>
               </w:rPr>
-              <w:t>RNF-05 Seguridad</w:t>
-            </w:r>
-          </w:p>
-        </w:tc>
-        <w:tc>
-          <w:tcPr>
-            <w:tcW w:type="dxa" w:w="4989"/>
+              <w:t>Seguridad</w:t>
+            </w:r>
+          </w:p>
+        </w:tc>
+        <w:tc>
+          <w:tcPr>
+            <w:tcW w:type="dxa" w:w="5046"/>
           </w:tcPr>
           <w:p>
             <w:pPr>
@@ -4775,13 +2935,13 @@
               <w:rPr>
                 <w:sz w:val="19"/>
               </w:rPr>
-              <w:t>El sistema no debe tener vulnerabilidades altas o críticas (CVSS ≥ 7) sin suprimir; toda supresión lleva justificación de inalcanzabilidad, razón de no actualizar y fecha de revisión.</w:t>
-            </w:r>
-          </w:p>
-        </w:tc>
-        <w:tc>
-          <w:tcPr>
-            <w:tcW w:type="dxa" w:w="3061"/>
+              <w:t>El sistema no debe tener vulnerabilidades altas o críticas (CVSS ≥ 7) sin suprimir; toda supresión lleva justificación, razón de no actualizar y fecha de revisión.</w:t>
+            </w:r>
+          </w:p>
+        </w:tc>
+        <w:tc>
+          <w:tcPr>
+            <w:tcW w:type="dxa" w:w="3175"/>
           </w:tcPr>
           <w:p>
             <w:pPr>
@@ -4803,7 +2963,7 @@
         </w:trPr>
         <w:tc>
           <w:tcPr>
-            <w:tcW w:type="dxa" w:w="1871"/>
+            <w:tcW w:type="dxa" w:w="1701"/>
           </w:tcPr>
           <w:p>
             <w:pPr>
@@ -4814,13 +2974,13 @@
               <w:rPr>
                 <w:sz w:val="19"/>
               </w:rPr>
-              <w:t>RNF-06 Seguridad (contraseñas)</w:t>
-            </w:r>
-          </w:p>
-        </w:tc>
-        <w:tc>
-          <w:tcPr>
-            <w:tcW w:type="dxa" w:w="4989"/>
+              <w:t>Seguridad (contraseñas)</w:t>
+            </w:r>
+          </w:p>
+        </w:tc>
+        <w:tc>
+          <w:tcPr>
+            <w:tcW w:type="dxa" w:w="5046"/>
           </w:tcPr>
           <w:p>
             <w:pPr>
@@ -4831,13 +2991,13 @@
               <w:rPr>
                 <w:sz w:val="19"/>
               </w:rPr>
-              <w:t>Las contraseñas deben almacenarse con hash bcrypt (factor de costo ≥ 10), nunca en texto plano.</w:t>
-            </w:r>
-          </w:p>
-        </w:tc>
-        <w:tc>
-          <w:tcPr>
-            <w:tcW w:type="dxa" w:w="3061"/>
+              <w:t>El sistema debe almacenar las contraseñas con hash bcrypt (factor de costo ≥ 10), nunca en texto plano.</w:t>
+            </w:r>
+          </w:p>
+        </w:tc>
+        <w:tc>
+          <w:tcPr>
+            <w:tcW w:type="dxa" w:w="3175"/>
           </w:tcPr>
           <w:p>
             <w:pPr>
@@ -4859,7 +3019,7 @@
         </w:trPr>
         <w:tc>
           <w:tcPr>
-            <w:tcW w:type="dxa" w:w="1871"/>
+            <w:tcW w:type="dxa" w:w="1701"/>
           </w:tcPr>
           <w:p>
             <w:pPr>
@@ -4870,13 +3030,13 @@
               <w:rPr>
                 <w:sz w:val="19"/>
               </w:rPr>
-              <w:t>RNF-07 Compatibilidad</w:t>
-            </w:r>
-          </w:p>
-        </w:tc>
-        <w:tc>
-          <w:tcPr>
-            <w:tcW w:type="dxa" w:w="4989"/>
+              <w:t>Compatibilidad</w:t>
+            </w:r>
+          </w:p>
+        </w:tc>
+        <w:tc>
+          <w:tcPr>
+            <w:tcW w:type="dxa" w:w="5046"/>
           </w:tcPr>
           <w:p>
             <w:pPr>
@@ -4893,7 +3053,7 @@
         </w:tc>
         <w:tc>
           <w:tcPr>
-            <w:tcW w:type="dxa" w:w="3061"/>
+            <w:tcW w:type="dxa" w:w="3175"/>
           </w:tcPr>
           <w:p>
             <w:pPr>
@@ -4904,7 +3064,7 @@
               <w:rPr>
                 <w:sz w:val="19"/>
               </w:rPr>
-              <w:t>Prueba manual en dispositivos físicos y emulador, antes de cada sustentación.</w:t>
+              <w:t>Prueba manual en dispositivos físicos y emulador antes de cada sustentación.</w:t>
             </w:r>
           </w:p>
         </w:tc>
@@ -4932,8 +3092,9 @@
         <w:tblLook w:firstColumn="1" w:firstRow="1" w:lastColumn="0" w:lastRow="0" w:noHBand="0" w:noVBand="1" w:val="04A0"/>
       </w:tblPr>
       <w:tblGrid>
-        <w:gridCol w:w="1701"/>
-        <w:gridCol w:w="8221"/>
+        <w:gridCol w:w="1417"/>
+        <w:gridCol w:w="5670"/>
+        <w:gridCol w:w="2835"/>
       </w:tblGrid>
       <w:tr>
         <w:trPr>
@@ -4942,7 +3103,7 @@
         </w:trPr>
         <w:tc>
           <w:tcPr>
-            <w:tcW w:type="dxa" w:w="1701"/>
+            <w:tcW w:type="dxa" w:w="1417"/>
             <w:shd w:val="clear" w:color="auto" w:fill="D9E2F3"/>
           </w:tcPr>
           <w:p>
@@ -4952,13 +3113,13 @@
                 <w:b/>
                 <w:sz w:val="19"/>
               </w:rPr>
-              <w:t>Prioridad</w:t>
-            </w:r>
-          </w:p>
-        </w:tc>
-        <w:tc>
-          <w:tcPr>
-            <w:tcW w:type="dxa" w:w="8220"/>
+              <w:t>Código</w:t>
+            </w:r>
+          </w:p>
+        </w:tc>
+        <w:tc>
+          <w:tcPr>
+            <w:tcW w:type="dxa" w:w="5669"/>
             <w:shd w:val="clear" w:color="auto" w:fill="D9E2F3"/>
           </w:tcPr>
           <w:p>
@@ -4968,7 +3129,23 @@
                 <w:b/>
                 <w:sz w:val="19"/>
               </w:rPr>
-              <w:t>Requerimientos</w:t>
+              <w:t>Requerimiento</w:t>
+            </w:r>
+          </w:p>
+        </w:tc>
+        <w:tc>
+          <w:tcPr>
+            <w:tcW w:type="dxa" w:w="2835"/>
+            <w:shd w:val="clear" w:color="auto" w:fill="D9E2F3"/>
+          </w:tcPr>
+          <w:p>
+            <w:r/>
+            <w:r>
+              <w:rPr>
+                <w:b/>
+                <w:sz w:val="19"/>
+              </w:rPr>
+              <w:t>Prioridad</w:t>
             </w:r>
           </w:p>
         </w:tc>
@@ -4979,7 +3156,7 @@
         </w:trPr>
         <w:tc>
           <w:tcPr>
-            <w:tcW w:type="dxa" w:w="1701"/>
+            <w:tcW w:type="dxa" w:w="1417"/>
           </w:tcPr>
           <w:p>
             <w:pPr>
@@ -4990,24 +3167,41 @@
               <w:rPr>
                 <w:sz w:val="19"/>
               </w:rPr>
+              <w:t>RF1</w:t>
+            </w:r>
+          </w:p>
+        </w:tc>
+        <w:tc>
+          <w:tcPr>
+            <w:tcW w:type="dxa" w:w="5669"/>
+          </w:tcPr>
+          <w:p>
+            <w:pPr>
+              <w:spacing w:after="40"/>
+            </w:pPr>
+            <w:r/>
+            <w:r>
+              <w:rPr>
+                <w:sz w:val="19"/>
+              </w:rPr>
+              <w:t>Registro de usuario</w:t>
+            </w:r>
+          </w:p>
+        </w:tc>
+        <w:tc>
+          <w:tcPr>
+            <w:tcW w:type="dxa" w:w="2835"/>
+          </w:tcPr>
+          <w:p>
+            <w:pPr>
+              <w:spacing w:after="40"/>
+            </w:pPr>
+            <w:r/>
+            <w:r>
+              <w:rPr>
+                <w:sz w:val="19"/>
+              </w:rPr>
               <w:t>Alta</w:t>
-            </w:r>
-          </w:p>
-        </w:tc>
-        <w:tc>
-          <w:tcPr>
-            <w:tcW w:type="dxa" w:w="8220"/>
-          </w:tcPr>
-          <w:p>
-            <w:pPr>
-              <w:spacing w:after="40"/>
-            </w:pPr>
-            <w:r/>
-            <w:r>
-              <w:rPr>
-                <w:sz w:val="19"/>
-              </w:rPr>
-              <w:t>RF-01, RF-02, RF-04, RF-05, RF-06, RF-09, RF-11, RF-12, RF-15</w:t>
             </w:r>
           </w:p>
         </w:tc>
@@ -5018,7 +3212,7 @@
         </w:trPr>
         <w:tc>
           <w:tcPr>
-            <w:tcW w:type="dxa" w:w="1701"/>
+            <w:tcW w:type="dxa" w:w="1417"/>
           </w:tcPr>
           <w:p>
             <w:pPr>
@@ -5029,13 +3223,13 @@
               <w:rPr>
                 <w:sz w:val="19"/>
               </w:rPr>
-              <w:t>Media</w:t>
-            </w:r>
-          </w:p>
-        </w:tc>
-        <w:tc>
-          <w:tcPr>
-            <w:tcW w:type="dxa" w:w="8220"/>
+              <w:t>RF2</w:t>
+            </w:r>
+          </w:p>
+        </w:tc>
+        <w:tc>
+          <w:tcPr>
+            <w:tcW w:type="dxa" w:w="5669"/>
           </w:tcPr>
           <w:p>
             <w:pPr>
@@ -5046,7 +3240,24 @@
               <w:rPr>
                 <w:sz w:val="19"/>
               </w:rPr>
-              <w:t>RF-03, RF-07, RF-08, RF-10, RF-13, RF-14</w:t>
+              <w:t>Inicio de sesión</w:t>
+            </w:r>
+          </w:p>
+        </w:tc>
+        <w:tc>
+          <w:tcPr>
+            <w:tcW w:type="dxa" w:w="2835"/>
+          </w:tcPr>
+          <w:p>
+            <w:pPr>
+              <w:spacing w:after="40"/>
+            </w:pPr>
+            <w:r/>
+            <w:r>
+              <w:rPr>
+                <w:sz w:val="19"/>
+              </w:rPr>
+              <w:t>Alta</w:t>
             </w:r>
           </w:p>
         </w:tc>
@@ -5057,7 +3268,7 @@
         </w:trPr>
         <w:tc>
           <w:tcPr>
-            <w:tcW w:type="dxa" w:w="1701"/>
+            <w:tcW w:type="dxa" w:w="1417"/>
           </w:tcPr>
           <w:p>
             <w:pPr>
@@ -5068,13 +3279,13 @@
               <w:rPr>
                 <w:sz w:val="19"/>
               </w:rPr>
-              <w:t>Baja</w:t>
-            </w:r>
-          </w:p>
-        </w:tc>
-        <w:tc>
-          <w:tcPr>
-            <w:tcW w:type="dxa" w:w="8220"/>
+              <w:t>RF3</w:t>
+            </w:r>
+          </w:p>
+        </w:tc>
+        <w:tc>
+          <w:tcPr>
+            <w:tcW w:type="dxa" w:w="5669"/>
           </w:tcPr>
           <w:p>
             <w:pPr>
@@ -5085,7 +3296,528 @@
               <w:rPr>
                 <w:sz w:val="19"/>
               </w:rPr>
-              <w:t>Ninguno: lo que iba a ser de baja prioridad se sacó del alcance (pagos, push, GPS en tiempo real).</w:t>
+              <w:t>Perfil</w:t>
+            </w:r>
+          </w:p>
+        </w:tc>
+        <w:tc>
+          <w:tcPr>
+            <w:tcW w:type="dxa" w:w="2835"/>
+          </w:tcPr>
+          <w:p>
+            <w:pPr>
+              <w:spacing w:after="40"/>
+            </w:pPr>
+            <w:r/>
+            <w:r>
+              <w:rPr>
+                <w:sz w:val="19"/>
+              </w:rPr>
+              <w:t>Media</w:t>
+            </w:r>
+          </w:p>
+        </w:tc>
+      </w:tr>
+      <w:tr>
+        <w:trPr>
+          <w:cantSplit w:val="true"/>
+        </w:trPr>
+        <w:tc>
+          <w:tcPr>
+            <w:tcW w:type="dxa" w:w="1417"/>
+          </w:tcPr>
+          <w:p>
+            <w:pPr>
+              <w:spacing w:after="40"/>
+            </w:pPr>
+            <w:r/>
+            <w:r>
+              <w:rPr>
+                <w:sz w:val="19"/>
+              </w:rPr>
+              <w:t>RF4</w:t>
+            </w:r>
+          </w:p>
+        </w:tc>
+        <w:tc>
+          <w:tcPr>
+            <w:tcW w:type="dxa" w:w="5669"/>
+          </w:tcPr>
+          <w:p>
+            <w:pPr>
+              <w:spacing w:after="40"/>
+            </w:pPr>
+            <w:r/>
+            <w:r>
+              <w:rPr>
+                <w:sz w:val="19"/>
+              </w:rPr>
+              <w:t>Catálogo público de rutas</w:t>
+            </w:r>
+          </w:p>
+        </w:tc>
+        <w:tc>
+          <w:tcPr>
+            <w:tcW w:type="dxa" w:w="2835"/>
+          </w:tcPr>
+          <w:p>
+            <w:pPr>
+              <w:spacing w:after="40"/>
+            </w:pPr>
+            <w:r/>
+            <w:r>
+              <w:rPr>
+                <w:sz w:val="19"/>
+              </w:rPr>
+              <w:t>Alta</w:t>
+            </w:r>
+          </w:p>
+        </w:tc>
+      </w:tr>
+      <w:tr>
+        <w:trPr>
+          <w:cantSplit w:val="true"/>
+        </w:trPr>
+        <w:tc>
+          <w:tcPr>
+            <w:tcW w:type="dxa" w:w="1417"/>
+          </w:tcPr>
+          <w:p>
+            <w:pPr>
+              <w:spacing w:after="40"/>
+            </w:pPr>
+            <w:r/>
+            <w:r>
+              <w:rPr>
+                <w:sz w:val="19"/>
+              </w:rPr>
+              <w:t>RF5</w:t>
+            </w:r>
+          </w:p>
+        </w:tc>
+        <w:tc>
+          <w:tcPr>
+            <w:tcW w:type="dxa" w:w="5669"/>
+          </w:tcPr>
+          <w:p>
+            <w:pPr>
+              <w:spacing w:after="40"/>
+            </w:pPr>
+            <w:r/>
+            <w:r>
+              <w:rPr>
+                <w:sz w:val="19"/>
+              </w:rPr>
+              <w:t>Buscar la mejor ruta</w:t>
+            </w:r>
+          </w:p>
+        </w:tc>
+        <w:tc>
+          <w:tcPr>
+            <w:tcW w:type="dxa" w:w="2835"/>
+          </w:tcPr>
+          <w:p>
+            <w:pPr>
+              <w:spacing w:after="40"/>
+            </w:pPr>
+            <w:r/>
+            <w:r>
+              <w:rPr>
+                <w:sz w:val="19"/>
+              </w:rPr>
+              <w:t>Alta</w:t>
+            </w:r>
+          </w:p>
+        </w:tc>
+      </w:tr>
+      <w:tr>
+        <w:trPr>
+          <w:cantSplit w:val="true"/>
+        </w:trPr>
+        <w:tc>
+          <w:tcPr>
+            <w:tcW w:type="dxa" w:w="1417"/>
+          </w:tcPr>
+          <w:p>
+            <w:pPr>
+              <w:spacing w:after="40"/>
+            </w:pPr>
+            <w:r/>
+            <w:r>
+              <w:rPr>
+                <w:sz w:val="19"/>
+              </w:rPr>
+              <w:t>RF6</w:t>
+            </w:r>
+          </w:p>
+        </w:tc>
+        <w:tc>
+          <w:tcPr>
+            <w:tcW w:type="dxa" w:w="5669"/>
+          </w:tcPr>
+          <w:p>
+            <w:pPr>
+              <w:spacing w:after="40"/>
+            </w:pPr>
+            <w:r/>
+            <w:r>
+              <w:rPr>
+                <w:sz w:val="19"/>
+              </w:rPr>
+              <w:t>Aviso de congestión</w:t>
+            </w:r>
+          </w:p>
+        </w:tc>
+        <w:tc>
+          <w:tcPr>
+            <w:tcW w:type="dxa" w:w="2835"/>
+          </w:tcPr>
+          <w:p>
+            <w:pPr>
+              <w:spacing w:after="40"/>
+            </w:pPr>
+            <w:r/>
+            <w:r>
+              <w:rPr>
+                <w:sz w:val="19"/>
+              </w:rPr>
+              <w:t>Alta</w:t>
+            </w:r>
+          </w:p>
+        </w:tc>
+      </w:tr>
+      <w:tr>
+        <w:trPr>
+          <w:cantSplit w:val="true"/>
+        </w:trPr>
+        <w:tc>
+          <w:tcPr>
+            <w:tcW w:type="dxa" w:w="1417"/>
+          </w:tcPr>
+          <w:p>
+            <w:pPr>
+              <w:spacing w:after="40"/>
+            </w:pPr>
+            <w:r/>
+            <w:r>
+              <w:rPr>
+                <w:sz w:val="19"/>
+              </w:rPr>
+              <w:t>RF7</w:t>
+            </w:r>
+          </w:p>
+        </w:tc>
+        <w:tc>
+          <w:tcPr>
+            <w:tcW w:type="dxa" w:w="5669"/>
+          </w:tcPr>
+          <w:p>
+            <w:pPr>
+              <w:spacing w:after="40"/>
+            </w:pPr>
+            <w:r/>
+            <w:r>
+              <w:rPr>
+                <w:sz w:val="19"/>
+              </w:rPr>
+              <w:t>Historial y destino favorito</w:t>
+            </w:r>
+          </w:p>
+        </w:tc>
+        <w:tc>
+          <w:tcPr>
+            <w:tcW w:type="dxa" w:w="2835"/>
+          </w:tcPr>
+          <w:p>
+            <w:pPr>
+              <w:spacing w:after="40"/>
+            </w:pPr>
+            <w:r/>
+            <w:r>
+              <w:rPr>
+                <w:sz w:val="19"/>
+              </w:rPr>
+              <w:t>Media</w:t>
+            </w:r>
+          </w:p>
+        </w:tc>
+      </w:tr>
+      <w:tr>
+        <w:trPr>
+          <w:cantSplit w:val="true"/>
+        </w:trPr>
+        <w:tc>
+          <w:tcPr>
+            <w:tcW w:type="dxa" w:w="1417"/>
+          </w:tcPr>
+          <w:p>
+            <w:pPr>
+              <w:spacing w:after="40"/>
+            </w:pPr>
+            <w:r/>
+            <w:r>
+              <w:rPr>
+                <w:sz w:val="19"/>
+              </w:rPr>
+              <w:t>RF8</w:t>
+            </w:r>
+          </w:p>
+        </w:tc>
+        <w:tc>
+          <w:tcPr>
+            <w:tcW w:type="dxa" w:w="5669"/>
+          </w:tcPr>
+          <w:p>
+            <w:pPr>
+              <w:spacing w:after="40"/>
+            </w:pPr>
+            <w:r/>
+            <w:r>
+              <w:rPr>
+                <w:sz w:val="19"/>
+              </w:rPr>
+              <w:t>Comentarios</w:t>
+            </w:r>
+          </w:p>
+        </w:tc>
+        <w:tc>
+          <w:tcPr>
+            <w:tcW w:type="dxa" w:w="2835"/>
+          </w:tcPr>
+          <w:p>
+            <w:pPr>
+              <w:spacing w:after="40"/>
+            </w:pPr>
+            <w:r/>
+            <w:r>
+              <w:rPr>
+                <w:sz w:val="19"/>
+              </w:rPr>
+              <w:t>Media</w:t>
+            </w:r>
+          </w:p>
+        </w:tc>
+      </w:tr>
+      <w:tr>
+        <w:trPr>
+          <w:cantSplit w:val="true"/>
+        </w:trPr>
+        <w:tc>
+          <w:tcPr>
+            <w:tcW w:type="dxa" w:w="1417"/>
+          </w:tcPr>
+          <w:p>
+            <w:pPr>
+              <w:spacing w:after="40"/>
+            </w:pPr>
+            <w:r/>
+            <w:r>
+              <w:rPr>
+                <w:sz w:val="19"/>
+              </w:rPr>
+              <w:t>RF9</w:t>
+            </w:r>
+          </w:p>
+        </w:tc>
+        <w:tc>
+          <w:tcPr>
+            <w:tcW w:type="dxa" w:w="5669"/>
+          </w:tcPr>
+          <w:p>
+            <w:pPr>
+              <w:spacing w:after="40"/>
+            </w:pPr>
+            <w:r/>
+            <w:r>
+              <w:rPr>
+                <w:sz w:val="19"/>
+              </w:rPr>
+              <w:t>Gestionar rutas</w:t>
+            </w:r>
+          </w:p>
+        </w:tc>
+        <w:tc>
+          <w:tcPr>
+            <w:tcW w:type="dxa" w:w="2835"/>
+          </w:tcPr>
+          <w:p>
+            <w:pPr>
+              <w:spacing w:after="40"/>
+            </w:pPr>
+            <w:r/>
+            <w:r>
+              <w:rPr>
+                <w:sz w:val="19"/>
+              </w:rPr>
+              <w:t>Alta</w:t>
+            </w:r>
+          </w:p>
+        </w:tc>
+      </w:tr>
+      <w:tr>
+        <w:trPr>
+          <w:cantSplit w:val="true"/>
+        </w:trPr>
+        <w:tc>
+          <w:tcPr>
+            <w:tcW w:type="dxa" w:w="1417"/>
+          </w:tcPr>
+          <w:p>
+            <w:pPr>
+              <w:spacing w:after="40"/>
+            </w:pPr>
+            <w:r/>
+            <w:r>
+              <w:rPr>
+                <w:sz w:val="19"/>
+              </w:rPr>
+              <w:t>RF10</w:t>
+            </w:r>
+          </w:p>
+        </w:tc>
+        <w:tc>
+          <w:tcPr>
+            <w:tcW w:type="dxa" w:w="5669"/>
+          </w:tcPr>
+          <w:p>
+            <w:pPr>
+              <w:spacing w:after="40"/>
+            </w:pPr>
+            <w:r/>
+            <w:r>
+              <w:rPr>
+                <w:sz w:val="19"/>
+              </w:rPr>
+              <w:t>Suspender rutas</w:t>
+            </w:r>
+          </w:p>
+        </w:tc>
+        <w:tc>
+          <w:tcPr>
+            <w:tcW w:type="dxa" w:w="2835"/>
+          </w:tcPr>
+          <w:p>
+            <w:pPr>
+              <w:spacing w:after="40"/>
+            </w:pPr>
+            <w:r/>
+            <w:r>
+              <w:rPr>
+                <w:sz w:val="19"/>
+              </w:rPr>
+              <w:t>Alta</w:t>
+            </w:r>
+          </w:p>
+        </w:tc>
+      </w:tr>
+      <w:tr>
+        <w:trPr>
+          <w:cantSplit w:val="true"/>
+        </w:trPr>
+        <w:tc>
+          <w:tcPr>
+            <w:tcW w:type="dxa" w:w="1417"/>
+          </w:tcPr>
+          <w:p>
+            <w:pPr>
+              <w:spacing w:after="40"/>
+            </w:pPr>
+            <w:r/>
+            <w:r>
+              <w:rPr>
+                <w:sz w:val="19"/>
+              </w:rPr>
+              <w:t>RF11</w:t>
+            </w:r>
+          </w:p>
+        </w:tc>
+        <w:tc>
+          <w:tcPr>
+            <w:tcW w:type="dxa" w:w="5669"/>
+          </w:tcPr>
+          <w:p>
+            <w:pPr>
+              <w:spacing w:after="40"/>
+            </w:pPr>
+            <w:r/>
+            <w:r>
+              <w:rPr>
+                <w:sz w:val="19"/>
+              </w:rPr>
+              <w:t>Responder comentarios</w:t>
+            </w:r>
+          </w:p>
+        </w:tc>
+        <w:tc>
+          <w:tcPr>
+            <w:tcW w:type="dxa" w:w="2835"/>
+          </w:tcPr>
+          <w:p>
+            <w:pPr>
+              <w:spacing w:after="40"/>
+            </w:pPr>
+            <w:r/>
+            <w:r>
+              <w:rPr>
+                <w:sz w:val="19"/>
+              </w:rPr>
+              <w:t>Media</w:t>
+            </w:r>
+          </w:p>
+        </w:tc>
+      </w:tr>
+      <w:tr>
+        <w:trPr>
+          <w:cantSplit w:val="true"/>
+        </w:trPr>
+        <w:tc>
+          <w:tcPr>
+            <w:tcW w:type="dxa" w:w="1417"/>
+          </w:tcPr>
+          <w:p>
+            <w:pPr>
+              <w:spacing w:after="40"/>
+            </w:pPr>
+            <w:r/>
+            <w:r>
+              <w:rPr>
+                <w:sz w:val="19"/>
+              </w:rPr>
+              <w:t>RF12</w:t>
+            </w:r>
+          </w:p>
+        </w:tc>
+        <w:tc>
+          <w:tcPr>
+            <w:tcW w:type="dxa" w:w="5669"/>
+          </w:tcPr>
+          <w:p>
+            <w:pPr>
+              <w:spacing w:after="40"/>
+            </w:pPr>
+            <w:r/>
+            <w:r>
+              <w:rPr>
+                <w:sz w:val="19"/>
+              </w:rPr>
+              <w:t>Métricas de uso</w:t>
+            </w:r>
+          </w:p>
+        </w:tc>
+        <w:tc>
+          <w:tcPr>
+            <w:tcW w:type="dxa" w:w="2835"/>
+          </w:tcPr>
+          <w:p>
+            <w:pPr>
+              <w:spacing w:after="40"/>
+            </w:pPr>
+            <w:r/>
+            <w:r>
+              <w:rPr>
+                <w:sz w:val="19"/>
+              </w:rPr>
+              <w:t>Media</w:t>
             </w:r>
           </w:p>
         </w:tc>
@@ -5102,7 +3834,7 @@
           <w:b w:val="0"/>
           <w:i w:val="0"/>
         </w:rPr>
-        <w:t>Criterio: es de prioridad alta lo que, si falta, el sistema no cumple su propósito de informar y ayudar a elegir ruta (cuenta, búsqueda, barrios, costo, congestión), lo que el administrador necesita para que esa información sea vigente (CRUD y suspensión) y el catálogo público, que es la razón de ser del proyecto. Es de prioridad media lo que mejora la experiencia o la operación pero no impide usar el sistema. La prioridad de RF-15 (Alta) la asigna este documento porque el requisito se creó después de la Actividad 3; se somete a la confirmación de la Product Owner.</w:t>
+        <w:t>Criterio: es de prioridad alta lo que, si falta, el sistema no cumple su propósito de informar y ayudar a elegir ruta (cuenta, catálogo, búsqueda, congestión) y lo que el administrador necesita para que esa información sea vigente (gestión y suspensión de rutas). Es de prioridad media lo que mejora la experiencia o la operación pero no impide usar el sistema (perfil, historial, comentarios, métricas). Ninguno quedó en baja prioridad porque lo que iba a serlo se sacó del alcance. Frente al V1 cambiaron el registro (de media a alta, porque sin cuenta no hay sesión ni historial) y el perfil (de baja a media). La prioridad del catálogo público (RF4) la asignamos nosotros al agregarlo y queda sujeta a confirmación de la Product Owner.</w:t>
       </w:r>
     </w:p>
     <w:p>
@@ -6049,6 +4781,16 @@
         <w:t>7. Riesgos del proyecto</w:t>
       </w:r>
     </w:p>
+    <w:p>
+      <w:r>
+        <w:rPr>
+          <w:b w:val="0"/>
+          <w:i/>
+          <w:sz w:val="20"/>
+        </w:rPr>
+        <w:t>Los niveles son una evaluación del equipo a la fecha del documento; entre paréntesis se indica cómo va cada riesgo.</w:t>
+      </w:r>
+    </w:p>
     <w:tbl>
       <w:tblPr>
         <w:tblStyle w:val="TableGrid"/>
@@ -6058,10 +4800,9 @@
         <w:tblLook w:firstColumn="1" w:firstRow="1" w:lastColumn="0" w:lastRow="0" w:noHBand="0" w:noVBand="1" w:val="04A0"/>
       </w:tblPr>
       <w:tblGrid>
-        <w:gridCol w:w="1927"/>
-        <w:gridCol w:w="3515"/>
-        <w:gridCol w:w="907"/>
-        <w:gridCol w:w="3572"/>
+        <w:gridCol w:w="2041"/>
+        <w:gridCol w:w="6747"/>
+        <w:gridCol w:w="1134"/>
       </w:tblGrid>
       <w:tr>
         <w:trPr>
@@ -6070,7 +4811,7 @@
         </w:trPr>
         <w:tc>
           <w:tcPr>
-            <w:tcW w:type="dxa" w:w="1928"/>
+            <w:tcW w:type="dxa" w:w="2041"/>
             <w:shd w:val="clear" w:color="auto" w:fill="D9E2F3"/>
           </w:tcPr>
           <w:p>
@@ -6086,7 +4827,7 @@
         </w:tc>
         <w:tc>
           <w:tcPr>
-            <w:tcW w:type="dxa" w:w="3515"/>
+            <w:tcW w:type="dxa" w:w="6746"/>
             <w:shd w:val="clear" w:color="auto" w:fill="D9E2F3"/>
           </w:tcPr>
           <w:p>
@@ -6102,7 +4843,7 @@
         </w:tc>
         <w:tc>
           <w:tcPr>
-            <w:tcW w:type="dxa" w:w="907"/>
+            <w:tcW w:type="dxa" w:w="1134"/>
             <w:shd w:val="clear" w:color="auto" w:fill="D9E2F3"/>
           </w:tcPr>
           <w:p>
@@ -6113,22 +4854,6 @@
                 <w:sz w:val="19"/>
               </w:rPr>
               <w:t>Nivel</w:t>
-            </w:r>
-          </w:p>
-        </w:tc>
-        <w:tc>
-          <w:tcPr>
-            <w:tcW w:type="dxa" w:w="3572"/>
-            <w:shd w:val="clear" w:color="auto" w:fill="D9E2F3"/>
-          </w:tcPr>
-          <w:p>
-            <w:r/>
-            <w:r>
-              <w:rPr>
-                <w:b/>
-                <w:sz w:val="19"/>
-              </w:rPr>
-              <w:t>Estado a 28/09/2026</w:t>
             </w:r>
           </w:p>
         </w:tc>
@@ -6139,7 +4864,7 @@
         </w:trPr>
         <w:tc>
           <w:tcPr>
-            <w:tcW w:type="dxa" w:w="1928"/>
+            <w:tcW w:type="dxa" w:w="2041"/>
           </w:tcPr>
           <w:p>
             <w:pPr>
@@ -6150,13 +4875,13 @@
               <w:rPr>
                 <w:sz w:val="19"/>
               </w:rPr>
-              <w:t>Primera vez con mapas</w:t>
-            </w:r>
-          </w:p>
-        </w:tc>
-        <w:tc>
-          <w:tcPr>
-            <w:tcW w:type="dxa" w:w="3515"/>
+              <w:t>Datos inconsistentes</w:t>
+            </w:r>
+          </w:p>
+        </w:tc>
+        <w:tc>
+          <w:tcPr>
+            <w:tcW w:type="dxa" w:w="6746"/>
           </w:tcPr>
           <w:p>
             <w:pPr>
@@ -6167,13 +4892,13 @@
               <w:rPr>
                 <w:sz w:val="19"/>
               </w:rPr>
-              <w:t>El equipo nunca integró mapas en una aplicación web.</w:t>
-            </w:r>
-          </w:p>
-        </w:tc>
-        <w:tc>
-          <w:tcPr>
-            <w:tcW w:type="dxa" w:w="907"/>
+              <w:t>Que la información de las rutas no sea real o esté mal, o que sea difícil conseguir los mapas oficiales de las empresas de transporte. (Hoy hay 8 rutas sembradas con barrios y tarifas; los trazados GeoJSON siguen pendientes.)</w:t>
+            </w:r>
+          </w:p>
+        </w:tc>
+        <w:tc>
+          <w:tcPr>
+            <w:tcW w:type="dxa" w:w="1134"/>
           </w:tcPr>
           <w:p>
             <w:pPr>
@@ -6185,23 +4910,6 @@
                 <w:sz w:val="19"/>
               </w:rPr>
               <w:t>Alto</w:t>
-            </w:r>
-          </w:p>
-        </w:tc>
-        <w:tc>
-          <w:tcPr>
-            <w:tcW w:type="dxa" w:w="3572"/>
-          </w:tcPr>
-          <w:p>
-            <w:pPr>
-              <w:spacing w:after="40"/>
-            </w:pPr>
-            <w:r/>
-            <w:r>
-              <w:rPr>
-                <w:sz w:val="19"/>
-              </w:rPr>
-              <w:t>Sin integrar; se aborda desde el Sprint 4.</w:t>
             </w:r>
           </w:p>
         </w:tc>
@@ -6212,7 +4920,7 @@
         </w:trPr>
         <w:tc>
           <w:tcPr>
-            <w:tcW w:type="dxa" w:w="1928"/>
+            <w:tcW w:type="dxa" w:w="2041"/>
           </w:tcPr>
           <w:p>
             <w:pPr>
@@ -6223,13 +4931,13 @@
               <w:rPr>
                 <w:sz w:val="19"/>
               </w:rPr>
-              <w:t>Primera vez con Spring Boot y Angular</w:t>
-            </w:r>
-          </w:p>
-        </w:tc>
-        <w:tc>
-          <w:tcPr>
-            <w:tcW w:type="dxa" w:w="3515"/>
+              <w:t>Falta de experiencia técnica</w:t>
+            </w:r>
+          </w:p>
+        </w:tc>
+        <w:tc>
+          <w:tcPr>
+            <w:tcW w:type="dxa" w:w="6746"/>
           </w:tcPr>
           <w:p>
             <w:pPr>
@@ -6240,13 +4948,13 @@
               <w:rPr>
                 <w:sz w:val="19"/>
               </w:rPr>
-              <w:t>El equipo puede no dominar el stack.</w:t>
-            </w:r>
-          </w:p>
-        </w:tc>
-        <w:tc>
-          <w:tcPr>
-            <w:tcW w:type="dxa" w:w="907"/>
+              <w:t>Es la primera vez del equipo con Spring Boot, Angular y mapas. (Se materializó en parte: el Sprint 1 cerró con velocidad 0.)</w:t>
+            </w:r>
+          </w:p>
+        </w:tc>
+        <w:tc>
+          <w:tcPr>
+            <w:tcW w:type="dxa" w:w="1134"/>
           </w:tcPr>
           <w:p>
             <w:pPr>
@@ -6258,23 +4966,6 @@
                 <w:sz w:val="19"/>
               </w:rPr>
               <w:t>Alto</w:t>
-            </w:r>
-          </w:p>
-        </w:tc>
-        <w:tc>
-          <w:tcPr>
-            <w:tcW w:type="dxa" w:w="3572"/>
-          </w:tcPr>
-          <w:p>
-            <w:pPr>
-              <w:spacing w:after="40"/>
-            </w:pPr>
-            <w:r/>
-            <w:r>
-              <w:rPr>
-                <w:sz w:val="19"/>
-              </w:rPr>
-              <w:t>Materializado en parte: el Sprint 1 cerró con velocidad 0.</w:t>
             </w:r>
           </w:p>
         </w:tc>
@@ -6285,7 +4976,7 @@
         </w:trPr>
         <w:tc>
           <w:tcPr>
-            <w:tcW w:type="dxa" w:w="1928"/>
+            <w:tcW w:type="dxa" w:w="2041"/>
           </w:tcPr>
           <w:p>
             <w:pPr>
@@ -6296,13 +4987,13 @@
               <w:rPr>
                 <w:sz w:val="19"/>
               </w:rPr>
-              <w:t>Información de rutas</w:t>
-            </w:r>
-          </w:p>
-        </w:tc>
-        <w:tc>
-          <w:tcPr>
-            <w:tcW w:type="dxa" w:w="3515"/>
+              <w:t>Carga del equipo</w:t>
+            </w:r>
+          </w:p>
+        </w:tc>
+        <w:tc>
+          <w:tcPr>
+            <w:tcW w:type="dxa" w:w="6746"/>
           </w:tcPr>
           <w:p>
             <w:pPr>
@@ -6313,13 +5004,13 @@
               <w:rPr>
                 <w:sz w:val="19"/>
               </w:rPr>
-              <w:t>Puede ser difícil conseguir los mapas oficiales de las empresas.</w:t>
-            </w:r>
-          </w:p>
-        </w:tc>
-        <w:tc>
-          <w:tcPr>
-            <w:tcW w:type="dxa" w:w="907"/>
+              <w:t>Dos personas con otras cinco materias frente a un alcance amplio. (El Sprint 2 cerró en 17 puntos según Jira; una sola medición no es capacidad.)</w:t>
+            </w:r>
+          </w:p>
+        </w:tc>
+        <w:tc>
+          <w:tcPr>
+            <w:tcW w:type="dxa" w:w="1134"/>
           </w:tcPr>
           <w:p>
             <w:pPr>
@@ -6331,23 +5022,6 @@
                 <w:sz w:val="19"/>
               </w:rPr>
               <w:t>Alto</w:t>
-            </w:r>
-          </w:p>
-        </w:tc>
-        <w:tc>
-          <w:tcPr>
-            <w:tcW w:type="dxa" w:w="3572"/>
-          </w:tcPr>
-          <w:p>
-            <w:pPr>
-              <w:spacing w:after="40"/>
-            </w:pPr>
-            <w:r/>
-            <w:r>
-              <w:rPr>
-                <w:sz w:val="19"/>
-              </w:rPr>
-              <w:t>8 rutas sembradas; los trazados GeoJSON están pendientes (path_geojson es NULL).</w:t>
             </w:r>
           </w:p>
         </w:tc>
@@ -6358,7 +5032,7 @@
         </w:trPr>
         <w:tc>
           <w:tcPr>
-            <w:tcW w:type="dxa" w:w="1928"/>
+            <w:tcW w:type="dxa" w:w="2041"/>
           </w:tcPr>
           <w:p>
             <w:pPr>
@@ -6369,13 +5043,13 @@
               <w:rPr>
                 <w:sz w:val="19"/>
               </w:rPr>
-              <w:t>Carga del equipo</w:t>
-            </w:r>
-          </w:p>
-        </w:tc>
-        <w:tc>
-          <w:tcPr>
-            <w:tcW w:type="dxa" w:w="3515"/>
+              <w:t>Entorno de producción inexistente</w:t>
+            </w:r>
+          </w:p>
+        </w:tc>
+        <w:tc>
+          <w:tcPr>
+            <w:tcW w:type="dxa" w:w="6746"/>
           </w:tcPr>
           <w:p>
             <w:pPr>
@@ -6386,13 +5060,13 @@
               <w:rPr>
                 <w:sz w:val="19"/>
               </w:rPr>
-              <w:t>Dos personas, otras cinco materias, 17 puntos apostados en un sprint sin historial.</w:t>
-            </w:r>
-          </w:p>
-        </w:tc>
-        <w:tc>
-          <w:tcPr>
-            <w:tcW w:type="dxa" w:w="907"/>
+              <w:t>PROD no está desplegado: el backend corre desde un portátil. (Se despliega en el Sprint 3.)</w:t>
+            </w:r>
+          </w:p>
+        </w:tc>
+        <w:tc>
+          <w:tcPr>
+            <w:tcW w:type="dxa" w:w="1134"/>
           </w:tcPr>
           <w:p>
             <w:pPr>
@@ -6404,23 +5078,6 @@
                 <w:sz w:val="19"/>
               </w:rPr>
               <w:t>Alto</w:t>
-            </w:r>
-          </w:p>
-        </w:tc>
-        <w:tc>
-          <w:tcPr>
-            <w:tcW w:type="dxa" w:w="3572"/>
-          </w:tcPr>
-          <w:p>
-            <w:pPr>
-              <w:spacing w:after="40"/>
-            </w:pPr>
-            <w:r/>
-            <w:r>
-              <w:rPr>
-                <w:sz w:val="19"/>
-              </w:rPr>
-              <w:t>El Sprint 2 cerró en 17 puntos según Jira; una sola medición no es capacidad.</w:t>
             </w:r>
           </w:p>
         </w:tc>
@@ -6431,7 +5088,7 @@
         </w:trPr>
         <w:tc>
           <w:tcPr>
-            <w:tcW w:type="dxa" w:w="1928"/>
+            <w:tcW w:type="dxa" w:w="2041"/>
           </w:tcPr>
           <w:p>
             <w:pPr>
@@ -6442,13 +5099,13 @@
               <w:rPr>
                 <w:sz w:val="19"/>
               </w:rPr>
-              <w:t>Entorno de producción inexistente</w:t>
-            </w:r>
-          </w:p>
-        </w:tc>
-        <w:tc>
-          <w:tcPr>
-            <w:tcW w:type="dxa" w:w="3515"/>
+              <w:t>Deuda técnica</w:t>
+            </w:r>
+          </w:p>
+        </w:tc>
+        <w:tc>
+          <w:tcPr>
+            <w:tcW w:type="dxa" w:w="6746"/>
           </w:tcPr>
           <w:p>
             <w:pPr>
@@ -6459,13 +5116,13 @@
               <w:rPr>
                 <w:sz w:val="19"/>
               </w:rPr>
-              <w:t>PROD no está desplegado; el backend corre desde un portátil.</w:t>
-            </w:r>
-          </w:p>
-        </w:tc>
-        <w:tc>
-          <w:tcPr>
-            <w:tcW w:type="dxa" w:w="907"/>
+              <w:t>Tener problemas al integrar la API de mapas. (Sin integrar todavía; se aborda desde el Sprint 4.)</w:t>
+            </w:r>
+          </w:p>
+        </w:tc>
+        <w:tc>
+          <w:tcPr>
+            <w:tcW w:type="dxa" w:w="1134"/>
           </w:tcPr>
           <w:p>
             <w:pPr>
@@ -6476,24 +5133,7 @@
               <w:rPr>
                 <w:sz w:val="19"/>
               </w:rPr>
-              <w:t>Alto</w:t>
-            </w:r>
-          </w:p>
-        </w:tc>
-        <w:tc>
-          <w:tcPr>
-            <w:tcW w:type="dxa" w:w="3572"/>
-          </w:tcPr>
-          <w:p>
-            <w:pPr>
-              <w:spacing w:after="40"/>
-            </w:pPr>
-            <w:r/>
-            <w:r>
-              <w:rPr>
-                <w:sz w:val="19"/>
-              </w:rPr>
-              <w:t>Se despliega en el Sprint 3.</w:t>
+              <w:t>Medio</w:t>
             </w:r>
           </w:p>
         </w:tc>
@@ -6504,7 +5144,7 @@
         </w:trPr>
         <w:tc>
           <w:tcPr>
-            <w:tcW w:type="dxa" w:w="1928"/>
+            <w:tcW w:type="dxa" w:w="2041"/>
           </w:tcPr>
           <w:p>
             <w:pPr>
@@ -6521,7 +5161,7 @@
         </w:tc>
         <w:tc>
           <w:tcPr>
-            <w:tcW w:type="dxa" w:w="3515"/>
+            <w:tcW w:type="dxa" w:w="6746"/>
           </w:tcPr>
           <w:p>
             <w:pPr>
@@ -6532,13 +5172,13 @@
               <w:rPr>
                 <w:sz w:val="19"/>
               </w:rPr>
-              <w:t>La primera petición tras 15 min de inactividad tarda 30 a 60 s y puede empujar el p95 por encima de 8 s.</w:t>
-            </w:r>
-          </w:p>
-        </w:tc>
-        <w:tc>
-          <w:tcPr>
-            <w:tcW w:type="dxa" w:w="907"/>
+              <w:t>La primera petición tras 15 minutos de inactividad tarda de 30 a 60 s y puede empujar el p95 por encima de 8 s. (Sin resolver.)</w:t>
+            </w:r>
+          </w:p>
+        </w:tc>
+        <w:tc>
+          <w:tcPr>
+            <w:tcW w:type="dxa" w:w="1134"/>
           </w:tcPr>
           <w:p>
             <w:pPr>
@@ -6550,23 +5190,6 @@
                 <w:sz w:val="19"/>
               </w:rPr>
               <w:t>Medio</w:t>
-            </w:r>
-          </w:p>
-        </w:tc>
-        <w:tc>
-          <w:tcPr>
-            <w:tcW w:type="dxa" w:w="3572"/>
-          </w:tcPr>
-          <w:p>
-            <w:pPr>
-              <w:spacing w:after="40"/>
-            </w:pPr>
-            <w:r/>
-            <w:r>
-              <w:rPr>
-                <w:sz w:val="19"/>
-              </w:rPr>
-              <w:t>Sin resolver; decidir antes de la sustentación si se acepta o se paga un plan.</w:t>
             </w:r>
           </w:p>
         </w:tc>
@@ -6577,7 +5200,7 @@
         </w:trPr>
         <w:tc>
           <w:tcPr>
-            <w:tcW w:type="dxa" w:w="1928"/>
+            <w:tcW w:type="dxa" w:w="2041"/>
           </w:tcPr>
           <w:p>
             <w:pPr>
@@ -6594,7 +5217,7 @@
         </w:tc>
         <w:tc>
           <w:tcPr>
-            <w:tcW w:type="dxa" w:w="3515"/>
+            <w:tcW w:type="dxa" w:w="6746"/>
           </w:tcPr>
           <w:p>
             <w:pPr>
@@ -6605,13 +5228,13 @@
               <w:rPr>
                 <w:sz w:val="19"/>
               </w:rPr>
-              <w:t>Hay CVE de Spring de CVSS ≥ 7 sin versión corregida publicada en abierto.</w:t>
-            </w:r>
-          </w:p>
-        </w:tc>
-        <w:tc>
-          <w:tcPr>
-            <w:tcW w:type="dxa" w:w="907"/>
+              <w:t>Hay CVE de Spring de CVSS ≥ 7 sin versión corregida publicada en abierto. (2 bloques de supresión con 15 CVE, todos con revisión el 15/01/2027.)</w:t>
+            </w:r>
+          </w:p>
+        </w:tc>
+        <w:tc>
+          <w:tcPr>
+            <w:tcW w:type="dxa" w:w="1134"/>
           </w:tcPr>
           <w:p>
             <w:pPr>
@@ -6623,23 +5246,6 @@
                 <w:sz w:val="19"/>
               </w:rPr>
               <w:t>Medio</w:t>
-            </w:r>
-          </w:p>
-        </w:tc>
-        <w:tc>
-          <w:tcPr>
-            <w:tcW w:type="dxa" w:w="3572"/>
-          </w:tcPr>
-          <w:p>
-            <w:pPr>
-              <w:spacing w:after="40"/>
-            </w:pPr>
-            <w:r/>
-            <w:r>
-              <w:rPr>
-                <w:sz w:val="19"/>
-              </w:rPr>
-              <w:t>2 bloques de supresión con 15 CVE, todos con fecha de revisión 15/01/2027.</w:t>
             </w:r>
           </w:p>
         </w:tc>
@@ -6650,7 +5256,7 @@
         </w:trPr>
         <w:tc>
           <w:tcPr>
-            <w:tcW w:type="dxa" w:w="1928"/>
+            <w:tcW w:type="dxa" w:w="2041"/>
           </w:tcPr>
           <w:p>
             <w:pPr>
@@ -6661,13 +5267,13 @@
               <w:rPr>
                 <w:sz w:val="19"/>
               </w:rPr>
-              <w:t>Cambios de requisitos</w:t>
-            </w:r>
-          </w:p>
-        </w:tc>
-        <w:tc>
-          <w:tcPr>
-            <w:tcW w:type="dxa" w:w="3515"/>
+              <w:t>Cambio de alcance</w:t>
+            </w:r>
+          </w:p>
+        </w:tc>
+        <w:tc>
+          <w:tcPr>
+            <w:tcW w:type="dxa" w:w="6746"/>
           </w:tcPr>
           <w:p>
             <w:pPr>
@@ -6678,13 +5284,13 @@
               <w:rPr>
                 <w:sz w:val="19"/>
               </w:rPr>
-              <w:t>El comité puede redefinir prioridades.</w:t>
-            </w:r>
-          </w:p>
-        </w:tc>
-        <w:tc>
-          <w:tcPr>
-            <w:tcW w:type="dxa" w:w="907"/>
+              <w:t>Que nos pidan más cosas de las que podemos hacer o cambien prioridades. (Materializado: se redefinieron requisitos y se agregó el catálogo público.)</w:t>
+            </w:r>
+          </w:p>
+        </w:tc>
+        <w:tc>
+          <w:tcPr>
+            <w:tcW w:type="dxa" w:w="1134"/>
           </w:tcPr>
           <w:p>
             <w:pPr>
@@ -6696,23 +5302,6 @@
                 <w:sz w:val="19"/>
               </w:rPr>
               <w:t>Medio</w:t>
-            </w:r>
-          </w:p>
-        </w:tc>
-        <w:tc>
-          <w:tcPr>
-            <w:tcW w:type="dxa" w:w="3572"/>
-          </w:tcPr>
-          <w:p>
-            <w:pPr>
-              <w:spacing w:after="40"/>
-            </w:pPr>
-            <w:r/>
-            <w:r>
-              <w:rPr>
-                <w:sz w:val="19"/>
-              </w:rPr>
-              <w:t>Materializado: RNF-01 y RNF-02, RF-10, RF-12 y RF-13 se redefinieron; se agregó RF-15.</w:t>
             </w:r>
           </w:p>
         </w:tc>
@@ -6722,16 +5311,6 @@
       <w:pPr>
         <w:spacing w:after="80"/>
       </w:pPr>
-    </w:p>
-    <w:p>
-      <w:r>
-        <w:rPr>
-          <w:b w:val="0"/>
-          <w:i/>
-          <w:sz w:val="20"/>
-        </w:rPr>
-        <w:t>Los niveles son una evaluación del equipo a la fecha del documento.</w:t>
-      </w:r>
     </w:p>
     <w:p>
       <w:pPr>
@@ -6747,7 +5326,7 @@
           <w:b w:val="0"/>
           <w:i w:val="0"/>
         </w:rPr>
-        <w:t>El esquema lo crea y versiona Flyway (db/migration, migraciones V1 a V4); Hibernate solo lo valida. El modelo refleja el código real: cuatro tablas.</w:t>
+        <w:t>El diseño de la persistencia está pensado para cumplir la Tercera Forma Normal (3FN), evitando redundancias, sobre PostgreSQL 17 en Supabase. El esquema lo crea y versiona Flyway (db/migration, migraciones V1 a V4) y Hibernate solo lo valida. El modelo refleja el código real: cuatro tablas. Las tablas del V1 que dependen de funcionalidades aún no implementadas (historial de búsquedas, favoritos y comentarios) se agregarán con sus historias.</w:t>
       </w:r>
     </w:p>
     <w:p>
@@ -9036,11 +7615,1551 @@
       </w:pPr>
     </w:p>
     <w:p>
+      <w:r>
+        <w:br w:type="page"/>
+      </w:r>
+    </w:p>
+    <w:p>
       <w:pPr>
         <w:pStyle w:val="Heading1"/>
       </w:pPr>
       <w:r>
-        <w:t>9. Arquitectura del sistema</w:t>
+        <w:t>9. Conclusiones del proyecto</w:t>
+      </w:r>
+    </w:p>
+    <w:p>
+      <w:r>
+        <w:rPr>
+          <w:b w:val="0"/>
+          <w:i w:val="0"/>
+        </w:rPr>
+        <w:t>Hacer este documento nos ayudó a aterrizar la idea de FusaRoute. Aprendimos que la ingeniería de software no es solo programar, sino planear bien los requerimientos y los riesgos para no perder tiempo, y que la calidad se diseña: escribir cada métrica con su instrumento nos obligó a reconocer que varias de las primeras eran imposibles de medir, y bajar la vara con razones fue mejor que sostener un número que no podíamos verificar. También aprendimos que un incremento no existe hasta que está mergeado: en el Sprint 1 había trabajo hecho que ante el comité valía cero.</w:t>
+      </w:r>
+    </w:p>
+    <w:p>
+      <w:r>
+        <w:rPr>
+          <w:b w:val="0"/>
+          <w:i w:val="0"/>
+        </w:rPr>
+        <w:t>Los mayores desafíos han sido manejar los datos de los mapas, la primera vez con Spring Boot y Angular, y decisiones de infraestructura (Render, Supabase, versiones) que condicionan qué se puede prometer. Con un enfoque iterativo estamos resolviendo los problemas poco a poco; la velocidad de 17 puntos del Sprint 2 no es una capacidad demostrada, es el resultado de un sprint concentrado sobre trabajo ya adelantado.</w:t>
+      </w:r>
+    </w:p>
+    <w:p>
+      <w:r>
+        <w:rPr>
+          <w:b w:val="0"/>
+          <w:i w:val="0"/>
+        </w:rPr>
+        <w:t>Aplicamos ingeniería de software con arquitectura hexagonal verificada automáticamente (ArchUnit), principios SOLID con evidencia en el código, Scrum para organizarnos y no dejar todo para el final, y trazabilidad completa entre requisito, historia, rama, commit y pull request. Lo que sigue pendiente —despliegue, búsqueda con mapas, mediciones de rendimiento y usabilidad— está declarado, no oculto.</w:t>
+      </w:r>
+    </w:p>
+    <w:p>
+      <w:r>
+        <w:br w:type="page"/>
+      </w:r>
+    </w:p>
+    <w:p>
+      <w:r>
+        <w:rPr>
+          <w:b w:val="0"/>
+          <w:i/>
+        </w:rPr>
+        <w:t>Los anexos amplían el documento con el detalle que no entra en la estructura pedida.</w:t>
+      </w:r>
+    </w:p>
+    <w:p>
+      <w:pPr>
+        <w:pStyle w:val="Heading1"/>
+      </w:pPr>
+      <w:r>
+        <w:t>Anexo A. Registro de cambios V1 → V2</w:t>
+      </w:r>
+    </w:p>
+    <w:p>
+      <w:r>
+        <w:rPr>
+          <w:b w:val="0"/>
+          <w:i w:val="0"/>
+        </w:rPr>
+        <w:t>Este V2 corrige y amplía el Documento V1 entregado el 16 de septiembre de 2026, con la misma estructura del docente. Desde esa fecha se aprobó el backlog completo (15 historias y 7 requisitos no funcionales), se decidió el despliegue real y se implementó el primer incremento, por lo que varias afirmaciones del V1 dejaron de ser ciertas. Cada cambio queda registrado con su razón, porque ante el comité cambiar de decisión con argumentos suma y cambiar sin registrar el porqué resta.</w:t>
+      </w:r>
+    </w:p>
+    <w:p>
+      <w:pPr>
+        <w:pStyle w:val="Heading3"/>
+      </w:pPr>
+      <w:r>
+        <w:t>De qué cambió el V1 al V2</w:t>
+      </w:r>
+    </w:p>
+    <w:tbl>
+      <w:tblPr>
+        <w:tblStyle w:val="TableGrid"/>
+        <w:tblW w:type="auto" w:w="0"/>
+        <w:jc w:val="center"/>
+        <w:tblLayout w:type="fixed"/>
+        <w:tblLook w:firstColumn="1" w:firstRow="1" w:lastColumn="0" w:lastRow="0" w:noHBand="0" w:noVBand="1" w:val="04A0"/>
+      </w:tblPr>
+      <w:tblGrid>
+        <w:gridCol w:w="1474"/>
+        <w:gridCol w:w="2154"/>
+        <w:gridCol w:w="2721"/>
+        <w:gridCol w:w="3572"/>
+      </w:tblGrid>
+      <w:tr>
+        <w:trPr>
+          <w:cantSplit w:val="true"/>
+          <w:tblHeader w:val="true"/>
+        </w:trPr>
+        <w:tc>
+          <w:tcPr>
+            <w:tcW w:type="dxa" w:w="1474"/>
+            <w:shd w:val="clear" w:color="auto" w:fill="D9E2F3"/>
+          </w:tcPr>
+          <w:p>
+            <w:r/>
+            <w:r>
+              <w:rPr>
+                <w:b/>
+                <w:sz w:val="17"/>
+              </w:rPr>
+              <w:t>Tema</w:t>
+            </w:r>
+          </w:p>
+        </w:tc>
+        <w:tc>
+          <w:tcPr>
+            <w:tcW w:type="dxa" w:w="2154"/>
+            <w:shd w:val="clear" w:color="auto" w:fill="D9E2F3"/>
+          </w:tcPr>
+          <w:p>
+            <w:r/>
+            <w:r>
+              <w:rPr>
+                <w:b/>
+                <w:sz w:val="17"/>
+              </w:rPr>
+              <w:t>Documento V1 (16/09)</w:t>
+            </w:r>
+          </w:p>
+        </w:tc>
+        <w:tc>
+          <w:tcPr>
+            <w:tcW w:type="dxa" w:w="2721"/>
+            <w:shd w:val="clear" w:color="auto" w:fill="D9E2F3"/>
+          </w:tcPr>
+          <w:p>
+            <w:r/>
+            <w:r>
+              <w:rPr>
+                <w:b/>
+                <w:sz w:val="17"/>
+              </w:rPr>
+              <w:t>Documento V2 (28/09)</w:t>
+            </w:r>
+          </w:p>
+        </w:tc>
+        <w:tc>
+          <w:tcPr>
+            <w:tcW w:type="dxa" w:w="3572"/>
+            <w:shd w:val="clear" w:color="auto" w:fill="D9E2F3"/>
+          </w:tcPr>
+          <w:p>
+            <w:r/>
+            <w:r>
+              <w:rPr>
+                <w:b/>
+                <w:sz w:val="17"/>
+              </w:rPr>
+              <w:t>Razón</w:t>
+            </w:r>
+          </w:p>
+        </w:tc>
+      </w:tr>
+      <w:tr>
+        <w:trPr>
+          <w:cantSplit w:val="true"/>
+        </w:trPr>
+        <w:tc>
+          <w:tcPr>
+            <w:tcW w:type="dxa" w:w="1474"/>
+          </w:tcPr>
+          <w:p>
+            <w:pPr>
+              <w:spacing w:after="40"/>
+            </w:pPr>
+            <w:r/>
+            <w:r>
+              <w:rPr>
+                <w:sz w:val="17"/>
+              </w:rPr>
+              <w:t>Sprints</w:t>
+            </w:r>
+          </w:p>
+        </w:tc>
+        <w:tc>
+          <w:tcPr>
+            <w:tcW w:type="dxa" w:w="2154"/>
+          </w:tcPr>
+          <w:p>
+            <w:pPr>
+              <w:spacing w:after="40"/>
+            </w:pPr>
+            <w:r/>
+            <w:r>
+              <w:rPr>
+                <w:sz w:val="17"/>
+              </w:rPr>
+              <w:t>2 semanas</w:t>
+            </w:r>
+          </w:p>
+        </w:tc>
+        <w:tc>
+          <w:tcPr>
+            <w:tcW w:type="dxa" w:w="2721"/>
+          </w:tcPr>
+          <w:p>
+            <w:pPr>
+              <w:spacing w:after="40"/>
+            </w:pPr>
+            <w:r/>
+            <w:r>
+              <w:rPr>
+                <w:sz w:val="17"/>
+              </w:rPr>
+              <w:t>1 semana, de martes a lunes</w:t>
+            </w:r>
+          </w:p>
+        </w:tc>
+        <w:tc>
+          <w:tcPr>
+            <w:tcW w:type="dxa" w:w="3572"/>
+          </w:tcPr>
+          <w:p>
+            <w:pPr>
+              <w:spacing w:after="40"/>
+            </w:pPr>
+            <w:r/>
+            <w:r>
+              <w:rPr>
+                <w:sz w:val="17"/>
+              </w:rPr>
+              <w:t>Que a cada sustentación quincenal lleguen dos sprints cerrados con su informe.</w:t>
+            </w:r>
+          </w:p>
+        </w:tc>
+      </w:tr>
+      <w:tr>
+        <w:trPr>
+          <w:cantSplit w:val="true"/>
+        </w:trPr>
+        <w:tc>
+          <w:tcPr>
+            <w:tcW w:type="dxa" w:w="1474"/>
+          </w:tcPr>
+          <w:p>
+            <w:pPr>
+              <w:spacing w:after="40"/>
+            </w:pPr>
+            <w:r/>
+            <w:r>
+              <w:rPr>
+                <w:sz w:val="17"/>
+              </w:rPr>
+              <w:t>Daily Scrum</w:t>
+            </w:r>
+          </w:p>
+        </w:tc>
+        <w:tc>
+          <w:tcPr>
+            <w:tcW w:type="dxa" w:w="2154"/>
+          </w:tcPr>
+          <w:p>
+            <w:pPr>
+              <w:spacing w:after="40"/>
+            </w:pPr>
+            <w:r/>
+            <w:r>
+              <w:rPr>
+                <w:sz w:val="17"/>
+              </w:rPr>
+              <w:t>Daily Scrums cortos</w:t>
+            </w:r>
+          </w:p>
+        </w:tc>
+        <w:tc>
+          <w:tcPr>
+            <w:tcW w:type="dxa" w:w="2721"/>
+          </w:tcPr>
+          <w:p>
+            <w:pPr>
+              <w:spacing w:after="40"/>
+            </w:pPr>
+            <w:r/>
+            <w:r>
+              <w:rPr>
+                <w:sz w:val="17"/>
+              </w:rPr>
+              <w:t>Check-in escrito (ayer / hoy / bloqueos)</w:t>
+            </w:r>
+          </w:p>
+        </w:tc>
+        <w:tc>
+          <w:tcPr>
+            <w:tcW w:type="dxa" w:w="3572"/>
+          </w:tcPr>
+          <w:p>
+            <w:pPr>
+              <w:spacing w:after="40"/>
+            </w:pPr>
+            <w:r/>
+            <w:r>
+              <w:rPr>
+                <w:sz w:val="17"/>
+              </w:rPr>
+              <w:t>Dos personas con tres clases semanales en común no sostienen una reunión diaria.</w:t>
+            </w:r>
+          </w:p>
+        </w:tc>
+      </w:tr>
+      <w:tr>
+        <w:trPr>
+          <w:cantSplit w:val="true"/>
+        </w:trPr>
+        <w:tc>
+          <w:tcPr>
+            <w:tcW w:type="dxa" w:w="1474"/>
+          </w:tcPr>
+          <w:p>
+            <w:pPr>
+              <w:spacing w:after="40"/>
+            </w:pPr>
+            <w:r/>
+            <w:r>
+              <w:rPr>
+                <w:sz w:val="17"/>
+              </w:rPr>
+              <w:t>Backlog</w:t>
+            </w:r>
+          </w:p>
+        </w:tc>
+        <w:tc>
+          <w:tcPr>
+            <w:tcW w:type="dxa" w:w="2154"/>
+          </w:tcPr>
+          <w:p>
+            <w:pPr>
+              <w:spacing w:after="40"/>
+            </w:pPr>
+            <w:r/>
+            <w:r>
+              <w:rPr>
+                <w:sz w:val="17"/>
+              </w:rPr>
+              <w:t>GitHub Projects</w:t>
+            </w:r>
+          </w:p>
+        </w:tc>
+        <w:tc>
+          <w:tcPr>
+            <w:tcW w:type="dxa" w:w="2721"/>
+          </w:tcPr>
+          <w:p>
+            <w:pPr>
+              <w:spacing w:after="40"/>
+            </w:pPr>
+            <w:r/>
+            <w:r>
+              <w:rPr>
+                <w:sz w:val="17"/>
+              </w:rPr>
+              <w:t>Jira, proyecto SCRUM</w:t>
+            </w:r>
+          </w:p>
+        </w:tc>
+        <w:tc>
+          <w:tcPr>
+            <w:tcW w:type="dxa" w:w="3572"/>
+          </w:tcPr>
+          <w:p>
+            <w:pPr>
+              <w:spacing w:after="40"/>
+            </w:pPr>
+            <w:r/>
+            <w:r>
+              <w:rPr>
+                <w:sz w:val="17"/>
+              </w:rPr>
+              <w:t>Trazabilidad rama–commit–PR por la key SCRUM-N.</w:t>
+            </w:r>
+          </w:p>
+        </w:tc>
+      </w:tr>
+      <w:tr>
+        <w:trPr>
+          <w:cantSplit w:val="true"/>
+        </w:trPr>
+        <w:tc>
+          <w:tcPr>
+            <w:tcW w:type="dxa" w:w="1474"/>
+          </w:tcPr>
+          <w:p>
+            <w:pPr>
+              <w:spacing w:after="40"/>
+            </w:pPr>
+            <w:r/>
+            <w:r>
+              <w:rPr>
+                <w:sz w:val="17"/>
+              </w:rPr>
+              <w:t>Usuarios</w:t>
+            </w:r>
+          </w:p>
+        </w:tc>
+        <w:tc>
+          <w:tcPr>
+            <w:tcW w:type="dxa" w:w="2154"/>
+          </w:tcPr>
+          <w:p>
+            <w:pPr>
+              <w:spacing w:after="40"/>
+            </w:pPr>
+            <w:r/>
+            <w:r>
+              <w:rPr>
+                <w:sz w:val="17"/>
+              </w:rPr>
+              <w:t>2 (usuario y administrador)</w:t>
+            </w:r>
+          </w:p>
+        </w:tc>
+        <w:tc>
+          <w:tcPr>
+            <w:tcW w:type="dxa" w:w="2721"/>
+          </w:tcPr>
+          <w:p>
+            <w:pPr>
+              <w:spacing w:after="40"/>
+            </w:pPr>
+            <w:r/>
+            <w:r>
+              <w:rPr>
+                <w:sz w:val="17"/>
+              </w:rPr>
+              <w:t>3: se agrega el Visitante sin cuenta</w:t>
+            </w:r>
+          </w:p>
+        </w:tc>
+        <w:tc>
+          <w:tcPr>
+            <w:tcW w:type="dxa" w:w="3572"/>
+          </w:tcPr>
+          <w:p>
+            <w:pPr>
+              <w:spacing w:after="40"/>
+            </w:pPr>
+            <w:r/>
+            <w:r>
+              <w:rPr>
+                <w:sz w:val="17"/>
+              </w:rPr>
+              <w:t>El catálogo público de rutas (RF-15) no exige sesión.</w:t>
+            </w:r>
+          </w:p>
+        </w:tc>
+      </w:tr>
+      <w:tr>
+        <w:trPr>
+          <w:cantSplit w:val="true"/>
+        </w:trPr>
+        <w:tc>
+          <w:tcPr>
+            <w:tcW w:type="dxa" w:w="1474"/>
+          </w:tcPr>
+          <w:p>
+            <w:pPr>
+              <w:spacing w:after="40"/>
+            </w:pPr>
+            <w:r/>
+            <w:r>
+              <w:rPr>
+                <w:sz w:val="17"/>
+              </w:rPr>
+              <w:t>Requerimientos funcionales</w:t>
+            </w:r>
+          </w:p>
+        </w:tc>
+        <w:tc>
+          <w:tcPr>
+            <w:tcW w:type="dxa" w:w="2154"/>
+          </w:tcPr>
+          <w:p>
+            <w:pPr>
+              <w:spacing w:after="40"/>
+            </w:pPr>
+            <w:r/>
+            <w:r>
+              <w:rPr>
+                <w:sz w:val="17"/>
+              </w:rPr>
+              <w:t>10 (RF1 a RF10)</w:t>
+            </w:r>
+          </w:p>
+        </w:tc>
+        <w:tc>
+          <w:tcPr>
+            <w:tcW w:type="dxa" w:w="2721"/>
+          </w:tcPr>
+          <w:p>
+            <w:pPr>
+              <w:spacing w:after="40"/>
+            </w:pPr>
+            <w:r/>
+            <w:r>
+              <w:rPr>
+                <w:sz w:val="17"/>
+              </w:rPr>
+              <w:t>15 (RF-01 a RF-15)</w:t>
+            </w:r>
+          </w:p>
+        </w:tc>
+        <w:tc>
+          <w:tcPr>
+            <w:tcW w:type="dxa" w:w="3572"/>
+          </w:tcPr>
+          <w:p>
+            <w:pPr>
+              <w:spacing w:after="40"/>
+            </w:pPr>
+            <w:r/>
+            <w:r>
+              <w:rPr>
+                <w:sz w:val="17"/>
+              </w:rPr>
+              <w:t>Backlog aprobado el 15/09. Ver rutas y Buscar ruta pasan a RF-15 y RF-04; agregar, editar y eliminar rutas se unifican en RF-11; nuevos RF-05 a RF-10, RF-12 a RF-14. El filtro por categoría no forma parte del backlog aprobado.</w:t>
+            </w:r>
+          </w:p>
+        </w:tc>
+      </w:tr>
+      <w:tr>
+        <w:trPr>
+          <w:cantSplit w:val="true"/>
+        </w:trPr>
+        <w:tc>
+          <w:tcPr>
+            <w:tcW w:type="dxa" w:w="1474"/>
+          </w:tcPr>
+          <w:p>
+            <w:pPr>
+              <w:spacing w:after="40"/>
+            </w:pPr>
+            <w:r/>
+            <w:r>
+              <w:rPr>
+                <w:sz w:val="17"/>
+              </w:rPr>
+              <w:t>Prioridades</w:t>
+            </w:r>
+          </w:p>
+        </w:tc>
+        <w:tc>
+          <w:tcPr>
+            <w:tcW w:type="dxa" w:w="2154"/>
+          </w:tcPr>
+          <w:p>
+            <w:pPr>
+              <w:spacing w:after="40"/>
+            </w:pPr>
+            <w:r/>
+            <w:r>
+              <w:rPr>
+                <w:sz w:val="17"/>
+              </w:rPr>
+              <w:t>Registro Media; Perfil y Filtros Baja</w:t>
+            </w:r>
+          </w:p>
+        </w:tc>
+        <w:tc>
+          <w:tcPr>
+            <w:tcW w:type="dxa" w:w="2721"/>
+          </w:tcPr>
+          <w:p>
+            <w:pPr>
+              <w:spacing w:after="40"/>
+            </w:pPr>
+            <w:r/>
+            <w:r>
+              <w:rPr>
+                <w:sz w:val="17"/>
+              </w:rPr>
+              <w:t>Registro Alta; Perfil Media; ninguno Baja</w:t>
+            </w:r>
+          </w:p>
+        </w:tc>
+        <w:tc>
+          <w:tcPr>
+            <w:tcW w:type="dxa" w:w="3572"/>
+          </w:tcPr>
+          <w:p>
+            <w:pPr>
+              <w:spacing w:after="40"/>
+            </w:pPr>
+            <w:r/>
+            <w:r>
+              <w:rPr>
+                <w:sz w:val="17"/>
+              </w:rPr>
+              <w:t>Lo de baja prioridad se sacó del alcance.</w:t>
+            </w:r>
+          </w:p>
+        </w:tc>
+      </w:tr>
+      <w:tr>
+        <w:trPr>
+          <w:cantSplit w:val="true"/>
+        </w:trPr>
+        <w:tc>
+          <w:tcPr>
+            <w:tcW w:type="dxa" w:w="1474"/>
+          </w:tcPr>
+          <w:p>
+            <w:pPr>
+              <w:spacing w:after="40"/>
+            </w:pPr>
+            <w:r/>
+            <w:r>
+              <w:rPr>
+                <w:sz w:val="17"/>
+              </w:rPr>
+              <w:t>Rendimiento</w:t>
+            </w:r>
+          </w:p>
+        </w:tc>
+        <w:tc>
+          <w:tcPr>
+            <w:tcW w:type="dxa" w:w="2154"/>
+          </w:tcPr>
+          <w:p>
+            <w:pPr>
+              <w:spacing w:after="40"/>
+            </w:pPr>
+            <w:r/>
+            <w:r>
+              <w:rPr>
+                <w:sz w:val="17"/>
+              </w:rPr>
+              <w:t>Mapa en menos de 3 s</w:t>
+            </w:r>
+          </w:p>
+        </w:tc>
+        <w:tc>
+          <w:tcPr>
+            <w:tcW w:type="dxa" w:w="2721"/>
+          </w:tcPr>
+          <w:p>
+            <w:pPr>
+              <w:spacing w:after="40"/>
+            </w:pPr>
+            <w:r/>
+            <w:r>
+              <w:rPr>
+                <w:sz w:val="17"/>
+              </w:rPr>
+              <w:t>p95 &lt; 8 s extremo a extremo y LCP &lt; 2,5 s</w:t>
+            </w:r>
+          </w:p>
+        </w:tc>
+        <w:tc>
+          <w:tcPr>
+            <w:tcW w:type="dxa" w:w="3572"/>
+          </w:tcPr>
+          <w:p>
+            <w:pPr>
+              <w:spacing w:after="40"/>
+            </w:pPr>
+            <w:r/>
+            <w:r>
+              <w:rPr>
+                <w:sz w:val="17"/>
+              </w:rPr>
+              <w:t>El cálculo de ruta depende de Google Maps; 3 s no era medible ni realista.</w:t>
+            </w:r>
+          </w:p>
+        </w:tc>
+      </w:tr>
+      <w:tr>
+        <w:trPr>
+          <w:cantSplit w:val="true"/>
+        </w:trPr>
+        <w:tc>
+          <w:tcPr>
+            <w:tcW w:type="dxa" w:w="1474"/>
+          </w:tcPr>
+          <w:p>
+            <w:pPr>
+              <w:spacing w:after="40"/>
+            </w:pPr>
+            <w:r/>
+            <w:r>
+              <w:rPr>
+                <w:sz w:val="17"/>
+              </w:rPr>
+              <w:t>Disponibilidad</w:t>
+            </w:r>
+          </w:p>
+        </w:tc>
+        <w:tc>
+          <w:tcPr>
+            <w:tcW w:type="dxa" w:w="2154"/>
+          </w:tcPr>
+          <w:p>
+            <w:pPr>
+              <w:spacing w:after="40"/>
+            </w:pPr>
+            <w:r/>
+            <w:r>
+              <w:rPr>
+                <w:sz w:val="17"/>
+              </w:rPr>
+              <w:t>99 % del tiempo</w:t>
+            </w:r>
+          </w:p>
+        </w:tc>
+        <w:tc>
+          <w:tcPr>
+            <w:tcW w:type="dxa" w:w="2721"/>
+          </w:tcPr>
+          <w:p>
+            <w:pPr>
+              <w:spacing w:after="40"/>
+            </w:pPr>
+            <w:r/>
+            <w:r>
+              <w:rPr>
+                <w:sz w:val="17"/>
+              </w:rPr>
+              <w:t>95 % de los latidos en horario hábil, con cold start</w:t>
+            </w:r>
+          </w:p>
+        </w:tc>
+        <w:tc>
+          <w:tcPr>
+            <w:tcW w:type="dxa" w:w="3572"/>
+          </w:tcPr>
+          <w:p>
+            <w:pPr>
+              <w:spacing w:after="40"/>
+            </w:pPr>
+            <w:r/>
+            <w:r>
+              <w:rPr>
+                <w:sz w:val="17"/>
+              </w:rPr>
+              <w:t>El tier gratis de Render se duerme a los 15 minutos; 99 % no se puede sostener.</w:t>
+            </w:r>
+          </w:p>
+        </w:tc>
+      </w:tr>
+      <w:tr>
+        <w:trPr>
+          <w:cantSplit w:val="true"/>
+        </w:trPr>
+        <w:tc>
+          <w:tcPr>
+            <w:tcW w:type="dxa" w:w="1474"/>
+          </w:tcPr>
+          <w:p>
+            <w:pPr>
+              <w:spacing w:after="40"/>
+            </w:pPr>
+            <w:r/>
+            <w:r>
+              <w:rPr>
+                <w:sz w:val="17"/>
+              </w:rPr>
+              <w:t>Escalabilidad</w:t>
+            </w:r>
+          </w:p>
+        </w:tc>
+        <w:tc>
+          <w:tcPr>
+            <w:tcW w:type="dxa" w:w="2154"/>
+          </w:tcPr>
+          <w:p>
+            <w:pPr>
+              <w:spacing w:after="40"/>
+            </w:pPr>
+            <w:r/>
+            <w:r>
+              <w:rPr>
+                <w:sz w:val="17"/>
+              </w:rPr>
+              <w:t>RNF de escalabilidad con pruebas de estrés</w:t>
+            </w:r>
+          </w:p>
+        </w:tc>
+        <w:tc>
+          <w:tcPr>
+            <w:tcW w:type="dxa" w:w="2721"/>
+          </w:tcPr>
+          <w:p>
+            <w:pPr>
+              <w:spacing w:after="40"/>
+            </w:pPr>
+            <w:r/>
+            <w:r>
+              <w:rPr>
+                <w:sz w:val="17"/>
+              </w:rPr>
+              <w:t>No figura entre los 7 RNF aprobados</w:t>
+            </w:r>
+          </w:p>
+        </w:tc>
+        <w:tc>
+          <w:tcPr>
+            <w:tcW w:type="dxa" w:w="3572"/>
+          </w:tcPr>
+          <w:p>
+            <w:pPr>
+              <w:spacing w:after="40"/>
+            </w:pPr>
+            <w:r/>
+            <w:r>
+              <w:rPr>
+                <w:sz w:val="17"/>
+              </w:rPr>
+              <w:t>Una métrica por atributo ISO/IEC 25010 y sin instrumento no se compromete.</w:t>
+            </w:r>
+          </w:p>
+        </w:tc>
+      </w:tr>
+      <w:tr>
+        <w:trPr>
+          <w:cantSplit w:val="true"/>
+        </w:trPr>
+        <w:tc>
+          <w:tcPr>
+            <w:tcW w:type="dxa" w:w="1474"/>
+          </w:tcPr>
+          <w:p>
+            <w:pPr>
+              <w:spacing w:after="40"/>
+            </w:pPr>
+            <w:r/>
+            <w:r>
+              <w:rPr>
+                <w:sz w:val="17"/>
+              </w:rPr>
+              <w:t>Base de datos</w:t>
+            </w:r>
+          </w:p>
+        </w:tc>
+        <w:tc>
+          <w:tcPr>
+            <w:tcW w:type="dxa" w:w="2154"/>
+          </w:tcPr>
+          <w:p>
+            <w:pPr>
+              <w:spacing w:after="40"/>
+            </w:pPr>
+            <w:r/>
+            <w:r>
+              <w:rPr>
+                <w:sz w:val="17"/>
+              </w:rPr>
+              <w:t>MySQL; PostgreSQL 16 en la sección 8</w:t>
+            </w:r>
+          </w:p>
+        </w:tc>
+        <w:tc>
+          <w:tcPr>
+            <w:tcW w:type="dxa" w:w="2721"/>
+          </w:tcPr>
+          <w:p>
+            <w:pPr>
+              <w:spacing w:after="40"/>
+            </w:pPr>
+            <w:r/>
+            <w:r>
+              <w:rPr>
+                <w:sz w:val="17"/>
+              </w:rPr>
+              <w:t>PostgreSQL 17 en Supabase, con Flyway</w:t>
+            </w:r>
+          </w:p>
+        </w:tc>
+        <w:tc>
+          <w:tcPr>
+            <w:tcW w:type="dxa" w:w="3572"/>
+          </w:tcPr>
+          <w:p>
+            <w:pPr>
+              <w:spacing w:after="40"/>
+            </w:pPr>
+            <w:r/>
+            <w:r>
+              <w:rPr>
+                <w:sz w:val="17"/>
+              </w:rPr>
+              <w:t>Decisión de arquitectura vigente; un solo motor en todo el documento.</w:t>
+            </w:r>
+          </w:p>
+        </w:tc>
+      </w:tr>
+      <w:tr>
+        <w:trPr>
+          <w:cantSplit w:val="true"/>
+        </w:trPr>
+        <w:tc>
+          <w:tcPr>
+            <w:tcW w:type="dxa" w:w="1474"/>
+          </w:tcPr>
+          <w:p>
+            <w:pPr>
+              <w:spacing w:after="40"/>
+            </w:pPr>
+            <w:r/>
+            <w:r>
+              <w:rPr>
+                <w:sz w:val="17"/>
+              </w:rPr>
+              <w:t>Modelo de datos</w:t>
+            </w:r>
+          </w:p>
+        </w:tc>
+        <w:tc>
+          <w:tcPr>
+            <w:tcW w:type="dxa" w:w="2154"/>
+          </w:tcPr>
+          <w:p>
+            <w:pPr>
+              <w:spacing w:after="40"/>
+            </w:pPr>
+            <w:r/>
+            <w:r>
+              <w:rPr>
+                <w:sz w:val="17"/>
+              </w:rPr>
+              <w:t>7 tablas: usuario, ruta, ubicacion, ruta_parada, busqueda, comentario, favorito</w:t>
+            </w:r>
+          </w:p>
+        </w:tc>
+        <w:tc>
+          <w:tcPr>
+            <w:tcW w:type="dxa" w:w="2721"/>
+          </w:tcPr>
+          <w:p>
+            <w:pPr>
+              <w:spacing w:after="40"/>
+            </w:pPr>
+            <w:r/>
+            <w:r>
+              <w:rPr>
+                <w:sz w:val="17"/>
+              </w:rPr>
+              <w:t>4 tablas implementadas: users, routes, route_neighborhoods, fares</w:t>
+            </w:r>
+          </w:p>
+        </w:tc>
+        <w:tc>
+          <w:tcPr>
+            <w:tcW w:type="dxa" w:w="3572"/>
+          </w:tcPr>
+          <w:p>
+            <w:pPr>
+              <w:spacing w:after="40"/>
+            </w:pPr>
+            <w:r/>
+            <w:r>
+              <w:rPr>
+                <w:sz w:val="17"/>
+              </w:rPr>
+              <w:t>En Fusagasugá no hay paradas fijas (la buseta se para con la mano): los barrios son una lista de nombres. Historial, favoritos y comentarios se agregarán con sus historias.</w:t>
+            </w:r>
+          </w:p>
+        </w:tc>
+      </w:tr>
+      <w:tr>
+        <w:trPr>
+          <w:cantSplit w:val="true"/>
+        </w:trPr>
+        <w:tc>
+          <w:tcPr>
+            <w:tcW w:type="dxa" w:w="1474"/>
+          </w:tcPr>
+          <w:p>
+            <w:pPr>
+              <w:spacing w:after="40"/>
+            </w:pPr>
+            <w:r/>
+            <w:r>
+              <w:rPr>
+                <w:sz w:val="17"/>
+              </w:rPr>
+              <w:t>Dependencias</w:t>
+            </w:r>
+          </w:p>
+        </w:tc>
+        <w:tc>
+          <w:tcPr>
+            <w:tcW w:type="dxa" w:w="2154"/>
+          </w:tcPr>
+          <w:p>
+            <w:pPr>
+              <w:spacing w:after="40"/>
+            </w:pPr>
+            <w:r/>
+            <w:r>
+              <w:rPr>
+                <w:sz w:val="17"/>
+              </w:rPr>
+              <w:t>Base de datos, Leaflet/Google Maps, Git/GitHub</w:t>
+            </w:r>
+          </w:p>
+        </w:tc>
+        <w:tc>
+          <w:tcPr>
+            <w:tcW w:type="dxa" w:w="2721"/>
+          </w:tcPr>
+          <w:p>
+            <w:pPr>
+              <w:spacing w:after="40"/>
+            </w:pPr>
+            <w:r/>
+            <w:r>
+              <w:rPr>
+                <w:sz w:val="17"/>
+              </w:rPr>
+              <w:t>Se agregan Supabase, Render, Vercel, CI y datos de las rutas; Google Maps solo cronometra</w:t>
+            </w:r>
+          </w:p>
+        </w:tc>
+        <w:tc>
+          <w:tcPr>
+            <w:tcW w:type="dxa" w:w="3572"/>
+          </w:tcPr>
+          <w:p>
+            <w:pPr>
+              <w:spacing w:after="40"/>
+            </w:pPr>
+            <w:r/>
+            <w:r>
+              <w:rPr>
+                <w:sz w:val="17"/>
+              </w:rPr>
+              <w:t>Reflejar las dependencias reales del despliegue.</w:t>
+            </w:r>
+          </w:p>
+        </w:tc>
+      </w:tr>
+      <w:tr>
+        <w:trPr>
+          <w:cantSplit w:val="true"/>
+        </w:trPr>
+        <w:tc>
+          <w:tcPr>
+            <w:tcW w:type="dxa" w:w="1474"/>
+          </w:tcPr>
+          <w:p>
+            <w:pPr>
+              <w:spacing w:after="40"/>
+            </w:pPr>
+            <w:r/>
+            <w:r>
+              <w:rPr>
+                <w:sz w:val="17"/>
+              </w:rPr>
+              <w:t>Riesgos</w:t>
+            </w:r>
+          </w:p>
+        </w:tc>
+        <w:tc>
+          <w:tcPr>
+            <w:tcW w:type="dxa" w:w="2154"/>
+          </w:tcPr>
+          <w:p>
+            <w:pPr>
+              <w:spacing w:after="40"/>
+            </w:pPr>
+            <w:r/>
+            <w:r>
+              <w:rPr>
+                <w:sz w:val="17"/>
+              </w:rPr>
+              <w:t>3 riesgos</w:t>
+            </w:r>
+          </w:p>
+        </w:tc>
+        <w:tc>
+          <w:tcPr>
+            <w:tcW w:type="dxa" w:w="2721"/>
+          </w:tcPr>
+          <w:p>
+            <w:pPr>
+              <w:spacing w:after="40"/>
+            </w:pPr>
+            <w:r/>
+            <w:r>
+              <w:rPr>
+                <w:sz w:val="17"/>
+              </w:rPr>
+              <w:t>8, con su estado real</w:t>
+            </w:r>
+          </w:p>
+        </w:tc>
+        <w:tc>
+          <w:tcPr>
+            <w:tcW w:type="dxa" w:w="3572"/>
+          </w:tcPr>
+          <w:p>
+            <w:pPr>
+              <w:spacing w:after="40"/>
+            </w:pPr>
+            <w:r/>
+            <w:r>
+              <w:rPr>
+                <w:sz w:val="17"/>
+              </w:rPr>
+              <w:t>Varios ya se materializaron (Sprint 1 con velocidad 0).</w:t>
+            </w:r>
+          </w:p>
+        </w:tc>
+      </w:tr>
+    </w:tbl>
+    <w:p>
+      <w:pPr>
+        <w:spacing w:after="80"/>
+      </w:pPr>
+    </w:p>
+    <w:p>
+      <w:pPr>
+        <w:pStyle w:val="Heading3"/>
+      </w:pPr>
+      <w:r>
+        <w:t>Cambios posteriores al 24/08 que ya estaban en la Actividad 3</w:t>
+      </w:r>
+    </w:p>
+    <w:tbl>
+      <w:tblPr>
+        <w:tblStyle w:val="TableGrid"/>
+        <w:tblW w:type="auto" w:w="0"/>
+        <w:jc w:val="center"/>
+        <w:tblLayout w:type="fixed"/>
+        <w:tblLook w:firstColumn="1" w:firstRow="1" w:lastColumn="0" w:lastRow="0" w:noHBand="0" w:noVBand="1" w:val="04A0"/>
+      </w:tblPr>
+      <w:tblGrid>
+        <w:gridCol w:w="1304"/>
+        <w:gridCol w:w="4649"/>
+        <w:gridCol w:w="3969"/>
+      </w:tblGrid>
+      <w:tr>
+        <w:trPr>
+          <w:cantSplit w:val="true"/>
+          <w:tblHeader w:val="true"/>
+        </w:trPr>
+        <w:tc>
+          <w:tcPr>
+            <w:tcW w:type="dxa" w:w="1304"/>
+            <w:shd w:val="clear" w:color="auto" w:fill="D9E2F3"/>
+          </w:tcPr>
+          <w:p>
+            <w:r/>
+            <w:r>
+              <w:rPr>
+                <w:b/>
+                <w:sz w:val="19"/>
+              </w:rPr>
+              <w:t>Fecha</w:t>
+            </w:r>
+          </w:p>
+        </w:tc>
+        <w:tc>
+          <w:tcPr>
+            <w:tcW w:type="dxa" w:w="4649"/>
+            <w:shd w:val="clear" w:color="auto" w:fill="D9E2F3"/>
+          </w:tcPr>
+          <w:p>
+            <w:r/>
+            <w:r>
+              <w:rPr>
+                <w:b/>
+                <w:sz w:val="19"/>
+              </w:rPr>
+              <w:t>Cambio</w:t>
+            </w:r>
+          </w:p>
+        </w:tc>
+        <w:tc>
+          <w:tcPr>
+            <w:tcW w:type="dxa" w:w="3969"/>
+            <w:shd w:val="clear" w:color="auto" w:fill="D9E2F3"/>
+          </w:tcPr>
+          <w:p>
+            <w:r/>
+            <w:r>
+              <w:rPr>
+                <w:b/>
+                <w:sz w:val="19"/>
+              </w:rPr>
+              <w:t>Razón</w:t>
+            </w:r>
+          </w:p>
+        </w:tc>
+      </w:tr>
+      <w:tr>
+        <w:trPr>
+          <w:cantSplit w:val="true"/>
+        </w:trPr>
+        <w:tc>
+          <w:tcPr>
+            <w:tcW w:type="dxa" w:w="1304"/>
+          </w:tcPr>
+          <w:p>
+            <w:pPr>
+              <w:spacing w:after="40"/>
+            </w:pPr>
+            <w:r/>
+            <w:r>
+              <w:rPr>
+                <w:sz w:val="19"/>
+              </w:rPr>
+              <w:t>24/08/2026</w:t>
+            </w:r>
+          </w:p>
+        </w:tc>
+        <w:tc>
+          <w:tcPr>
+            <w:tcW w:type="dxa" w:w="4649"/>
+          </w:tcPr>
+          <w:p>
+            <w:pPr>
+              <w:spacing w:after="40"/>
+            </w:pPr>
+            <w:r/>
+            <w:r>
+              <w:rPr>
+                <w:sz w:val="19"/>
+              </w:rPr>
+              <w:t>Actividad 3 v3: 5 métricas de calidad (una por atributo ISO/IEC 25010), cada una con instrumento ejecutable.</w:t>
+            </w:r>
+          </w:p>
+        </w:tc>
+        <w:tc>
+          <w:tcPr>
+            <w:tcW w:type="dxa" w:w="3969"/>
+          </w:tcPr>
+          <w:p>
+            <w:pPr>
+              <w:spacing w:after="40"/>
+            </w:pPr>
+            <w:r/>
+            <w:r>
+              <w:rPr>
+                <w:sz w:val="19"/>
+              </w:rPr>
+              <w:t>Una revisión interna encontró que 7 de las 8 métricas de la v2 estaban mal o medianamente definidas y 1 era redundante.</w:t>
+            </w:r>
+          </w:p>
+        </w:tc>
+      </w:tr>
+      <w:tr>
+        <w:trPr>
+          <w:cantSplit w:val="true"/>
+        </w:trPr>
+        <w:tc>
+          <w:tcPr>
+            <w:tcW w:type="dxa" w:w="1304"/>
+          </w:tcPr>
+          <w:p>
+            <w:pPr>
+              <w:spacing w:after="40"/>
+            </w:pPr>
+            <w:r/>
+            <w:r>
+              <w:rPr>
+                <w:sz w:val="19"/>
+              </w:rPr>
+              <w:t>14/09/2026</w:t>
+            </w:r>
+          </w:p>
+        </w:tc>
+        <w:tc>
+          <w:tcPr>
+            <w:tcW w:type="dxa" w:w="4649"/>
+          </w:tcPr>
+          <w:p>
+            <w:pPr>
+              <w:spacing w:after="40"/>
+            </w:pPr>
+            <w:r/>
+            <w:r>
+              <w:rPr>
+                <w:sz w:val="19"/>
+              </w:rPr>
+              <w:t>RNF-02 rediseñado: frontend en Vercel y backend en Render (tier gratis), sin promesa de servidor 24/7.</w:t>
+            </w:r>
+          </w:p>
+        </w:tc>
+        <w:tc>
+          <w:tcPr>
+            <w:tcW w:type="dxa" w:w="3969"/>
+          </w:tcPr>
+          <w:p>
+            <w:pPr>
+              <w:spacing w:after="40"/>
+            </w:pPr>
+            <w:r/>
+            <w:r>
+              <w:rPr>
+                <w:sz w:val="19"/>
+              </w:rPr>
+              <w:t>El tier gratis de Render se duerme a los 15 minutos y tarda 30 a 60 s en reactivarse; prometer un RTO de servidor siempre activo era falso.</w:t>
+            </w:r>
+          </w:p>
+        </w:tc>
+      </w:tr>
+      <w:tr>
+        <w:trPr>
+          <w:cantSplit w:val="true"/>
+        </w:trPr>
+        <w:tc>
+          <w:tcPr>
+            <w:tcW w:type="dxa" w:w="1304"/>
+          </w:tcPr>
+          <w:p>
+            <w:pPr>
+              <w:spacing w:after="40"/>
+            </w:pPr>
+            <w:r/>
+            <w:r>
+              <w:rPr>
+                <w:sz w:val="19"/>
+              </w:rPr>
+              <w:t>15/09/2026</w:t>
+            </w:r>
+          </w:p>
+        </w:tc>
+        <w:tc>
+          <w:tcPr>
+            <w:tcW w:type="dxa" w:w="4649"/>
+          </w:tcPr>
+          <w:p>
+            <w:pPr>
+              <w:spacing w:after="40"/>
+            </w:pPr>
+            <w:r/>
+            <w:r>
+              <w:rPr>
+                <w:sz w:val="19"/>
+              </w:rPr>
+              <w:t>Se agregó RF-15 (catálogo público de rutas) y el criterio de última milla en RF-04. RNF-01 recibió un tope de 1 MB gzip para el GeoJSON.</w:t>
+            </w:r>
+          </w:p>
+        </w:tc>
+        <w:tc>
+          <w:tcPr>
+            <w:tcW w:type="dxa" w:w="3969"/>
+          </w:tcPr>
+          <w:p>
+            <w:pPr>
+              <w:spacing w:after="40"/>
+            </w:pPr>
+            <w:r/>
+            <w:r>
+              <w:rPr>
+                <w:sz w:val="19"/>
+              </w:rPr>
+              <w:t>El catálogo completo solo lo veía el administrador, lo que contradice la justificación del proyecto (información pública clara).</w:t>
+            </w:r>
+          </w:p>
+        </w:tc>
+      </w:tr>
+      <w:tr>
+        <w:trPr>
+          <w:cantSplit w:val="true"/>
+        </w:trPr>
+        <w:tc>
+          <w:tcPr>
+            <w:tcW w:type="dxa" w:w="1304"/>
+          </w:tcPr>
+          <w:p>
+            <w:pPr>
+              <w:spacing w:after="40"/>
+            </w:pPr>
+            <w:r/>
+            <w:r>
+              <w:rPr>
+                <w:sz w:val="19"/>
+              </w:rPr>
+              <w:t>21/09/2026</w:t>
+            </w:r>
+          </w:p>
+        </w:tc>
+        <w:tc>
+          <w:tcPr>
+            <w:tcW w:type="dxa" w:w="4649"/>
+          </w:tcPr>
+          <w:p>
+            <w:pPr>
+              <w:spacing w:after="40"/>
+            </w:pPr>
+            <w:r/>
+            <w:r>
+              <w:rPr>
+                <w:sz w:val="19"/>
+              </w:rPr>
+              <w:t>Sprint 2 reestructurado para el comité; SCRUM-13 y SCRUM-19 se partieron (SCRUM-155 y SCRUM-154). Los tres ambientes corren sobre Supabase y el esquema se versiona con Flyway.</w:t>
+            </w:r>
+          </w:p>
+        </w:tc>
+        <w:tc>
+          <w:tcPr>
+            <w:tcW w:type="dxa" w:w="3969"/>
+          </w:tcPr>
+          <w:p>
+            <w:pPr>
+              <w:spacing w:after="40"/>
+            </w:pPr>
+            <w:r/>
+            <w:r>
+              <w:rPr>
+                <w:sz w:val="19"/>
+              </w:rPr>
+              <w:t>El Sprint 1 cerró con velocidad 0 y no existía ninguna funcionalidad implementada en main.</w:t>
+            </w:r>
+          </w:p>
+        </w:tc>
+      </w:tr>
+      <w:tr>
+        <w:trPr>
+          <w:cantSplit w:val="true"/>
+        </w:trPr>
+        <w:tc>
+          <w:tcPr>
+            <w:tcW w:type="dxa" w:w="1304"/>
+          </w:tcPr>
+          <w:p>
+            <w:pPr>
+              <w:spacing w:after="40"/>
+            </w:pPr>
+            <w:r/>
+            <w:r>
+              <w:rPr>
+                <w:sz w:val="19"/>
+              </w:rPr>
+              <w:t>27/09/2026</w:t>
+            </w:r>
+          </w:p>
+        </w:tc>
+        <w:tc>
+          <w:tcPr>
+            <w:tcW w:type="dxa" w:w="4649"/>
+          </w:tcPr>
+          <w:p>
+            <w:pPr>
+              <w:spacing w:after="40"/>
+            </w:pPr>
+            <w:r/>
+            <w:r>
+              <w:rPr>
+                <w:sz w:val="19"/>
+              </w:rPr>
+              <w:t>RNF-05 corregido: cero vulnerabilidades altas o críticas sin suprimir, con las supresiones justificadas y fechadas.</w:t>
+            </w:r>
+          </w:p>
+        </w:tc>
+        <w:tc>
+          <w:tcPr>
+            <w:tcW w:type="dxa" w:w="3969"/>
+          </w:tcPr>
+          <w:p>
+            <w:pPr>
+              <w:spacing w:after="40"/>
+            </w:pPr>
+            <w:r/>
+            <w:r>
+              <w:rPr>
+                <w:sz w:val="19"/>
+              </w:rPr>
+              <w:t>La cifra "0 detectadas" era inalcanzable: hay CVE de Spring sin versión corregida publicada en abierto.</w:t>
+            </w:r>
+          </w:p>
+        </w:tc>
+      </w:tr>
+      <w:tr>
+        <w:trPr>
+          <w:cantSplit w:val="true"/>
+        </w:trPr>
+        <w:tc>
+          <w:tcPr>
+            <w:tcW w:type="dxa" w:w="1304"/>
+          </w:tcPr>
+          <w:p>
+            <w:pPr>
+              <w:spacing w:after="40"/>
+            </w:pPr>
+            <w:r/>
+            <w:r>
+              <w:rPr>
+                <w:sz w:val="19"/>
+              </w:rPr>
+              <w:t>28/09/2026</w:t>
+            </w:r>
+          </w:p>
+        </w:tc>
+        <w:tc>
+          <w:tcPr>
+            <w:tcW w:type="dxa" w:w="4649"/>
+          </w:tcPr>
+          <w:p>
+            <w:pPr>
+              <w:spacing w:after="40"/>
+            </w:pPr>
+            <w:r/>
+            <w:r>
+              <w:rPr>
+                <w:sz w:val="19"/>
+              </w:rPr>
+              <w:t>Este V2: estructura completa del docente; estado real de implementación; arquitectura, modelo de datos y contrato de API tomados del código; RF-03 adelantado al Sprint 2 (implementado en rama, sin merge).</w:t>
+            </w:r>
+          </w:p>
+        </w:tc>
+        <w:tc>
+          <w:tcPr>
+            <w:tcW w:type="dxa" w:w="3969"/>
+          </w:tcPr>
+          <w:p>
+            <w:pPr>
+              <w:spacing w:after="40"/>
+            </w:pPr>
+            <w:r/>
+            <w:r>
+              <w:rPr>
+                <w:sz w:val="19"/>
+              </w:rPr>
+              <w:t>Documentar el sistema tal como está, separando lo implementado de lo planificado.</w:t>
+            </w:r>
+          </w:p>
+        </w:tc>
+      </w:tr>
+    </w:tbl>
+    <w:p>
+      <w:pPr>
+        <w:spacing w:after="80"/>
+      </w:pPr>
+    </w:p>
+    <w:p>
+      <w:r>
+        <w:br w:type="page"/>
+      </w:r>
+    </w:p>
+    <w:p>
+      <w:pPr>
+        <w:pStyle w:val="Heading1"/>
+      </w:pPr>
+      <w:r>
+        <w:t>Anexo B. Arquitectura del sistema</w:t>
       </w:r>
     </w:p>
     <w:p>
@@ -9642,11 +9761,21 @@
       </w:r>
     </w:p>
     <w:p>
+      <w:r>
+        <w:rPr>
+          <w:b w:val="0"/>
+          <w:i/>
+          <w:sz w:val="20"/>
+        </w:rPr>
+        <w:t>El diagrama de componentes editable (draw.io, con la plantilla del curso) está en docs/comite-2/evidencias/diagrama-arquitectura.drawio.html; se abre en un navegador con internet y se edita en app.diagrams.net.</w:t>
+      </w:r>
+    </w:p>
+    <w:p>
       <w:pPr>
         <w:pStyle w:val="Heading1"/>
       </w:pPr>
       <w:r>
-        <w:t>10. Historias de usuario y casos de uso</w:t>
+        <w:t>Anexo C. Historias de usuario, casos de uso y correspondencia con los requerimientos</w:t>
       </w:r>
     </w:p>
     <w:p>
@@ -9654,7 +9783,760 @@
         <w:pStyle w:val="Heading2"/>
       </w:pPr>
       <w:r>
-        <w:t>10.1 Historias de usuario</w:t>
+        <w:t>C.0 Correspondencia entre los requerimientos del documento y el backlog</w:t>
+      </w:r>
+    </w:p>
+    <w:tbl>
+      <w:tblPr>
+        <w:tblStyle w:val="TableGrid"/>
+        <w:tblW w:type="auto" w:w="0"/>
+        <w:jc w:val="center"/>
+        <w:tblLayout w:type="fixed"/>
+        <w:tblLook w:firstColumn="1" w:firstRow="1" w:lastColumn="0" w:lastRow="0" w:noHBand="0" w:noVBand="1" w:val="04A0"/>
+      </w:tblPr>
+      <w:tblGrid>
+        <w:gridCol w:w="3288"/>
+        <w:gridCol w:w="2664"/>
+        <w:gridCol w:w="3969"/>
+      </w:tblGrid>
+      <w:tr>
+        <w:trPr>
+          <w:cantSplit w:val="true"/>
+          <w:tblHeader w:val="true"/>
+        </w:trPr>
+        <w:tc>
+          <w:tcPr>
+            <w:tcW w:type="dxa" w:w="3288"/>
+            <w:shd w:val="clear" w:color="auto" w:fill="D9E2F3"/>
+          </w:tcPr>
+          <w:p>
+            <w:r/>
+            <w:r>
+              <w:rPr>
+                <w:b/>
+                <w:sz w:val="19"/>
+              </w:rPr>
+              <w:t>Requerimiento del documento</w:t>
+            </w:r>
+          </w:p>
+        </w:tc>
+        <w:tc>
+          <w:tcPr>
+            <w:tcW w:type="dxa" w:w="2665"/>
+            <w:shd w:val="clear" w:color="auto" w:fill="D9E2F3"/>
+          </w:tcPr>
+          <w:p>
+            <w:r/>
+            <w:r>
+              <w:rPr>
+                <w:b/>
+                <w:sz w:val="19"/>
+              </w:rPr>
+              <w:t>Historias del backlog (RF)</w:t>
+            </w:r>
+          </w:p>
+        </w:tc>
+        <w:tc>
+          <w:tcPr>
+            <w:tcW w:type="dxa" w:w="3969"/>
+            <w:shd w:val="clear" w:color="auto" w:fill="D9E2F3"/>
+          </w:tcPr>
+          <w:p>
+            <w:r/>
+            <w:r>
+              <w:rPr>
+                <w:b/>
+                <w:sz w:val="19"/>
+              </w:rPr>
+              <w:t>Keys de Jira</w:t>
+            </w:r>
+          </w:p>
+        </w:tc>
+      </w:tr>
+      <w:tr>
+        <w:trPr>
+          <w:cantSplit w:val="true"/>
+        </w:trPr>
+        <w:tc>
+          <w:tcPr>
+            <w:tcW w:type="dxa" w:w="3288"/>
+          </w:tcPr>
+          <w:p>
+            <w:pPr>
+              <w:spacing w:after="40"/>
+            </w:pPr>
+            <w:r/>
+            <w:r>
+              <w:rPr>
+                <w:sz w:val="19"/>
+              </w:rPr>
+              <w:t>RF1 Registro de usuario</w:t>
+            </w:r>
+          </w:p>
+        </w:tc>
+        <w:tc>
+          <w:tcPr>
+            <w:tcW w:type="dxa" w:w="2665"/>
+          </w:tcPr>
+          <w:p>
+            <w:pPr>
+              <w:spacing w:after="40"/>
+            </w:pPr>
+            <w:r/>
+            <w:r>
+              <w:rPr>
+                <w:sz w:val="19"/>
+              </w:rPr>
+              <w:t>RF-01</w:t>
+            </w:r>
+          </w:p>
+        </w:tc>
+        <w:tc>
+          <w:tcPr>
+            <w:tcW w:type="dxa" w:w="3969"/>
+          </w:tcPr>
+          <w:p>
+            <w:pPr>
+              <w:spacing w:after="40"/>
+            </w:pPr>
+            <w:r/>
+            <w:r>
+              <w:rPr>
+                <w:sz w:val="19"/>
+              </w:rPr>
+              <w:t>SCRUM-12</w:t>
+            </w:r>
+          </w:p>
+        </w:tc>
+      </w:tr>
+      <w:tr>
+        <w:trPr>
+          <w:cantSplit w:val="true"/>
+        </w:trPr>
+        <w:tc>
+          <w:tcPr>
+            <w:tcW w:type="dxa" w:w="3288"/>
+          </w:tcPr>
+          <w:p>
+            <w:pPr>
+              <w:spacing w:after="40"/>
+            </w:pPr>
+            <w:r/>
+            <w:r>
+              <w:rPr>
+                <w:sz w:val="19"/>
+              </w:rPr>
+              <w:t>RF2 Inicio de sesión</w:t>
+            </w:r>
+          </w:p>
+        </w:tc>
+        <w:tc>
+          <w:tcPr>
+            <w:tcW w:type="dxa" w:w="2665"/>
+          </w:tcPr>
+          <w:p>
+            <w:pPr>
+              <w:spacing w:after="40"/>
+            </w:pPr>
+            <w:r/>
+            <w:r>
+              <w:rPr>
+                <w:sz w:val="19"/>
+              </w:rPr>
+              <w:t>RF-02</w:t>
+            </w:r>
+          </w:p>
+        </w:tc>
+        <w:tc>
+          <w:tcPr>
+            <w:tcW w:type="dxa" w:w="3969"/>
+          </w:tcPr>
+          <w:p>
+            <w:pPr>
+              <w:spacing w:after="40"/>
+            </w:pPr>
+            <w:r/>
+            <w:r>
+              <w:rPr>
+                <w:sz w:val="19"/>
+              </w:rPr>
+              <w:t>SCRUM-13 (bloqueo por intentos: SCRUM-155)</w:t>
+            </w:r>
+          </w:p>
+        </w:tc>
+      </w:tr>
+      <w:tr>
+        <w:trPr>
+          <w:cantSplit w:val="true"/>
+        </w:trPr>
+        <w:tc>
+          <w:tcPr>
+            <w:tcW w:type="dxa" w:w="3288"/>
+          </w:tcPr>
+          <w:p>
+            <w:pPr>
+              <w:spacing w:after="40"/>
+            </w:pPr>
+            <w:r/>
+            <w:r>
+              <w:rPr>
+                <w:sz w:val="19"/>
+              </w:rPr>
+              <w:t>RF3 Perfil</w:t>
+            </w:r>
+          </w:p>
+        </w:tc>
+        <w:tc>
+          <w:tcPr>
+            <w:tcW w:type="dxa" w:w="2665"/>
+          </w:tcPr>
+          <w:p>
+            <w:pPr>
+              <w:spacing w:after="40"/>
+            </w:pPr>
+            <w:r/>
+            <w:r>
+              <w:rPr>
+                <w:sz w:val="19"/>
+              </w:rPr>
+              <w:t>RF-03</w:t>
+            </w:r>
+          </w:p>
+        </w:tc>
+        <w:tc>
+          <w:tcPr>
+            <w:tcW w:type="dxa" w:w="3969"/>
+          </w:tcPr>
+          <w:p>
+            <w:pPr>
+              <w:spacing w:after="40"/>
+            </w:pPr>
+            <w:r/>
+            <w:r>
+              <w:rPr>
+                <w:sz w:val="19"/>
+              </w:rPr>
+              <w:t>SCRUM-14</w:t>
+            </w:r>
+          </w:p>
+        </w:tc>
+      </w:tr>
+      <w:tr>
+        <w:trPr>
+          <w:cantSplit w:val="true"/>
+        </w:trPr>
+        <w:tc>
+          <w:tcPr>
+            <w:tcW w:type="dxa" w:w="3288"/>
+          </w:tcPr>
+          <w:p>
+            <w:pPr>
+              <w:spacing w:after="40"/>
+            </w:pPr>
+            <w:r/>
+            <w:r>
+              <w:rPr>
+                <w:sz w:val="19"/>
+              </w:rPr>
+              <w:t>RF4 Catálogo público de rutas</w:t>
+            </w:r>
+          </w:p>
+        </w:tc>
+        <w:tc>
+          <w:tcPr>
+            <w:tcW w:type="dxa" w:w="2665"/>
+          </w:tcPr>
+          <w:p>
+            <w:pPr>
+              <w:spacing w:after="40"/>
+            </w:pPr>
+            <w:r/>
+            <w:r>
+              <w:rPr>
+                <w:sz w:val="19"/>
+              </w:rPr>
+              <w:t>RF-15</w:t>
+            </w:r>
+          </w:p>
+        </w:tc>
+        <w:tc>
+          <w:tcPr>
+            <w:tcW w:type="dxa" w:w="3969"/>
+          </w:tcPr>
+          <w:p>
+            <w:pPr>
+              <w:spacing w:after="40"/>
+            </w:pPr>
+            <w:r/>
+            <w:r>
+              <w:rPr>
+                <w:sz w:val="19"/>
+              </w:rPr>
+              <w:t>SCRUM-19 (mapa y congestión: SCRUM-154)</w:t>
+            </w:r>
+          </w:p>
+        </w:tc>
+      </w:tr>
+      <w:tr>
+        <w:trPr>
+          <w:cantSplit w:val="true"/>
+        </w:trPr>
+        <w:tc>
+          <w:tcPr>
+            <w:tcW w:type="dxa" w:w="3288"/>
+          </w:tcPr>
+          <w:p>
+            <w:pPr>
+              <w:spacing w:after="40"/>
+            </w:pPr>
+            <w:r/>
+            <w:r>
+              <w:rPr>
+                <w:sz w:val="19"/>
+              </w:rPr>
+              <w:t>RF5 Buscar la mejor ruta</w:t>
+            </w:r>
+          </w:p>
+        </w:tc>
+        <w:tc>
+          <w:tcPr>
+            <w:tcW w:type="dxa" w:w="2665"/>
+          </w:tcPr>
+          <w:p>
+            <w:pPr>
+              <w:spacing w:after="40"/>
+            </w:pPr>
+            <w:r/>
+            <w:r>
+              <w:rPr>
+                <w:sz w:val="19"/>
+              </w:rPr>
+              <w:t>RF-04, RF-05, RF-06</w:t>
+            </w:r>
+          </w:p>
+        </w:tc>
+        <w:tc>
+          <w:tcPr>
+            <w:tcW w:type="dxa" w:w="3969"/>
+          </w:tcPr>
+          <w:p>
+            <w:pPr>
+              <w:spacing w:after="40"/>
+            </w:pPr>
+            <w:r/>
+            <w:r>
+              <w:rPr>
+                <w:sz w:val="19"/>
+              </w:rPr>
+              <w:t>SCRUM-15, SCRUM-153, SCRUM-16, SCRUM-17</w:t>
+            </w:r>
+          </w:p>
+        </w:tc>
+      </w:tr>
+      <w:tr>
+        <w:trPr>
+          <w:cantSplit w:val="true"/>
+        </w:trPr>
+        <w:tc>
+          <w:tcPr>
+            <w:tcW w:type="dxa" w:w="3288"/>
+          </w:tcPr>
+          <w:p>
+            <w:pPr>
+              <w:spacing w:after="40"/>
+            </w:pPr>
+            <w:r/>
+            <w:r>
+              <w:rPr>
+                <w:sz w:val="19"/>
+              </w:rPr>
+              <w:t>RF6 Aviso de congestión</w:t>
+            </w:r>
+          </w:p>
+        </w:tc>
+        <w:tc>
+          <w:tcPr>
+            <w:tcW w:type="dxa" w:w="2665"/>
+          </w:tcPr>
+          <w:p>
+            <w:pPr>
+              <w:spacing w:after="40"/>
+            </w:pPr>
+            <w:r/>
+            <w:r>
+              <w:rPr>
+                <w:sz w:val="19"/>
+              </w:rPr>
+              <w:t>RF-09</w:t>
+            </w:r>
+          </w:p>
+        </w:tc>
+        <w:tc>
+          <w:tcPr>
+            <w:tcW w:type="dxa" w:w="3969"/>
+          </w:tcPr>
+          <w:p>
+            <w:pPr>
+              <w:spacing w:after="40"/>
+            </w:pPr>
+            <w:r/>
+            <w:r>
+              <w:rPr>
+                <w:sz w:val="19"/>
+              </w:rPr>
+              <w:t>SCRUM-18</w:t>
+            </w:r>
+          </w:p>
+        </w:tc>
+      </w:tr>
+      <w:tr>
+        <w:trPr>
+          <w:cantSplit w:val="true"/>
+        </w:trPr>
+        <w:tc>
+          <w:tcPr>
+            <w:tcW w:type="dxa" w:w="3288"/>
+          </w:tcPr>
+          <w:p>
+            <w:pPr>
+              <w:spacing w:after="40"/>
+            </w:pPr>
+            <w:r/>
+            <w:r>
+              <w:rPr>
+                <w:sz w:val="19"/>
+              </w:rPr>
+              <w:t>RF7 Historial y destino favorito</w:t>
+            </w:r>
+          </w:p>
+        </w:tc>
+        <w:tc>
+          <w:tcPr>
+            <w:tcW w:type="dxa" w:w="2665"/>
+          </w:tcPr>
+          <w:p>
+            <w:pPr>
+              <w:spacing w:after="40"/>
+            </w:pPr>
+            <w:r/>
+            <w:r>
+              <w:rPr>
+                <w:sz w:val="19"/>
+              </w:rPr>
+              <w:t>RF-07, RF-10</w:t>
+            </w:r>
+          </w:p>
+        </w:tc>
+        <w:tc>
+          <w:tcPr>
+            <w:tcW w:type="dxa" w:w="3969"/>
+          </w:tcPr>
+          <w:p>
+            <w:pPr>
+              <w:spacing w:after="40"/>
+            </w:pPr>
+            <w:r/>
+            <w:r>
+              <w:rPr>
+                <w:sz w:val="19"/>
+              </w:rPr>
+              <w:t>SCRUM-20, SCRUM-21</w:t>
+            </w:r>
+          </w:p>
+        </w:tc>
+      </w:tr>
+      <w:tr>
+        <w:trPr>
+          <w:cantSplit w:val="true"/>
+        </w:trPr>
+        <w:tc>
+          <w:tcPr>
+            <w:tcW w:type="dxa" w:w="3288"/>
+          </w:tcPr>
+          <w:p>
+            <w:pPr>
+              <w:spacing w:after="40"/>
+            </w:pPr>
+            <w:r/>
+            <w:r>
+              <w:rPr>
+                <w:sz w:val="19"/>
+              </w:rPr>
+              <w:t>RF8 Comentarios</w:t>
+            </w:r>
+          </w:p>
+        </w:tc>
+        <w:tc>
+          <w:tcPr>
+            <w:tcW w:type="dxa" w:w="2665"/>
+          </w:tcPr>
+          <w:p>
+            <w:pPr>
+              <w:spacing w:after="40"/>
+            </w:pPr>
+            <w:r/>
+            <w:r>
+              <w:rPr>
+                <w:sz w:val="19"/>
+              </w:rPr>
+              <w:t>RF-08</w:t>
+            </w:r>
+          </w:p>
+        </w:tc>
+        <w:tc>
+          <w:tcPr>
+            <w:tcW w:type="dxa" w:w="3969"/>
+          </w:tcPr>
+          <w:p>
+            <w:pPr>
+              <w:spacing w:after="40"/>
+            </w:pPr>
+            <w:r/>
+            <w:r>
+              <w:rPr>
+                <w:sz w:val="19"/>
+              </w:rPr>
+              <w:t>SCRUM-22</w:t>
+            </w:r>
+          </w:p>
+        </w:tc>
+      </w:tr>
+      <w:tr>
+        <w:trPr>
+          <w:cantSplit w:val="true"/>
+        </w:trPr>
+        <w:tc>
+          <w:tcPr>
+            <w:tcW w:type="dxa" w:w="3288"/>
+          </w:tcPr>
+          <w:p>
+            <w:pPr>
+              <w:spacing w:after="40"/>
+            </w:pPr>
+            <w:r/>
+            <w:r>
+              <w:rPr>
+                <w:sz w:val="19"/>
+              </w:rPr>
+              <w:t>RF9 Gestionar rutas</w:t>
+            </w:r>
+          </w:p>
+        </w:tc>
+        <w:tc>
+          <w:tcPr>
+            <w:tcW w:type="dxa" w:w="2665"/>
+          </w:tcPr>
+          <w:p>
+            <w:pPr>
+              <w:spacing w:after="40"/>
+            </w:pPr>
+            <w:r/>
+            <w:r>
+              <w:rPr>
+                <w:sz w:val="19"/>
+              </w:rPr>
+              <w:t>RF-11</w:t>
+            </w:r>
+          </w:p>
+        </w:tc>
+        <w:tc>
+          <w:tcPr>
+            <w:tcW w:type="dxa" w:w="3969"/>
+          </w:tcPr>
+          <w:p>
+            <w:pPr>
+              <w:spacing w:after="40"/>
+            </w:pPr>
+            <w:r/>
+            <w:r>
+              <w:rPr>
+                <w:sz w:val="19"/>
+              </w:rPr>
+              <w:t>SCRUM-24</w:t>
+            </w:r>
+          </w:p>
+        </w:tc>
+      </w:tr>
+      <w:tr>
+        <w:trPr>
+          <w:cantSplit w:val="true"/>
+        </w:trPr>
+        <w:tc>
+          <w:tcPr>
+            <w:tcW w:type="dxa" w:w="3288"/>
+          </w:tcPr>
+          <w:p>
+            <w:pPr>
+              <w:spacing w:after="40"/>
+            </w:pPr>
+            <w:r/>
+            <w:r>
+              <w:rPr>
+                <w:sz w:val="19"/>
+              </w:rPr>
+              <w:t>RF10 Suspender rutas</w:t>
+            </w:r>
+          </w:p>
+        </w:tc>
+        <w:tc>
+          <w:tcPr>
+            <w:tcW w:type="dxa" w:w="2665"/>
+          </w:tcPr>
+          <w:p>
+            <w:pPr>
+              <w:spacing w:after="40"/>
+            </w:pPr>
+            <w:r/>
+            <w:r>
+              <w:rPr>
+                <w:sz w:val="19"/>
+              </w:rPr>
+              <w:t>RF-12</w:t>
+            </w:r>
+          </w:p>
+        </w:tc>
+        <w:tc>
+          <w:tcPr>
+            <w:tcW w:type="dxa" w:w="3969"/>
+          </w:tcPr>
+          <w:p>
+            <w:pPr>
+              <w:spacing w:after="40"/>
+            </w:pPr>
+            <w:r/>
+            <w:r>
+              <w:rPr>
+                <w:sz w:val="19"/>
+              </w:rPr>
+              <w:t>SCRUM-25</w:t>
+            </w:r>
+          </w:p>
+        </w:tc>
+      </w:tr>
+      <w:tr>
+        <w:trPr>
+          <w:cantSplit w:val="true"/>
+        </w:trPr>
+        <w:tc>
+          <w:tcPr>
+            <w:tcW w:type="dxa" w:w="3288"/>
+          </w:tcPr>
+          <w:p>
+            <w:pPr>
+              <w:spacing w:after="40"/>
+            </w:pPr>
+            <w:r/>
+            <w:r>
+              <w:rPr>
+                <w:sz w:val="19"/>
+              </w:rPr>
+              <w:t>RF11 Responder comentarios</w:t>
+            </w:r>
+          </w:p>
+        </w:tc>
+        <w:tc>
+          <w:tcPr>
+            <w:tcW w:type="dxa" w:w="2665"/>
+          </w:tcPr>
+          <w:p>
+            <w:pPr>
+              <w:spacing w:after="40"/>
+            </w:pPr>
+            <w:r/>
+            <w:r>
+              <w:rPr>
+                <w:sz w:val="19"/>
+              </w:rPr>
+              <w:t>RF-14</w:t>
+            </w:r>
+          </w:p>
+        </w:tc>
+        <w:tc>
+          <w:tcPr>
+            <w:tcW w:type="dxa" w:w="3969"/>
+          </w:tcPr>
+          <w:p>
+            <w:pPr>
+              <w:spacing w:after="40"/>
+            </w:pPr>
+            <w:r/>
+            <w:r>
+              <w:rPr>
+                <w:sz w:val="19"/>
+              </w:rPr>
+              <w:t>SCRUM-23</w:t>
+            </w:r>
+          </w:p>
+        </w:tc>
+      </w:tr>
+      <w:tr>
+        <w:trPr>
+          <w:cantSplit w:val="true"/>
+        </w:trPr>
+        <w:tc>
+          <w:tcPr>
+            <w:tcW w:type="dxa" w:w="3288"/>
+          </w:tcPr>
+          <w:p>
+            <w:pPr>
+              <w:spacing w:after="40"/>
+            </w:pPr>
+            <w:r/>
+            <w:r>
+              <w:rPr>
+                <w:sz w:val="19"/>
+              </w:rPr>
+              <w:t>RF12 Métricas de uso</w:t>
+            </w:r>
+          </w:p>
+        </w:tc>
+        <w:tc>
+          <w:tcPr>
+            <w:tcW w:type="dxa" w:w="2665"/>
+          </w:tcPr>
+          <w:p>
+            <w:pPr>
+              <w:spacing w:after="40"/>
+            </w:pPr>
+            <w:r/>
+            <w:r>
+              <w:rPr>
+                <w:sz w:val="19"/>
+              </w:rPr>
+              <w:t>RF-13</w:t>
+            </w:r>
+          </w:p>
+        </w:tc>
+        <w:tc>
+          <w:tcPr>
+            <w:tcW w:type="dxa" w:w="3969"/>
+          </w:tcPr>
+          <w:p>
+            <w:pPr>
+              <w:spacing w:after="40"/>
+            </w:pPr>
+            <w:r/>
+            <w:r>
+              <w:rPr>
+                <w:sz w:val="19"/>
+              </w:rPr>
+              <w:t>SCRUM-26</w:t>
+            </w:r>
+          </w:p>
+        </w:tc>
+      </w:tr>
+    </w:tbl>
+    <w:p>
+      <w:pPr>
+        <w:spacing w:after="80"/>
+      </w:pPr>
+    </w:p>
+    <w:p>
+      <w:pPr>
+        <w:pStyle w:val="Heading2"/>
+      </w:pPr>
+      <w:r>
+        <w:t>C.1 Historias de usuario</w:t>
       </w:r>
     </w:p>
     <w:p>
@@ -10938,7 +11820,7 @@
         <w:pStyle w:val="Heading2"/>
       </w:pPr>
       <w:r>
-        <w:t>10.2 Casos de uso</w:t>
+        <w:t>C.2 Casos de uso</w:t>
       </w:r>
     </w:p>
     <w:tbl>
@@ -11252,7 +12134,7 @@
         <w:pStyle w:val="Heading1"/>
       </w:pPr>
       <w:r>
-        <w:t>11. Contrato de la API</w:t>
+        <w:t>Anexo D. Contrato de la API</w:t>
       </w:r>
     </w:p>
     <w:p>
@@ -11952,7 +12834,7 @@
         <w:pStyle w:val="Heading1"/>
       </w:pPr>
       <w:r>
-        <w:t>12. Métricas de calidad</w:t>
+        <w:t>Anexo E. Métricas de calidad</w:t>
       </w:r>
     </w:p>
     <w:p>
@@ -12434,7 +13316,7 @@
         <w:pStyle w:val="Heading1"/>
       </w:pPr>
       <w:r>
-        <w:t>13. Estado de avance, problemas y próximos pasos</w:t>
+        <w:t>Anexo F. Estado de avance, problemas y próximos pasos</w:t>
       </w:r>
     </w:p>
     <w:p>
@@ -12442,7 +13324,7 @@
         <w:pStyle w:val="Heading2"/>
       </w:pPr>
       <w:r>
-        <w:t>13.1 Avance por sprint</w:t>
+        <w:t>F.1 Avance por sprint</w:t>
       </w:r>
     </w:p>
     <w:tbl>
@@ -12691,7 +13573,7 @@
         <w:pStyle w:val="Heading2"/>
       </w:pPr>
       <w:r>
-        <w:t>13.2 Problemas encontrados</w:t>
+        <w:t>F.2 Problemas encontrados</w:t>
       </w:r>
     </w:p>
     <w:p>
@@ -12739,7 +13621,7 @@
         <w:pStyle w:val="Heading2"/>
       </w:pPr>
       <w:r>
-        <w:t>13.3 Próximos pasos</w:t>
+        <w:t>F.3 Próximos pasos</w:t>
       </w:r>
     </w:p>
     <w:p>
@@ -12780,41 +13662,6 @@
       </w:pPr>
       <w:r>
         <w:t>Preguntar al docente la fecha del próximo comité: no se deduce.</w:t>
-      </w:r>
-    </w:p>
-    <w:p>
-      <w:pPr>
-        <w:pStyle w:val="Heading1"/>
-      </w:pPr>
-      <w:r>
-        <w:t>14. Conclusiones del proyecto</w:t>
-      </w:r>
-    </w:p>
-    <w:p>
-      <w:r>
-        <w:rPr>
-          <w:b w:val="0"/>
-          <w:i w:val="0"/>
-        </w:rPr>
-        <w:t>Qué aprendimos. La calidad se diseña: escribir cada métrica con su instrumento nos obligó a reconocer que varias de las primeras eran inmedibles o falsas, y bajar la vara con razones fue mejor que sostener un número que no podíamos verificar. También aprendimos que un incremento no existe hasta que está mergeado: en el Sprint 1 había trabajo hecho que ante el comité valía cero.</w:t>
-      </w:r>
-    </w:p>
-    <w:p>
-      <w:r>
-        <w:rPr>
-          <w:b w:val="0"/>
-          <w:i w:val="0"/>
-        </w:rPr>
-        <w:t>Qué desafíos encontramos. La primera vez con Spring Boot, Angular y mapas, el tamaño del alcance frente a dos personas con otras materias, y decisiones de infraestructura (Render, Supabase, versiones) que condicionan qué se puede prometer. La velocidad de 17 puntos del Sprint 2 no es una capacidad demostrada, es el resultado de un sprint concentrado sobre trabajo ya adelantado.</w:t>
-      </w:r>
-    </w:p>
-    <w:p>
-      <w:r>
-        <w:rPr>
-          <w:b w:val="0"/>
-          <w:i w:val="0"/>
-        </w:rPr>
-        <w:t>Cómo aplicamos ingeniería de software. Arquitectura hexagonal verificada automáticamente, principios SOLID con evidencia en el código, un enfoque iterativo–incremental con Scrum y trazabilidad completa entre requisito, historia, rama, commit y pull request. Lo que sigue pendiente —despliegue, búsqueda con mapas, mediciones de rendimiento y usabilidad— está declarado, no oculto.</w:t>
       </w:r>
     </w:p>
     <w:p>
